--- a/SkillSprint_AI_Project_Report_Final .docx
+++ b/SkillSprint_AI_Project_Report_Final .docx
@@ -13,7 +13,6 @@
         <w:spacing w:after="160"/>
         <w:jc w:val="center"/>
       </w:pPr>
-      <w:proofErr w:type="spellStart"/>
       <w:r>
         <w:rPr>
           <w:b/>
@@ -22,18 +21,7 @@
           <w:sz w:val="72"/>
           <w:szCs w:val="72"/>
         </w:rPr>
-        <w:t>SkillSprint</w:t>
-      </w:r>
-      <w:proofErr w:type="spellEnd"/>
-      <w:r>
-        <w:rPr>
-          <w:b/>
-          <w:bCs/>
-          <w:color w:val="1F3864"/>
-          <w:sz w:val="72"/>
-          <w:szCs w:val="72"/>
-        </w:rPr>
-        <w:t xml:space="preserve"> AI</w:t>
+        <w:t>SkillSprint AI</w:t>
       </w:r>
     </w:p>
     <w:p>
@@ -69,62 +57,21 @@
           <w:sz w:val="26"/>
           <w:szCs w:val="26"/>
         </w:rPr>
-        <w:t xml:space="preserve">Client Company: </w:t>
-      </w:r>
-      <w:proofErr w:type="spellStart"/>
+        <w:t>Client Company: NovaCart - E-Commerce &amp; Logistics Marketplace</w:t>
+      </w:r>
+    </w:p>
+    <w:p>
+      <w:pPr>
+        <w:spacing w:after="120"/>
+        <w:jc w:val="center"/>
+      </w:pPr>
       <w:r>
         <w:rPr>
           <w:sz w:val="26"/>
           <w:szCs w:val="26"/>
         </w:rPr>
-        <w:t>NovaCart</w:t>
-      </w:r>
-      <w:proofErr w:type="spellEnd"/>
-      <w:r>
-        <w:rPr>
-          <w:sz w:val="26"/>
-          <w:szCs w:val="26"/>
-        </w:rPr>
-        <w:t xml:space="preserve"> - E-Commerce &amp; Logistics Marketplace</w:t>
-      </w:r>
-    </w:p>
-    <w:p>
-      <w:pPr>
-        <w:spacing w:after="120"/>
-        <w:jc w:val="center"/>
-      </w:pPr>
-      <w:r>
-        <w:rPr>
-          <w:sz w:val="26"/>
-          <w:szCs w:val="26"/>
-        </w:rPr>
-        <w:t xml:space="preserve">Aptech </w:t>
-      </w:r>
-      <w:proofErr w:type="spellStart"/>
-      <w:r>
-        <w:rPr>
-          <w:sz w:val="26"/>
-          <w:szCs w:val="26"/>
-        </w:rPr>
-        <w:t>TechWiz</w:t>
-      </w:r>
-      <w:proofErr w:type="spellEnd"/>
-      <w:r>
-        <w:rPr>
-          <w:sz w:val="26"/>
-          <w:szCs w:val="26"/>
-        </w:rPr>
-        <w:t xml:space="preserve"> 7 - Generative AI </w:t>
-      </w:r>
-      <w:proofErr w:type="spellStart"/>
-      <w:r>
-        <w:rPr>
-          <w:sz w:val="26"/>
-          <w:szCs w:val="26"/>
-        </w:rPr>
-        <w:t>PowerPlay</w:t>
-      </w:r>
-      <w:proofErr w:type="spellEnd"/>
+        <w:t>Aptech TechWiz 7 - Generative AI PowerPlay</w:t>
+      </w:r>
     </w:p>
     <w:p>
       <w:pPr>
@@ -1109,7 +1056,7 @@
     </w:p>
     <w:p>
       <w:pPr>
-        <w:pStyle w:val="Heading1"/>
+        <w:pStyle w:val="1"/>
       </w:pPr>
       <w:r>
         <w:lastRenderedPageBreak/>
@@ -1118,7 +1065,7 @@
     </w:p>
     <w:p>
       <w:pPr>
-        <w:pStyle w:val="Heading2"/>
+        <w:pStyle w:val="2"/>
       </w:pPr>
       <w:r>
         <w:rPr>
@@ -1133,17 +1080,8 @@
         <w:spacing w:after="100" w:line="264" w:lineRule="auto"/>
       </w:pPr>
       <w:r>
-        <w:t xml:space="preserve">Enterprise employee onboarding in complex operational domains suffers from critical fragmentation, cognitive overload, and policy drift. In </w:t>
-      </w:r>
-      <w:proofErr w:type="spellStart"/>
-      <w:r>
-        <w:t>organisations</w:t>
-      </w:r>
-      <w:proofErr w:type="spellEnd"/>
-      <w:r>
-        <w:t xml:space="preserve"> like </w:t>
-      </w:r>
-      <w:proofErr w:type="spellStart"/>
+        <w:t xml:space="preserve">Enterprise employee onboarding in complex operational domains suffers from critical fragmentation, cognitive overload, and policy drift. In organisations like </w:t>
+      </w:r>
       <w:r>
         <w:rPr>
           <w:b/>
@@ -1151,7 +1089,6 @@
         </w:rPr>
         <w:t>NovaCart</w:t>
       </w:r>
-      <w:proofErr w:type="spellEnd"/>
       <w:r>
         <w:t xml:space="preserve"> - a multi-departmental e-commerce and logistics firm operating warehouse fulfillment, real-time payment processing, and high-concurrency cloud engineering - new hires face tens of disconnected compliance handbooks, SOPs, and departmental memos.</w:t>
       </w:r>
@@ -1166,7 +1103,7 @@
     </w:p>
     <w:p>
       <w:pPr>
-        <w:pStyle w:val="ListParagraph"/>
+        <w:pStyle w:val="a4"/>
         <w:numPr>
           <w:ilvl w:val="0"/>
           <w:numId w:val="1"/>
@@ -1186,7 +1123,7 @@
     </w:p>
     <w:p>
       <w:pPr>
-        <w:pStyle w:val="ListParagraph"/>
+        <w:pStyle w:val="a4"/>
         <w:numPr>
           <w:ilvl w:val="0"/>
           <w:numId w:val="1"/>
@@ -1206,7 +1143,7 @@
     </w:p>
     <w:p>
       <w:pPr>
-        <w:pStyle w:val="ListParagraph"/>
+        <w:pStyle w:val="a4"/>
         <w:numPr>
           <w:ilvl w:val="0"/>
           <w:numId w:val="1"/>
@@ -1226,7 +1163,7 @@
     </w:p>
     <w:p>
       <w:pPr>
-        <w:pStyle w:val="Heading2"/>
+        <w:pStyle w:val="2"/>
       </w:pPr>
       <w:r>
         <w:rPr>
@@ -1249,20 +1186,12 @@
         <w:spacing w:after="100" w:line="264" w:lineRule="auto"/>
       </w:pPr>
       <w:r>
-        <w:t xml:space="preserve">Recent advances in Large Language Models (LLMs) enable contextual text generation and instructional design, but commercial </w:t>
-      </w:r>
-      <w:proofErr w:type="spellStart"/>
-      <w:r>
-        <w:t>GenAI</w:t>
-      </w:r>
-      <w:proofErr w:type="spellEnd"/>
-      <w:r>
-        <w:t xml:space="preserve"> models present severe risks when deployed naively:</w:t>
-      </w:r>
-    </w:p>
-    <w:p>
-      <w:pPr>
-        <w:pStyle w:val="ListParagraph"/>
+        <w:t>Recent advances in Large Language Models (LLMs) enable contextual text generation and instructional design, but commercial GenAI models present severe risks when deployed naively:</w:t>
+      </w:r>
+    </w:p>
+    <w:p>
+      <w:pPr>
+        <w:pStyle w:val="a4"/>
         <w:numPr>
           <w:ilvl w:val="0"/>
           <w:numId w:val="2"/>
@@ -1282,7 +1211,7 @@
     </w:p>
     <w:p>
       <w:pPr>
-        <w:pStyle w:val="ListParagraph"/>
+        <w:pStyle w:val="a4"/>
         <w:numPr>
           <w:ilvl w:val="0"/>
           <w:numId w:val="2"/>
@@ -1302,7 +1231,7 @@
     </w:p>
     <w:p>
       <w:pPr>
-        <w:pStyle w:val="ListParagraph"/>
+        <w:pStyle w:val="a4"/>
         <w:numPr>
           <w:ilvl w:val="0"/>
           <w:numId w:val="2"/>
@@ -1324,18 +1253,13 @@
       <w:pPr>
         <w:spacing w:after="100" w:line="264" w:lineRule="auto"/>
       </w:pPr>
-      <w:proofErr w:type="spellStart"/>
-      <w:r>
-        <w:t>SkillSprint</w:t>
-      </w:r>
-      <w:proofErr w:type="spellEnd"/>
-      <w:r>
-        <w:t xml:space="preserve"> AI was built to close this trust gap by keeping generation separate from validation.</w:t>
-      </w:r>
-    </w:p>
-    <w:p>
-      <w:pPr>
-        <w:pStyle w:val="Heading2"/>
+      <w:r>
+        <w:t>SkillSprint AI was built to close this trust gap by keeping generation separate from validation.</w:t>
+      </w:r>
+    </w:p>
+    <w:p>
+      <w:pPr>
+        <w:pStyle w:val="2"/>
       </w:pPr>
       <w:r>
         <w:rPr>
@@ -1349,13 +1273,8 @@
       <w:pPr>
         <w:spacing w:after="100" w:line="264" w:lineRule="auto"/>
       </w:pPr>
-      <w:proofErr w:type="spellStart"/>
-      <w:r>
-        <w:t>SkillSprint</w:t>
-      </w:r>
-      <w:proofErr w:type="spellEnd"/>
-      <w:r>
-        <w:t xml:space="preserve"> AI introduces a </w:t>
+      <w:r>
+        <w:t xml:space="preserve">SkillSprint AI introduces a </w:t>
       </w:r>
       <w:r>
         <w:rPr>
@@ -1370,7 +1289,7 @@
     </w:p>
     <w:p>
       <w:pPr>
-        <w:pStyle w:val="ListParagraph"/>
+        <w:pStyle w:val="a4"/>
         <w:numPr>
           <w:ilvl w:val="0"/>
           <w:numId w:val="3"/>
@@ -1382,47 +1301,15 @@
           <w:b/>
           <w:bCs/>
         </w:rPr>
-        <w:t>Pipeline 1 (</w:t>
-      </w:r>
-      <w:proofErr w:type="spellStart"/>
-      <w:r>
-        <w:rPr>
-          <w:b/>
-          <w:bCs/>
-        </w:rPr>
-        <w:t>GenAI</w:t>
-      </w:r>
-      <w:proofErr w:type="spellEnd"/>
-      <w:r>
-        <w:rPr>
-          <w:b/>
-          <w:bCs/>
-        </w:rPr>
-        <w:t xml:space="preserve"> Synthesis &amp; Enrichment)</w:t>
-      </w:r>
-      <w:r>
-        <w:t xml:space="preserve">: Ingests approved company knowledge, parses layout structure, maps against an authoritative Role Requirement Matrix, and queries an LLM through Command Code (default model </w:t>
-      </w:r>
-      <w:proofErr w:type="spellStart"/>
-      <w:r>
-        <w:t>deepseek</w:t>
-      </w:r>
-      <w:proofErr w:type="spellEnd"/>
-      <w:r>
-        <w:t xml:space="preserve">/deepseek-v4-flash-fast) via versioned prompt templates to generate staged learning plans, contextual tasks, scenario challenges, and quizzes constrained strictly to typed </w:t>
-      </w:r>
-      <w:proofErr w:type="spellStart"/>
-      <w:r>
-        <w:t>Pydantic</w:t>
-      </w:r>
-      <w:proofErr w:type="spellEnd"/>
-      <w:r>
-        <w:t xml:space="preserve"> JSON contracts.</w:t>
-      </w:r>
-    </w:p>
-    <w:p>
-      <w:pPr>
-        <w:pStyle w:val="ListParagraph"/>
+        <w:t>Pipeline 1 (GenAI Synthesis &amp; Enrichment)</w:t>
+      </w:r>
+      <w:r>
+        <w:t>: Ingests approved company knowledge, parses layout structure, maps against an authoritative Role Requirement Matrix, and queries an LLM through Command Code (default model deepseek/deepseek-v4-flash-fast) via versioned prompt templates to generate staged learning plans, contextual tasks, scenario challenges, and quizzes constrained strictly to typed Pydantic JSON contracts.</w:t>
+      </w:r>
+    </w:p>
+    <w:p>
+      <w:pPr>
+        <w:pStyle w:val="a4"/>
         <w:numPr>
           <w:ilvl w:val="0"/>
           <w:numId w:val="3"/>
@@ -1437,20 +1324,12 @@
         <w:t>Pipeline 2 (Deterministic Pure-Python Validation Engine)</w:t>
       </w:r>
       <w:r>
-        <w:t xml:space="preserve">: An independent, pure-Python engine executing 9 deterministic validators. Pipeline 2 imports zero </w:t>
-      </w:r>
-      <w:proofErr w:type="spellStart"/>
-      <w:r>
-        <w:t>GenAI</w:t>
-      </w:r>
-      <w:proofErr w:type="spellEnd"/>
-      <w:r>
-        <w:t xml:space="preserve"> dependencies. It audits the generated plan for:</w:t>
-      </w:r>
-    </w:p>
-    <w:p>
-      <w:pPr>
-        <w:pStyle w:val="ListParagraph"/>
+        <w:t>: An independent, pure-Python engine executing 9 deterministic validators. Pipeline 2 imports zero GenAI dependencies. It audits the generated plan for:</w:t>
+      </w:r>
+    </w:p>
+    <w:p>
+      <w:pPr>
+        <w:pStyle w:val="a4"/>
         <w:numPr>
           <w:ilvl w:val="1"/>
           <w:numId w:val="4"/>
@@ -1463,7 +1342,7 @@
     </w:p>
     <w:p>
       <w:pPr>
-        <w:pStyle w:val="ListParagraph"/>
+        <w:pStyle w:val="a4"/>
         <w:numPr>
           <w:ilvl w:val="1"/>
           <w:numId w:val="4"/>
@@ -1476,7 +1355,7 @@
     </w:p>
     <w:p>
       <w:pPr>
-        <w:pStyle w:val="ListParagraph"/>
+        <w:pStyle w:val="a4"/>
         <w:numPr>
           <w:ilvl w:val="1"/>
           <w:numId w:val="4"/>
@@ -1489,7 +1368,7 @@
     </w:p>
     <w:p>
       <w:pPr>
-        <w:pStyle w:val="ListParagraph"/>
+        <w:pStyle w:val="a4"/>
         <w:numPr>
           <w:ilvl w:val="1"/>
           <w:numId w:val="4"/>
@@ -1502,7 +1381,7 @@
     </w:p>
     <w:p>
       <w:pPr>
-        <w:pStyle w:val="ListParagraph"/>
+        <w:pStyle w:val="a4"/>
         <w:numPr>
           <w:ilvl w:val="1"/>
           <w:numId w:val="4"/>
@@ -1546,7 +1425,7 @@
     </w:p>
     <w:p>
       <w:pPr>
-        <w:pStyle w:val="Heading2"/>
+        <w:pStyle w:val="2"/>
       </w:pPr>
       <w:r>
         <w:rPr>
@@ -1564,23 +1443,7 @@
         </w:rPr>
       </w:pPr>
       <w:r>
-        <w:t xml:space="preserve">The purpose of </w:t>
-      </w:r>
-      <w:proofErr w:type="spellStart"/>
-      <w:r>
-        <w:t>SkillSprint</w:t>
-      </w:r>
-      <w:proofErr w:type="spellEnd"/>
-      <w:r>
-        <w:t xml:space="preserve"> AI is to provide </w:t>
-      </w:r>
-      <w:proofErr w:type="spellStart"/>
-      <w:r>
-        <w:t>NovaCart</w:t>
-      </w:r>
-      <w:proofErr w:type="spellEnd"/>
-      <w:r>
-        <w:t xml:space="preserve"> with a verifiably grounded, audit-ready onboarding platform that guarantees regulatory compliance, accelerates time-to-productivity for new hires across 10 operational roles, and provides training managers and reviewers with total visibility and override authority over AI-generated learning materials.</w:t>
+        <w:t>The purpose of SkillSprint AI is to provide NovaCart with a verifiably grounded, audit-ready onboarding platform that guarantees regulatory compliance, accelerates time-to-productivity for new hires across 10 operational roles, and provides training managers and reviewers with total visibility and override authority over AI-generated learning materials.</w:t>
       </w:r>
     </w:p>
     <w:p>
@@ -1598,7 +1461,7 @@
     </w:p>
     <w:p>
       <w:pPr>
-        <w:pStyle w:val="Heading1"/>
+        <w:pStyle w:val="1"/>
       </w:pPr>
       <w:r>
         <w:t>Chapter 2: Requirements &amp; System Scope</w:t>
@@ -1606,7 +1469,7 @@
     </w:p>
     <w:p>
       <w:pPr>
-        <w:pStyle w:val="Heading2"/>
+        <w:pStyle w:val="2"/>
       </w:pPr>
       <w:r>
         <w:rPr>
@@ -1618,7 +1481,7 @@
     </w:p>
     <w:p>
       <w:pPr>
-        <w:pStyle w:val="Heading3"/>
+        <w:pStyle w:val="3"/>
       </w:pPr>
       <w:r>
         <w:rPr>
@@ -1630,7 +1493,7 @@
     </w:p>
     <w:p>
       <w:pPr>
-        <w:pStyle w:val="ListParagraph"/>
+        <w:pStyle w:val="a4"/>
         <w:numPr>
           <w:ilvl w:val="0"/>
           <w:numId w:val="5"/>
@@ -1643,7 +1506,7 @@
     </w:p>
     <w:p>
       <w:pPr>
-        <w:pStyle w:val="ListParagraph"/>
+        <w:pStyle w:val="a4"/>
         <w:numPr>
           <w:ilvl w:val="0"/>
           <w:numId w:val="5"/>
@@ -1656,7 +1519,7 @@
     </w:p>
     <w:p>
       <w:pPr>
-        <w:pStyle w:val="ListParagraph"/>
+        <w:pStyle w:val="a4"/>
         <w:numPr>
           <w:ilvl w:val="0"/>
           <w:numId w:val="5"/>
@@ -1714,25 +1577,14 @@
       <w:r>
         <w:t xml:space="preserve">, </w:t>
       </w:r>
-      <w:proofErr w:type="gramStart"/>
-      <w:r>
-        <w:rPr>
-          <w:rFonts w:ascii="Consolas" w:eastAsia="Consolas" w:hAnsi="Consolas" w:cs="Consolas"/>
-          <w:sz w:val="19"/>
-          <w:szCs w:val="19"/>
-          <w:shd w:val="clear" w:color="auto" w:fill="EEF1F5"/>
-        </w:rPr>
-        <w:t>First</w:t>
-      </w:r>
-      <w:proofErr w:type="gramEnd"/>
-      <w:r>
-        <w:rPr>
-          <w:rFonts w:ascii="Consolas" w:eastAsia="Consolas" w:hAnsi="Consolas" w:cs="Consolas"/>
-          <w:sz w:val="19"/>
-          <w:szCs w:val="19"/>
-          <w:shd w:val="clear" w:color="auto" w:fill="EEF1F5"/>
-        </w:rPr>
-        <w:t xml:space="preserve"> 60 Days</w:t>
+      <w:r>
+        <w:rPr>
+          <w:rFonts w:ascii="Consolas" w:eastAsia="Consolas" w:hAnsi="Consolas" w:cs="Consolas"/>
+          <w:sz w:val="19"/>
+          <w:szCs w:val="19"/>
+          <w:shd w:val="clear" w:color="auto" w:fill="EEF1F5"/>
+        </w:rPr>
+        <w:t>First 60 Days</w:t>
       </w:r>
       <w:r>
         <w:t xml:space="preserve">, </w:t>
@@ -1752,7 +1604,7 @@
     </w:p>
     <w:p>
       <w:pPr>
-        <w:pStyle w:val="ListParagraph"/>
+        <w:pStyle w:val="a4"/>
         <w:numPr>
           <w:ilvl w:val="0"/>
           <w:numId w:val="5"/>
@@ -1765,7 +1617,7 @@
     </w:p>
     <w:p>
       <w:pPr>
-        <w:pStyle w:val="ListParagraph"/>
+        <w:pStyle w:val="a4"/>
         <w:numPr>
           <w:ilvl w:val="0"/>
           <w:numId w:val="5"/>
@@ -1773,20 +1625,12 @@
         <w:spacing w:after="50" w:line="259" w:lineRule="auto"/>
       </w:pPr>
       <w:r>
-        <w:t xml:space="preserve">Requirement-level comparison engine auditing ≥100 requirements between Python expectations and </w:t>
-      </w:r>
-      <w:proofErr w:type="spellStart"/>
-      <w:r>
-        <w:t>GenAI</w:t>
-      </w:r>
-      <w:proofErr w:type="spellEnd"/>
-      <w:r>
-        <w:t xml:space="preserve"> results.</w:t>
-      </w:r>
-    </w:p>
-    <w:p>
-      <w:pPr>
-        <w:pStyle w:val="ListParagraph"/>
+        <w:t>Requirement-level comparison engine auditing ≥100 requirements between Python expectations and GenAI results.</w:t>
+      </w:r>
+    </w:p>
+    <w:p>
+      <w:pPr>
+        <w:pStyle w:val="a4"/>
         <w:numPr>
           <w:ilvl w:val="0"/>
           <w:numId w:val="5"/>
@@ -1799,7 +1643,7 @@
     </w:p>
     <w:p>
       <w:pPr>
-        <w:pStyle w:val="ListParagraph"/>
+        <w:pStyle w:val="a4"/>
         <w:numPr>
           <w:ilvl w:val="0"/>
           <w:numId w:val="5"/>
@@ -1812,7 +1656,7 @@
     </w:p>
     <w:p>
       <w:pPr>
-        <w:pStyle w:val="ListParagraph"/>
+        <w:pStyle w:val="a4"/>
         <w:numPr>
           <w:ilvl w:val="0"/>
           <w:numId w:val="5"/>
@@ -1825,7 +1669,7 @@
     </w:p>
     <w:p>
       <w:pPr>
-        <w:pStyle w:val="ListParagraph"/>
+        <w:pStyle w:val="a4"/>
         <w:numPr>
           <w:ilvl w:val="0"/>
           <w:numId w:val="5"/>
@@ -1850,7 +1694,7 @@
     </w:p>
     <w:p>
       <w:pPr>
-        <w:pStyle w:val="Heading3"/>
+        <w:pStyle w:val="3"/>
       </w:pPr>
       <w:r>
         <w:rPr>
@@ -1880,7 +1724,7 @@
     </w:p>
     <w:p>
       <w:pPr>
-        <w:pStyle w:val="ListParagraph"/>
+        <w:pStyle w:val="a4"/>
         <w:numPr>
           <w:ilvl w:val="0"/>
           <w:numId w:val="6"/>
@@ -1893,7 +1737,7 @@
     </w:p>
     <w:p>
       <w:pPr>
-        <w:pStyle w:val="ListParagraph"/>
+        <w:pStyle w:val="a4"/>
         <w:numPr>
           <w:ilvl w:val="0"/>
           <w:numId w:val="6"/>
@@ -1906,7 +1750,7 @@
     </w:p>
     <w:p>
       <w:pPr>
-        <w:pStyle w:val="ListParagraph"/>
+        <w:pStyle w:val="a4"/>
         <w:numPr>
           <w:ilvl w:val="0"/>
           <w:numId w:val="6"/>
@@ -1919,7 +1763,7 @@
     </w:p>
     <w:p>
       <w:pPr>
-        <w:pStyle w:val="ListParagraph"/>
+        <w:pStyle w:val="a4"/>
         <w:numPr>
           <w:ilvl w:val="0"/>
           <w:numId w:val="6"/>
@@ -1932,7 +1776,7 @@
     </w:p>
     <w:p>
       <w:pPr>
-        <w:pStyle w:val="Heading2"/>
+        <w:pStyle w:val="2"/>
       </w:pPr>
       <w:r>
         <w:rPr>
@@ -1944,7 +1788,7 @@
     </w:p>
     <w:p>
       <w:pPr>
-        <w:pStyle w:val="ListParagraph"/>
+        <w:pStyle w:val="a4"/>
         <w:numPr>
           <w:ilvl w:val="0"/>
           <w:numId w:val="7"/>
@@ -1959,20 +1803,12 @@
         <w:t>Pipeline 2 Independence Constraint</w:t>
       </w:r>
       <w:r>
-        <w:t xml:space="preserve">: The validation package must not import or invoke any </w:t>
-      </w:r>
-      <w:proofErr w:type="spellStart"/>
-      <w:r>
-        <w:t>GenAI</w:t>
-      </w:r>
-      <w:proofErr w:type="spellEnd"/>
-      <w:r>
-        <w:t xml:space="preserve"> API or LLM SDK. Validation must remain 100% deterministic and reproducible in standard Python.</w:t>
-      </w:r>
-    </w:p>
-    <w:p>
-      <w:pPr>
-        <w:pStyle w:val="ListParagraph"/>
+        <w:t>: The validation package must not import or invoke any GenAI API or LLM SDK. Validation must remain 100% deterministic and reproducible in standard Python.</w:t>
+      </w:r>
+    </w:p>
+    <w:p>
+      <w:pPr>
+        <w:pStyle w:val="a4"/>
         <w:numPr>
           <w:ilvl w:val="0"/>
           <w:numId w:val="7"/>
@@ -1992,7 +1828,7 @@
     </w:p>
     <w:p>
       <w:pPr>
-        <w:pStyle w:val="ListParagraph"/>
+        <w:pStyle w:val="a4"/>
         <w:numPr>
           <w:ilvl w:val="0"/>
           <w:numId w:val="7"/>
@@ -2007,28 +1843,12 @@
         <w:t>Structured JSON Output Constraint</w:t>
       </w:r>
       <w:r>
-        <w:t xml:space="preserve">: </w:t>
-      </w:r>
-      <w:proofErr w:type="spellStart"/>
-      <w:r>
-        <w:t>GenAI</w:t>
-      </w:r>
-      <w:proofErr w:type="spellEnd"/>
-      <w:r>
-        <w:t xml:space="preserve"> output must adhere strictly to predefined </w:t>
-      </w:r>
-      <w:proofErr w:type="spellStart"/>
-      <w:r>
-        <w:t>Pydantic</w:t>
-      </w:r>
-      <w:proofErr w:type="spellEnd"/>
-      <w:r>
-        <w:t xml:space="preserve"> schemas. Unstructured, free-form prose is never accepted as the plan of record.</w:t>
-      </w:r>
-    </w:p>
-    <w:p>
-      <w:pPr>
-        <w:pStyle w:val="ListParagraph"/>
+        <w:t>: GenAI output must adhere strictly to predefined Pydantic schemas. Unstructured, free-form prose is never accepted as the plan of record.</w:t>
+      </w:r>
+    </w:p>
+    <w:p>
+      <w:pPr>
+        <w:pStyle w:val="a4"/>
         <w:numPr>
           <w:ilvl w:val="0"/>
           <w:numId w:val="7"/>
@@ -2044,20 +1864,12 @@
         <w:t>Execution Time Budget</w:t>
       </w:r>
       <w:r>
-        <w:t xml:space="preserve">: The target end-to-end budget for plan generation and validation is 30 seconds. With the current model </w:t>
-      </w:r>
-      <w:proofErr w:type="gramStart"/>
-      <w:r>
-        <w:t>provider</w:t>
-      </w:r>
-      <w:proofErr w:type="gramEnd"/>
-      <w:r>
-        <w:t xml:space="preserve"> the measured time is about 37 seconds, because validation takes only milliseconds and almost all of the time is spent waiting for the model.</w:t>
-      </w:r>
-    </w:p>
-    <w:p>
-      <w:pPr>
-        <w:pStyle w:val="ListParagraph"/>
+        <w:t>: The target end-to-end budget for plan generation and validation is 30 seconds. With the current model provider the measured time is about 37 seconds, because validation takes only milliseconds and almost all of the time is spent waiting for the model.</w:t>
+      </w:r>
+    </w:p>
+    <w:p>
+      <w:pPr>
+        <w:pStyle w:val="a4"/>
         <w:numPr>
           <w:ilvl w:val="0"/>
           <w:numId w:val="7"/>
@@ -2077,7 +1889,7 @@
     </w:p>
     <w:p>
       <w:pPr>
-        <w:pStyle w:val="Heading2"/>
+        <w:pStyle w:val="2"/>
       </w:pPr>
       <w:r>
         <w:rPr>
@@ -2500,7 +2312,6 @@
             </w:tcMar>
           </w:tcPr>
           <w:p>
-            <w:proofErr w:type="spellStart"/>
             <w:r>
               <w:rPr>
                 <w:b/>
@@ -2508,17 +2319,7 @@
                 <w:sz w:val="18"/>
                 <w:szCs w:val="18"/>
               </w:rPr>
-              <w:t>GenAI</w:t>
-            </w:r>
-            <w:proofErr w:type="spellEnd"/>
-            <w:r>
-              <w:rPr>
-                <w:b/>
-                <w:bCs/>
-                <w:sz w:val="18"/>
-                <w:szCs w:val="18"/>
-              </w:rPr>
-              <w:t xml:space="preserve"> integration (FR-13 to FR-16)</w:t>
+              <w:t>GenAI integration (FR-13 to FR-16)</w:t>
             </w:r>
           </w:p>
         </w:tc>
@@ -2884,23 +2685,7 @@
                 <w:sz w:val="17"/>
                 <w:szCs w:val="17"/>
               </w:rPr>
-              <w:t xml:space="preserve">Consistency testing, </w:t>
-            </w:r>
-            <w:proofErr w:type="spellStart"/>
-            <w:r>
-              <w:rPr>
-                <w:sz w:val="17"/>
-                <w:szCs w:val="17"/>
-              </w:rPr>
-              <w:t>GenAI</w:t>
-            </w:r>
-            <w:proofErr w:type="spellEnd"/>
-            <w:r>
-              <w:rPr>
-                <w:sz w:val="17"/>
-                <w:szCs w:val="17"/>
-              </w:rPr>
-              <w:t>/Python comparison, verification status</w:t>
+              <w:t>Consistency testing, GenAI/Python comparison, verification status</w:t>
             </w:r>
           </w:p>
         </w:tc>
@@ -3449,7 +3234,7 @@
     </w:p>
     <w:p>
       <w:pPr>
-        <w:pStyle w:val="Heading2"/>
+        <w:pStyle w:val="2"/>
       </w:pPr>
       <w:r>
         <w:rPr>
@@ -4263,7 +4048,7 @@
     </w:p>
     <w:p>
       <w:pPr>
-        <w:pStyle w:val="Heading1"/>
+        <w:pStyle w:val="1"/>
       </w:pPr>
       <w:r>
         <w:lastRenderedPageBreak/>
@@ -4272,7 +4057,7 @@
     </w:p>
     <w:p>
       <w:pPr>
-        <w:pStyle w:val="Heading2"/>
+        <w:pStyle w:val="2"/>
       </w:pPr>
       <w:r>
         <w:rPr>
@@ -4286,21 +4071,8 @@
       <w:pPr>
         <w:spacing w:after="100" w:line="264" w:lineRule="auto"/>
       </w:pPr>
-      <w:proofErr w:type="spellStart"/>
-      <w:r>
-        <w:t>SkillSprint</w:t>
-      </w:r>
-      <w:proofErr w:type="spellEnd"/>
-      <w:r>
-        <w:t xml:space="preserve"> AI is architected as an 8-stage enterprise system that strictly bifurcates </w:t>
-      </w:r>
-      <w:proofErr w:type="spellStart"/>
-      <w:r>
-        <w:t>GenAI</w:t>
-      </w:r>
-      <w:proofErr w:type="spellEnd"/>
-      <w:r>
-        <w:t xml:space="preserve"> synthesis from deterministic Python verification.</w:t>
+      <w:r>
+        <w:t>SkillSprint AI is architected as an 8-stage enterprise system that strictly bifurcates GenAI synthesis from deterministic Python verification.</w:t>
       </w:r>
     </w:p>
     <w:p>
@@ -4371,7 +4143,7 @@
     </w:p>
     <w:p>
       <w:pPr>
-        <w:pStyle w:val="Heading3"/>
+        <w:pStyle w:val="3"/>
       </w:pPr>
       <w:r>
         <w:rPr>
@@ -4386,28 +4158,12 @@
         <w:spacing w:after="100" w:line="264" w:lineRule="auto"/>
       </w:pPr>
       <w:r>
-        <w:t xml:space="preserve">The architecture implements the 8 stages defined by the </w:t>
-      </w:r>
-      <w:proofErr w:type="spellStart"/>
-      <w:r>
-        <w:t>TechWiz</w:t>
-      </w:r>
-      <w:proofErr w:type="spellEnd"/>
-      <w:r>
-        <w:t xml:space="preserve"> SRS. In Stage 1, raw company documents are ingested. In Stage 2, documents are parsed and fenced against prompt injections. Stage 3 structures requirements in a relational matrix. Stage 4 executes parallel pipelines: Pipeline 1 synthesizes structured learning items using </w:t>
-      </w:r>
-      <w:proofErr w:type="spellStart"/>
-      <w:r>
-        <w:t>GenAI</w:t>
-      </w:r>
-      <w:proofErr w:type="spellEnd"/>
-      <w:r>
-        <w:t>, while Pipeline 2 evaluates compliance using pure Python rules. Stage 5 compares outputs on structured attributes, leading to the verification decision in Stage 6. Approved plans are persisted in Stage 7 and visualized via role dashboards in Stage 8.</w:t>
-      </w:r>
-    </w:p>
-    <w:p>
-      <w:pPr>
-        <w:pStyle w:val="Heading2"/>
+        <w:t>The architecture implements the 8 stages defined by the TechWiz SRS. In Stage 1, raw company documents are ingested. In Stage 2, documents are parsed and fenced against prompt injections. Stage 3 structures requirements in a relational matrix. Stage 4 executes parallel pipelines: Pipeline 1 synthesizes structured learning items using GenAI, while Pipeline 2 evaluates compliance using pure Python rules. Stage 5 compares outputs on structured attributes, leading to the verification decision in Stage 6. Approved plans are persisted in Stage 7 and visualized via role dashboards in Stage 8.</w:t>
+      </w:r>
+    </w:p>
+    <w:p>
+      <w:pPr>
+        <w:pStyle w:val="2"/>
       </w:pPr>
       <w:r>
         <w:rPr>
@@ -4419,7 +4175,7 @@
     </w:p>
     <w:p>
       <w:pPr>
-        <w:pStyle w:val="Heading3"/>
+        <w:pStyle w:val="3"/>
       </w:pPr>
       <w:r>
         <w:rPr>
@@ -4428,7 +4184,6 @@
         </w:rPr>
         <w:t xml:space="preserve">1. </w:t>
       </w:r>
-      <w:proofErr w:type="spellStart"/>
       <w:r>
         <w:rPr>
           <w:rFonts w:ascii="Consolas" w:eastAsia="Consolas" w:hAnsi="Consolas" w:cs="Consolas"/>
@@ -4436,9 +4191,61 @@
           <w:szCs w:val="22"/>
           <w:shd w:val="clear" w:color="auto" w:fill="EEF1F5"/>
         </w:rPr>
-        <w:t>document_processing</w:t>
-      </w:r>
-      <w:proofErr w:type="spellEnd"/>
+        <w:t>document_processing/</w:t>
+      </w:r>
+    </w:p>
+    <w:p>
+      <w:pPr>
+        <w:pStyle w:val="a4"/>
+        <w:numPr>
+          <w:ilvl w:val="0"/>
+          <w:numId w:val="8"/>
+        </w:numPr>
+        <w:spacing w:after="50" w:line="259" w:lineRule="auto"/>
+      </w:pPr>
+      <w:r>
+        <w:rPr>
+          <w:b/>
+          <w:bCs/>
+        </w:rPr>
+        <w:t>Responsibility</w:t>
+      </w:r>
+      <w:r>
+        <w:t>: Ingestion, file validation, text parsing, structural chunking, and injection fencing of corporate documents.</w:t>
+      </w:r>
+    </w:p>
+    <w:p>
+      <w:pPr>
+        <w:pStyle w:val="a4"/>
+        <w:numPr>
+          <w:ilvl w:val="0"/>
+          <w:numId w:val="8"/>
+        </w:numPr>
+        <w:spacing w:after="50" w:line="259" w:lineRule="auto"/>
+      </w:pPr>
+      <w:r>
+        <w:rPr>
+          <w:b/>
+          <w:bCs/>
+        </w:rPr>
+        <w:t>Key Classes</w:t>
+      </w:r>
+      <w:r>
+        <w:t>: DocumentUploader, DocumentValidator, DocumentParser, DocumentChunker.</w:t>
+      </w:r>
+    </w:p>
+    <w:p>
+      <w:pPr>
+        <w:pStyle w:val="3"/>
+      </w:pPr>
+      <w:r>
+        <w:rPr>
+          <w:sz w:val="24"/>
+          <w:szCs w:val="24"/>
+        </w:rPr>
+        <w:lastRenderedPageBreak/>
+        <w:t xml:space="preserve">2. </w:t>
+      </w:r>
       <w:r>
         <w:rPr>
           <w:rFonts w:ascii="Consolas" w:eastAsia="Consolas" w:hAnsi="Consolas" w:cs="Consolas"/>
@@ -4446,15 +4253,15 @@
           <w:szCs w:val="22"/>
           <w:shd w:val="clear" w:color="auto" w:fill="EEF1F5"/>
         </w:rPr>
-        <w:t>/</w:t>
-      </w:r>
-    </w:p>
-    <w:p>
-      <w:pPr>
-        <w:pStyle w:val="ListParagraph"/>
-        <w:numPr>
-          <w:ilvl w:val="0"/>
-          <w:numId w:val="8"/>
+        <w:t>document_validation/</w:t>
+      </w:r>
+    </w:p>
+    <w:p>
+      <w:pPr>
+        <w:pStyle w:val="a4"/>
+        <w:numPr>
+          <w:ilvl w:val="0"/>
+          <w:numId w:val="9"/>
         </w:numPr>
         <w:spacing w:after="50" w:line="259" w:lineRule="auto"/>
       </w:pPr>
@@ -4466,15 +4273,15 @@
         <w:t>Responsibility</w:t>
       </w:r>
       <w:r>
-        <w:t>: Ingestion, file validation, text parsing, structural chunking, and injection fencing of corporate documents.</w:t>
-      </w:r>
-    </w:p>
-    <w:p>
-      <w:pPr>
-        <w:pStyle w:val="ListParagraph"/>
-        <w:numPr>
-          <w:ilvl w:val="0"/>
-          <w:numId w:val="8"/>
+        <w:t>: Tracks document revisions, active vs superseded status, and effective date version transitions.</w:t>
+      </w:r>
+    </w:p>
+    <w:p>
+      <w:pPr>
+        <w:pStyle w:val="a4"/>
+        <w:numPr>
+          <w:ilvl w:val="0"/>
+          <w:numId w:val="9"/>
         </w:numPr>
         <w:spacing w:after="50" w:line="259" w:lineRule="auto"/>
       </w:pPr>
@@ -4486,54 +4293,20 @@
         <w:t>Key Classes</w:t>
       </w:r>
       <w:r>
-        <w:t xml:space="preserve">: </w:t>
-      </w:r>
-      <w:proofErr w:type="spellStart"/>
-      <w:r>
-        <w:t>DocumentUploader</w:t>
-      </w:r>
-      <w:proofErr w:type="spellEnd"/>
-      <w:r>
-        <w:t xml:space="preserve">, </w:t>
-      </w:r>
-      <w:proofErr w:type="spellStart"/>
-      <w:r>
-        <w:t>DocumentValidator</w:t>
-      </w:r>
-      <w:proofErr w:type="spellEnd"/>
-      <w:r>
-        <w:t xml:space="preserve">, </w:t>
-      </w:r>
-      <w:proofErr w:type="spellStart"/>
-      <w:r>
-        <w:t>DocumentParser</w:t>
-      </w:r>
-      <w:proofErr w:type="spellEnd"/>
-      <w:r>
-        <w:t xml:space="preserve">, </w:t>
-      </w:r>
-      <w:proofErr w:type="spellStart"/>
-      <w:r>
-        <w:t>DocumentChunker</w:t>
-      </w:r>
-      <w:proofErr w:type="spellEnd"/>
-      <w:r>
-        <w:t>.</w:t>
-      </w:r>
-    </w:p>
-    <w:p>
-      <w:pPr>
-        <w:pStyle w:val="Heading3"/>
+        <w:t>: DocumentVersionControl.</w:t>
+      </w:r>
+    </w:p>
+    <w:p>
+      <w:pPr>
+        <w:pStyle w:val="3"/>
       </w:pPr>
       <w:r>
         <w:rPr>
           <w:sz w:val="24"/>
           <w:szCs w:val="24"/>
         </w:rPr>
-        <w:lastRenderedPageBreak/>
-        <w:t xml:space="preserve">2. </w:t>
-      </w:r>
-      <w:proofErr w:type="spellStart"/>
+        <w:t xml:space="preserve">3. </w:t>
+      </w:r>
       <w:r>
         <w:rPr>
           <w:rFonts w:ascii="Consolas" w:eastAsia="Consolas" w:hAnsi="Consolas" w:cs="Consolas"/>
@@ -4541,9 +4314,60 @@
           <w:szCs w:val="22"/>
           <w:shd w:val="clear" w:color="auto" w:fill="EEF1F5"/>
         </w:rPr>
-        <w:t>document_validation</w:t>
-      </w:r>
-      <w:proofErr w:type="spellEnd"/>
+        <w:t>role_matrix/</w:t>
+      </w:r>
+    </w:p>
+    <w:p>
+      <w:pPr>
+        <w:pStyle w:val="a4"/>
+        <w:numPr>
+          <w:ilvl w:val="0"/>
+          <w:numId w:val="10"/>
+        </w:numPr>
+        <w:spacing w:after="50" w:line="259" w:lineRule="auto"/>
+      </w:pPr>
+      <w:r>
+        <w:rPr>
+          <w:b/>
+          <w:bCs/>
+        </w:rPr>
+        <w:t>Responsibility</w:t>
+      </w:r>
+      <w:r>
+        <w:t>: Loads, validates, and serves the 178-requirement matrix linking job roles to document sections.</w:t>
+      </w:r>
+    </w:p>
+    <w:p>
+      <w:pPr>
+        <w:pStyle w:val="a4"/>
+        <w:numPr>
+          <w:ilvl w:val="0"/>
+          <w:numId w:val="10"/>
+        </w:numPr>
+        <w:spacing w:after="50" w:line="259" w:lineRule="auto"/>
+      </w:pPr>
+      <w:r>
+        <w:rPr>
+          <w:b/>
+          <w:bCs/>
+        </w:rPr>
+        <w:t>Key Classes</w:t>
+      </w:r>
+      <w:r>
+        <w:t>: MatrixLoader, RoleMatrixService.</w:t>
+      </w:r>
+    </w:p>
+    <w:p>
+      <w:pPr>
+        <w:pStyle w:val="3"/>
+      </w:pPr>
+      <w:r>
+        <w:rPr>
+          <w:sz w:val="24"/>
+          <w:szCs w:val="24"/>
+        </w:rPr>
+        <w:t xml:space="preserve">4. </w:t>
+      </w:r>
       <w:r>
         <w:rPr>
           <w:rFonts w:ascii="Consolas" w:eastAsia="Consolas" w:hAnsi="Consolas" w:cs="Consolas"/>
@@ -4551,69 +4375,67 @@
           <w:szCs w:val="22"/>
           <w:shd w:val="clear" w:color="auto" w:fill="EEF1F5"/>
         </w:rPr>
-        <w:t>/</w:t>
-      </w:r>
-    </w:p>
-    <w:p>
-      <w:pPr>
-        <w:pStyle w:val="ListParagraph"/>
-        <w:numPr>
-          <w:ilvl w:val="0"/>
-          <w:numId w:val="9"/>
-        </w:numPr>
-        <w:spacing w:after="50" w:line="259" w:lineRule="auto"/>
-      </w:pPr>
-      <w:r>
-        <w:rPr>
-          <w:b/>
-          <w:bCs/>
-        </w:rPr>
-        <w:t>Responsibility</w:t>
-      </w:r>
-      <w:r>
-        <w:t>: Tracks document revisions, active vs superseded status, and effective date version transitions.</w:t>
-      </w:r>
-    </w:p>
-    <w:p>
-      <w:pPr>
-        <w:pStyle w:val="ListParagraph"/>
-        <w:numPr>
-          <w:ilvl w:val="0"/>
-          <w:numId w:val="9"/>
-        </w:numPr>
-        <w:spacing w:after="50" w:line="259" w:lineRule="auto"/>
-      </w:pPr>
-      <w:r>
-        <w:rPr>
-          <w:b/>
-          <w:bCs/>
-        </w:rPr>
-        <w:t>Key Classes</w:t>
-      </w:r>
-      <w:r>
-        <w:t xml:space="preserve">: </w:t>
-      </w:r>
-      <w:proofErr w:type="spellStart"/>
-      <w:r>
-        <w:t>DocumentVersionControl</w:t>
-      </w:r>
-      <w:proofErr w:type="spellEnd"/>
-      <w:r>
-        <w:t>.</w:t>
-      </w:r>
-    </w:p>
-    <w:p>
-      <w:pPr>
-        <w:pStyle w:val="Heading3"/>
-      </w:pPr>
+        <w:t>genai_pipeline/</w:t>
+      </w:r>
       <w:r>
         <w:rPr>
           <w:sz w:val="24"/>
           <w:szCs w:val="24"/>
         </w:rPr>
-        <w:t xml:space="preserve">3. </w:t>
-      </w:r>
-      <w:proofErr w:type="spellStart"/>
+        <w:t xml:space="preserve"> (Pipeline 1)</w:t>
+      </w:r>
+    </w:p>
+    <w:p>
+      <w:pPr>
+        <w:pStyle w:val="a4"/>
+        <w:numPr>
+          <w:ilvl w:val="0"/>
+          <w:numId w:val="11"/>
+        </w:numPr>
+        <w:spacing w:after="50" w:line="259" w:lineRule="auto"/>
+      </w:pPr>
+      <w:r>
+        <w:rPr>
+          <w:b/>
+          <w:bCs/>
+        </w:rPr>
+        <w:t>Responsibility</w:t>
+      </w:r>
+      <w:r>
+        <w:t>: Deterministic plan assembly, external prompt template management, LLM provider invocation (Command Code), retry backoff, and Pydantic schema validation.</w:t>
+      </w:r>
+    </w:p>
+    <w:p>
+      <w:pPr>
+        <w:pStyle w:val="a4"/>
+        <w:numPr>
+          <w:ilvl w:val="0"/>
+          <w:numId w:val="11"/>
+        </w:numPr>
+        <w:spacing w:after="50" w:line="259" w:lineRule="auto"/>
+      </w:pPr>
+      <w:r>
+        <w:rPr>
+          <w:b/>
+          <w:bCs/>
+        </w:rPr>
+        <w:t>Key Classes</w:t>
+      </w:r>
+      <w:r>
+        <w:t>: PlanAssembler, PlanGenerator, CommandCodeProvider, RetryManager, OutputSchemaValidator.</w:t>
+      </w:r>
+    </w:p>
+    <w:p>
+      <w:pPr>
+        <w:pStyle w:val="3"/>
+      </w:pPr>
+      <w:r>
+        <w:rPr>
+          <w:sz w:val="24"/>
+          <w:szCs w:val="24"/>
+        </w:rPr>
+        <w:t xml:space="preserve">5. </w:t>
+      </w:r>
       <w:r>
         <w:rPr>
           <w:rFonts w:ascii="Consolas" w:eastAsia="Consolas" w:hAnsi="Consolas" w:cs="Consolas"/>
@@ -4621,9 +4443,67 @@
           <w:szCs w:val="22"/>
           <w:shd w:val="clear" w:color="auto" w:fill="EEF1F5"/>
         </w:rPr>
-        <w:t>role_matrix</w:t>
-      </w:r>
-      <w:proofErr w:type="spellEnd"/>
+        <w:t>python_validation/</w:t>
+      </w:r>
+      <w:r>
+        <w:rPr>
+          <w:sz w:val="24"/>
+          <w:szCs w:val="24"/>
+        </w:rPr>
+        <w:t xml:space="preserve"> (Pipeline 2)</w:t>
+      </w:r>
+    </w:p>
+    <w:p>
+      <w:pPr>
+        <w:pStyle w:val="a4"/>
+        <w:numPr>
+          <w:ilvl w:val="0"/>
+          <w:numId w:val="12"/>
+        </w:numPr>
+        <w:spacing w:after="50" w:line="259" w:lineRule="auto"/>
+      </w:pPr>
+      <w:r>
+        <w:rPr>
+          <w:b/>
+          <w:bCs/>
+        </w:rPr>
+        <w:t>Responsibility</w:t>
+      </w:r>
+      <w:r>
+        <w:t>: 100% deterministic pure-Python compliance verification across 9 concrete validators without any GenAI calls.</w:t>
+      </w:r>
+    </w:p>
+    <w:p>
+      <w:pPr>
+        <w:pStyle w:val="a4"/>
+        <w:numPr>
+          <w:ilvl w:val="0"/>
+          <w:numId w:val="12"/>
+        </w:numPr>
+        <w:spacing w:after="50" w:line="259" w:lineRule="auto"/>
+      </w:pPr>
+      <w:r>
+        <w:rPr>
+          <w:b/>
+          <w:bCs/>
+        </w:rPr>
+        <w:t>Key Classes</w:t>
+      </w:r>
+      <w:r>
+        <w:t>: ValidationPipeline, CoverageValidator, TraceabilityValidator, SequenceValidator, DuplicateValidator, RoleRelevanceValidator.</w:t>
+      </w:r>
+    </w:p>
+    <w:p>
+      <w:pPr>
+        <w:pStyle w:val="3"/>
+      </w:pPr>
+      <w:r>
+        <w:rPr>
+          <w:sz w:val="24"/>
+          <w:szCs w:val="24"/>
+        </w:rPr>
+        <w:t xml:space="preserve">6. </w:t>
+      </w:r>
       <w:r>
         <w:rPr>
           <w:rFonts w:ascii="Consolas" w:eastAsia="Consolas" w:hAnsi="Consolas" w:cs="Consolas"/>
@@ -4631,15 +4511,15 @@
           <w:szCs w:val="22"/>
           <w:shd w:val="clear" w:color="auto" w:fill="EEF1F5"/>
         </w:rPr>
-        <w:t>/</w:t>
-      </w:r>
-    </w:p>
-    <w:p>
-      <w:pPr>
-        <w:pStyle w:val="ListParagraph"/>
-        <w:numPr>
-          <w:ilvl w:val="0"/>
-          <w:numId w:val="10"/>
+        <w:t>comparison_engine/</w:t>
+      </w:r>
+    </w:p>
+    <w:p>
+      <w:pPr>
+        <w:pStyle w:val="a4"/>
+        <w:numPr>
+          <w:ilvl w:val="0"/>
+          <w:numId w:val="13"/>
         </w:numPr>
         <w:spacing w:after="50" w:line="259" w:lineRule="auto"/>
       </w:pPr>
@@ -4651,15 +4531,15 @@
         <w:t>Responsibility</w:t>
       </w:r>
       <w:r>
-        <w:t>: Loads, validates, and serves the 178-requirement matrix linking job roles to document sections.</w:t>
-      </w:r>
-    </w:p>
-    <w:p>
-      <w:pPr>
-        <w:pStyle w:val="ListParagraph"/>
-        <w:numPr>
-          <w:ilvl w:val="0"/>
-          <w:numId w:val="10"/>
+        <w:t>: Performs requirement-level comparisons between Python expectations and GenAI results on structured attributes; evaluates multi-run generation consistency.</w:t>
+      </w:r>
+    </w:p>
+    <w:p>
+      <w:pPr>
+        <w:pStyle w:val="a4"/>
+        <w:numPr>
+          <w:ilvl w:val="0"/>
+          <w:numId w:val="13"/>
         </w:numPr>
         <w:spacing w:after="50" w:line="259" w:lineRule="auto"/>
       </w:pPr>
@@ -4671,37 +4551,20 @@
         <w:t>Key Classes</w:t>
       </w:r>
       <w:r>
-        <w:t xml:space="preserve">: </w:t>
-      </w:r>
-      <w:proofErr w:type="spellStart"/>
-      <w:r>
-        <w:t>MatrixLoader</w:t>
-      </w:r>
-      <w:proofErr w:type="spellEnd"/>
-      <w:r>
-        <w:t xml:space="preserve">, </w:t>
-      </w:r>
-      <w:proofErr w:type="spellStart"/>
-      <w:r>
-        <w:t>RoleMatrixService</w:t>
-      </w:r>
-      <w:proofErr w:type="spellEnd"/>
-      <w:r>
-        <w:t>.</w:t>
-      </w:r>
-    </w:p>
-    <w:p>
-      <w:pPr>
-        <w:pStyle w:val="Heading3"/>
+        <w:t>: ComparisonEngine, ConsistencyTester.</w:t>
+      </w:r>
+    </w:p>
+    <w:p>
+      <w:pPr>
+        <w:pStyle w:val="3"/>
       </w:pPr>
       <w:r>
         <w:rPr>
           <w:sz w:val="24"/>
           <w:szCs w:val="24"/>
         </w:rPr>
-        <w:t xml:space="preserve">4. </w:t>
-      </w:r>
-      <w:proofErr w:type="spellStart"/>
+        <w:t xml:space="preserve">7. </w:t>
+      </w:r>
       <w:r>
         <w:rPr>
           <w:rFonts w:ascii="Consolas" w:eastAsia="Consolas" w:hAnsi="Consolas" w:cs="Consolas"/>
@@ -4709,9 +4572,60 @@
           <w:szCs w:val="22"/>
           <w:shd w:val="clear" w:color="auto" w:fill="EEF1F5"/>
         </w:rPr>
-        <w:t>genai_pipeline</w:t>
-      </w:r>
-      <w:proofErr w:type="spellEnd"/>
+        <w:t>contradiction_checks/</w:t>
+      </w:r>
+    </w:p>
+    <w:p>
+      <w:pPr>
+        <w:pStyle w:val="a4"/>
+        <w:numPr>
+          <w:ilvl w:val="0"/>
+          <w:numId w:val="14"/>
+        </w:numPr>
+        <w:spacing w:after="50" w:line="259" w:lineRule="auto"/>
+      </w:pPr>
+      <w:r>
+        <w:rPr>
+          <w:b/>
+          <w:bCs/>
+        </w:rPr>
+        <w:t>Responsibility</w:t>
+      </w:r>
+      <w:r>
+        <w:t>: Detects conflicts across 10 canonical contradiction pairs in corporate policies and enforces precedence hierarchy.</w:t>
+      </w:r>
+    </w:p>
+    <w:p>
+      <w:pPr>
+        <w:pStyle w:val="a4"/>
+        <w:numPr>
+          <w:ilvl w:val="0"/>
+          <w:numId w:val="14"/>
+        </w:numPr>
+        <w:spacing w:after="50" w:line="259" w:lineRule="auto"/>
+      </w:pPr>
+      <w:r>
+        <w:rPr>
+          <w:b/>
+          <w:bCs/>
+        </w:rPr>
+        <w:t>Key Classes</w:t>
+      </w:r>
+      <w:r>
+        <w:t>: ContradictionValidator, resolve_precedence.</w:t>
+      </w:r>
+    </w:p>
+    <w:p>
+      <w:pPr>
+        <w:pStyle w:val="3"/>
+      </w:pPr>
+      <w:r>
+        <w:rPr>
+          <w:sz w:val="24"/>
+          <w:szCs w:val="24"/>
+        </w:rPr>
+        <w:t xml:space="preserve">8. </w:t>
+      </w:r>
       <w:r>
         <w:rPr>
           <w:rFonts w:ascii="Consolas" w:eastAsia="Consolas" w:hAnsi="Consolas" w:cs="Consolas"/>
@@ -4719,22 +4633,31 @@
           <w:szCs w:val="22"/>
           <w:shd w:val="clear" w:color="auto" w:fill="EEF1F5"/>
         </w:rPr>
-        <w:t>/</w:t>
+        <w:t>hallucination_checks/</w:t>
       </w:r>
       <w:r>
         <w:rPr>
           <w:sz w:val="24"/>
           <w:szCs w:val="24"/>
         </w:rPr>
-        <w:t xml:space="preserve"> (Pipeline 1)</w:t>
-      </w:r>
-    </w:p>
-    <w:p>
-      <w:pPr>
-        <w:pStyle w:val="ListParagraph"/>
-        <w:numPr>
-          <w:ilvl w:val="0"/>
-          <w:numId w:val="11"/>
+        <w:t xml:space="preserve"> &amp; </w:t>
+      </w:r>
+      <w:r>
+        <w:rPr>
+          <w:rFonts w:ascii="Consolas" w:eastAsia="Consolas" w:hAnsi="Consolas" w:cs="Consolas"/>
+          <w:sz w:val="22"/>
+          <w:szCs w:val="22"/>
+          <w:shd w:val="clear" w:color="auto" w:fill="EEF1F5"/>
+        </w:rPr>
+        <w:t>security/</w:t>
+      </w:r>
+    </w:p>
+    <w:p>
+      <w:pPr>
+        <w:pStyle w:val="a4"/>
+        <w:numPr>
+          <w:ilvl w:val="0"/>
+          <w:numId w:val="15"/>
         </w:numPr>
         <w:spacing w:after="50" w:line="259" w:lineRule="auto"/>
       </w:pPr>
@@ -4746,23 +4669,15 @@
         <w:t>Responsibility</w:t>
       </w:r>
       <w:r>
-        <w:t xml:space="preserve">: Deterministic plan assembly, external prompt template management, LLM provider invocation (Command Code), retry backoff, and </w:t>
-      </w:r>
-      <w:proofErr w:type="spellStart"/>
-      <w:r>
-        <w:t>Pydantic</w:t>
-      </w:r>
-      <w:proofErr w:type="spellEnd"/>
-      <w:r>
-        <w:t xml:space="preserve"> schema validation.</w:t>
-      </w:r>
-    </w:p>
-    <w:p>
-      <w:pPr>
-        <w:pStyle w:val="ListParagraph"/>
-        <w:numPr>
-          <w:ilvl w:val="0"/>
-          <w:numId w:val="11"/>
+        <w:t>: Scans for unsupported claims, raw injection containers, and 19 prompt-injection signatures.</w:t>
+      </w:r>
+    </w:p>
+    <w:p>
+      <w:pPr>
+        <w:pStyle w:val="a4"/>
+        <w:numPr>
+          <w:ilvl w:val="0"/>
+          <w:numId w:val="15"/>
         </w:numPr>
         <w:spacing w:after="50" w:line="259" w:lineRule="auto"/>
       </w:pPr>
@@ -4774,61 +4689,20 @@
         <w:t>Key Classes</w:t>
       </w:r>
       <w:r>
-        <w:t xml:space="preserve">: </w:t>
-      </w:r>
-      <w:proofErr w:type="spellStart"/>
-      <w:r>
-        <w:t>PlanAssembler</w:t>
-      </w:r>
-      <w:proofErr w:type="spellEnd"/>
-      <w:r>
-        <w:t xml:space="preserve">, </w:t>
-      </w:r>
-      <w:proofErr w:type="spellStart"/>
-      <w:r>
-        <w:t>PlanGenerator</w:t>
-      </w:r>
-      <w:proofErr w:type="spellEnd"/>
-      <w:r>
-        <w:t xml:space="preserve">, </w:t>
-      </w:r>
-      <w:proofErr w:type="spellStart"/>
-      <w:r>
-        <w:t>CommandCodeProvider</w:t>
-      </w:r>
-      <w:proofErr w:type="spellEnd"/>
-      <w:r>
-        <w:t xml:space="preserve">, </w:t>
-      </w:r>
-      <w:proofErr w:type="spellStart"/>
-      <w:r>
-        <w:t>RetryManager</w:t>
-      </w:r>
-      <w:proofErr w:type="spellEnd"/>
-      <w:r>
-        <w:t xml:space="preserve">, </w:t>
-      </w:r>
-      <w:proofErr w:type="spellStart"/>
-      <w:r>
-        <w:t>OutputSchemaValidator</w:t>
-      </w:r>
-      <w:proofErr w:type="spellEnd"/>
-      <w:r>
-        <w:t>.</w:t>
-      </w:r>
-    </w:p>
-    <w:p>
-      <w:pPr>
-        <w:pStyle w:val="Heading3"/>
+        <w:t>: HallucinationDetector, InjectionGuard.</w:t>
+      </w:r>
+    </w:p>
+    <w:p>
+      <w:pPr>
+        <w:pStyle w:val="3"/>
       </w:pPr>
       <w:r>
         <w:rPr>
           <w:sz w:val="24"/>
           <w:szCs w:val="24"/>
         </w:rPr>
-        <w:t xml:space="preserve">5. </w:t>
-      </w:r>
-      <w:proofErr w:type="spellStart"/>
+        <w:t xml:space="preserve">9. </w:t>
+      </w:r>
       <w:r>
         <w:rPr>
           <w:rFonts w:ascii="Consolas" w:eastAsia="Consolas" w:hAnsi="Consolas" w:cs="Consolas"/>
@@ -4836,32 +4710,22 @@
           <w:szCs w:val="22"/>
           <w:shd w:val="clear" w:color="auto" w:fill="EEF1F5"/>
         </w:rPr>
-        <w:t>python_validation</w:t>
-      </w:r>
-      <w:proofErr w:type="spellEnd"/>
-      <w:r>
-        <w:rPr>
-          <w:rFonts w:ascii="Consolas" w:eastAsia="Consolas" w:hAnsi="Consolas" w:cs="Consolas"/>
-          <w:sz w:val="22"/>
-          <w:szCs w:val="22"/>
-          <w:shd w:val="clear" w:color="auto" w:fill="EEF1F5"/>
-        </w:rPr>
-        <w:t>/</w:t>
+        <w:t>src/</w:t>
       </w:r>
       <w:r>
         <w:rPr>
           <w:sz w:val="24"/>
           <w:szCs w:val="24"/>
         </w:rPr>
-        <w:t xml:space="preserve"> (Pipeline 2)</w:t>
-      </w:r>
-    </w:p>
-    <w:p>
-      <w:pPr>
-        <w:pStyle w:val="ListParagraph"/>
-        <w:numPr>
-          <w:ilvl w:val="0"/>
-          <w:numId w:val="12"/>
+        <w:t xml:space="preserve"> (Web Application &amp; Domain Services)</w:t>
+      </w:r>
+    </w:p>
+    <w:p>
+      <w:pPr>
+        <w:pStyle w:val="a4"/>
+        <w:numPr>
+          <w:ilvl w:val="0"/>
+          <w:numId w:val="16"/>
         </w:numPr>
         <w:spacing w:after="50" w:line="259" w:lineRule="auto"/>
       </w:pPr>
@@ -4873,415 +4737,12 @@
         <w:t>Responsibility</w:t>
       </w:r>
       <w:r>
-        <w:t xml:space="preserve">: 100% deterministic pure-Python compliance verification across 9 concrete validators without any </w:t>
-      </w:r>
-      <w:proofErr w:type="spellStart"/>
-      <w:r>
-        <w:t>GenAI</w:t>
-      </w:r>
-      <w:proofErr w:type="spellEnd"/>
-      <w:r>
-        <w:t xml:space="preserve"> calls.</w:t>
-      </w:r>
-    </w:p>
-    <w:p>
-      <w:pPr>
-        <w:pStyle w:val="ListParagraph"/>
-        <w:numPr>
-          <w:ilvl w:val="0"/>
-          <w:numId w:val="12"/>
-        </w:numPr>
-        <w:spacing w:after="50" w:line="259" w:lineRule="auto"/>
-      </w:pPr>
-      <w:r>
-        <w:rPr>
-          <w:b/>
-          <w:bCs/>
-        </w:rPr>
-        <w:t>Key Classes</w:t>
-      </w:r>
-      <w:r>
-        <w:t xml:space="preserve">: </w:t>
-      </w:r>
-      <w:proofErr w:type="spellStart"/>
-      <w:r>
-        <w:t>ValidationPipeline</w:t>
-      </w:r>
-      <w:proofErr w:type="spellEnd"/>
-      <w:r>
-        <w:t xml:space="preserve">, </w:t>
-      </w:r>
-      <w:proofErr w:type="spellStart"/>
-      <w:r>
-        <w:t>CoverageValidator</w:t>
-      </w:r>
-      <w:proofErr w:type="spellEnd"/>
-      <w:r>
-        <w:t xml:space="preserve">, </w:t>
-      </w:r>
-      <w:proofErr w:type="spellStart"/>
-      <w:r>
-        <w:t>TraceabilityValidator</w:t>
-      </w:r>
-      <w:proofErr w:type="spellEnd"/>
-      <w:r>
-        <w:t xml:space="preserve">, </w:t>
-      </w:r>
-      <w:proofErr w:type="spellStart"/>
-      <w:r>
-        <w:t>SequenceValidator</w:t>
-      </w:r>
-      <w:proofErr w:type="spellEnd"/>
-      <w:r>
-        <w:t xml:space="preserve">, </w:t>
-      </w:r>
-      <w:proofErr w:type="spellStart"/>
-      <w:r>
-        <w:t>DuplicateValidator</w:t>
-      </w:r>
-      <w:proofErr w:type="spellEnd"/>
-      <w:r>
-        <w:t xml:space="preserve">, </w:t>
-      </w:r>
-      <w:proofErr w:type="spellStart"/>
-      <w:r>
-        <w:t>RoleRelevanceValidator</w:t>
-      </w:r>
-      <w:proofErr w:type="spellEnd"/>
-      <w:r>
-        <w:t>.</w:t>
-      </w:r>
-    </w:p>
-    <w:p>
-      <w:pPr>
-        <w:pStyle w:val="Heading3"/>
-      </w:pPr>
-      <w:r>
-        <w:rPr>
-          <w:sz w:val="24"/>
-          <w:szCs w:val="24"/>
-        </w:rPr>
-        <w:t xml:space="preserve">6. </w:t>
-      </w:r>
-      <w:proofErr w:type="spellStart"/>
-      <w:r>
-        <w:rPr>
-          <w:rFonts w:ascii="Consolas" w:eastAsia="Consolas" w:hAnsi="Consolas" w:cs="Consolas"/>
-          <w:sz w:val="22"/>
-          <w:szCs w:val="22"/>
-          <w:shd w:val="clear" w:color="auto" w:fill="EEF1F5"/>
-        </w:rPr>
-        <w:t>comparison_engine</w:t>
-      </w:r>
-      <w:proofErr w:type="spellEnd"/>
-      <w:r>
-        <w:rPr>
-          <w:rFonts w:ascii="Consolas" w:eastAsia="Consolas" w:hAnsi="Consolas" w:cs="Consolas"/>
-          <w:sz w:val="22"/>
-          <w:szCs w:val="22"/>
-          <w:shd w:val="clear" w:color="auto" w:fill="EEF1F5"/>
-        </w:rPr>
-        <w:t>/</w:t>
-      </w:r>
-    </w:p>
-    <w:p>
-      <w:pPr>
-        <w:pStyle w:val="ListParagraph"/>
-        <w:numPr>
-          <w:ilvl w:val="0"/>
-          <w:numId w:val="13"/>
-        </w:numPr>
-        <w:spacing w:after="50" w:line="259" w:lineRule="auto"/>
-      </w:pPr>
-      <w:r>
-        <w:rPr>
-          <w:b/>
-          <w:bCs/>
-        </w:rPr>
-        <w:t>Responsibility</w:t>
-      </w:r>
-      <w:r>
-        <w:t xml:space="preserve">: Performs requirement-level comparisons between Python expectations and </w:t>
-      </w:r>
-      <w:proofErr w:type="spellStart"/>
-      <w:r>
-        <w:t>GenAI</w:t>
-      </w:r>
-      <w:proofErr w:type="spellEnd"/>
-      <w:r>
-        <w:t xml:space="preserve"> results on structured attributes; evaluates multi-run generation consistency.</w:t>
-      </w:r>
-    </w:p>
-    <w:p>
-      <w:pPr>
-        <w:pStyle w:val="ListParagraph"/>
-        <w:numPr>
-          <w:ilvl w:val="0"/>
-          <w:numId w:val="13"/>
-        </w:numPr>
-        <w:spacing w:after="50" w:line="259" w:lineRule="auto"/>
-      </w:pPr>
-      <w:r>
-        <w:rPr>
-          <w:b/>
-          <w:bCs/>
-        </w:rPr>
-        <w:t>Key Classes</w:t>
-      </w:r>
-      <w:r>
-        <w:t xml:space="preserve">: </w:t>
-      </w:r>
-      <w:proofErr w:type="spellStart"/>
-      <w:r>
-        <w:t>ComparisonEngine</w:t>
-      </w:r>
-      <w:proofErr w:type="spellEnd"/>
-      <w:r>
-        <w:t xml:space="preserve">, </w:t>
-      </w:r>
-      <w:proofErr w:type="spellStart"/>
-      <w:r>
-        <w:t>ConsistencyTester</w:t>
-      </w:r>
-      <w:proofErr w:type="spellEnd"/>
-      <w:r>
-        <w:t>.</w:t>
-      </w:r>
-    </w:p>
-    <w:p>
-      <w:pPr>
-        <w:pStyle w:val="Heading3"/>
-      </w:pPr>
-      <w:r>
-        <w:rPr>
-          <w:sz w:val="24"/>
-          <w:szCs w:val="24"/>
-        </w:rPr>
-        <w:t xml:space="preserve">7. </w:t>
-      </w:r>
-      <w:proofErr w:type="spellStart"/>
-      <w:r>
-        <w:rPr>
-          <w:rFonts w:ascii="Consolas" w:eastAsia="Consolas" w:hAnsi="Consolas" w:cs="Consolas"/>
-          <w:sz w:val="22"/>
-          <w:szCs w:val="22"/>
-          <w:shd w:val="clear" w:color="auto" w:fill="EEF1F5"/>
-        </w:rPr>
-        <w:t>contradiction_checks</w:t>
-      </w:r>
-      <w:proofErr w:type="spellEnd"/>
-      <w:r>
-        <w:rPr>
-          <w:rFonts w:ascii="Consolas" w:eastAsia="Consolas" w:hAnsi="Consolas" w:cs="Consolas"/>
-          <w:sz w:val="22"/>
-          <w:szCs w:val="22"/>
-          <w:shd w:val="clear" w:color="auto" w:fill="EEF1F5"/>
-        </w:rPr>
-        <w:t>/</w:t>
-      </w:r>
-    </w:p>
-    <w:p>
-      <w:pPr>
-        <w:pStyle w:val="ListParagraph"/>
-        <w:numPr>
-          <w:ilvl w:val="0"/>
-          <w:numId w:val="14"/>
-        </w:numPr>
-        <w:spacing w:after="50" w:line="259" w:lineRule="auto"/>
-      </w:pPr>
-      <w:r>
-        <w:rPr>
-          <w:b/>
-          <w:bCs/>
-        </w:rPr>
-        <w:t>Responsibility</w:t>
-      </w:r>
-      <w:r>
-        <w:t>: Detects conflicts across 10 canonical contradiction pairs in corporate policies and enforces precedence hierarchy.</w:t>
-      </w:r>
-    </w:p>
-    <w:p>
-      <w:pPr>
-        <w:pStyle w:val="ListParagraph"/>
-        <w:numPr>
-          <w:ilvl w:val="0"/>
-          <w:numId w:val="14"/>
-        </w:numPr>
-        <w:spacing w:after="50" w:line="259" w:lineRule="auto"/>
-      </w:pPr>
-      <w:r>
-        <w:rPr>
-          <w:b/>
-          <w:bCs/>
-        </w:rPr>
-        <w:t>Key Classes</w:t>
-      </w:r>
-      <w:r>
-        <w:t xml:space="preserve">: </w:t>
-      </w:r>
-      <w:proofErr w:type="spellStart"/>
-      <w:r>
-        <w:t>ContradictionValidator</w:t>
-      </w:r>
-      <w:proofErr w:type="spellEnd"/>
-      <w:r>
-        <w:t xml:space="preserve">, </w:t>
-      </w:r>
-      <w:proofErr w:type="spellStart"/>
-      <w:r>
-        <w:t>resolve_precedence</w:t>
-      </w:r>
-      <w:proofErr w:type="spellEnd"/>
-      <w:r>
-        <w:t>.</w:t>
-      </w:r>
-    </w:p>
-    <w:p>
-      <w:pPr>
-        <w:pStyle w:val="Heading3"/>
-      </w:pPr>
-      <w:r>
-        <w:rPr>
-          <w:sz w:val="24"/>
-          <w:szCs w:val="24"/>
-        </w:rPr>
-        <w:t xml:space="preserve">8. </w:t>
-      </w:r>
-      <w:proofErr w:type="spellStart"/>
-      <w:r>
-        <w:rPr>
-          <w:rFonts w:ascii="Consolas" w:eastAsia="Consolas" w:hAnsi="Consolas" w:cs="Consolas"/>
-          <w:sz w:val="22"/>
-          <w:szCs w:val="22"/>
-          <w:shd w:val="clear" w:color="auto" w:fill="EEF1F5"/>
-        </w:rPr>
-        <w:t>hallucination_checks</w:t>
-      </w:r>
-      <w:proofErr w:type="spellEnd"/>
-      <w:r>
-        <w:rPr>
-          <w:rFonts w:ascii="Consolas" w:eastAsia="Consolas" w:hAnsi="Consolas" w:cs="Consolas"/>
-          <w:sz w:val="22"/>
-          <w:szCs w:val="22"/>
-          <w:shd w:val="clear" w:color="auto" w:fill="EEF1F5"/>
-        </w:rPr>
-        <w:t>/</w:t>
-      </w:r>
-      <w:r>
-        <w:rPr>
-          <w:sz w:val="24"/>
-          <w:szCs w:val="24"/>
-        </w:rPr>
-        <w:t xml:space="preserve"> &amp; </w:t>
-      </w:r>
-      <w:r>
-        <w:rPr>
-          <w:rFonts w:ascii="Consolas" w:eastAsia="Consolas" w:hAnsi="Consolas" w:cs="Consolas"/>
-          <w:sz w:val="22"/>
-          <w:szCs w:val="22"/>
-          <w:shd w:val="clear" w:color="auto" w:fill="EEF1F5"/>
-        </w:rPr>
-        <w:t>security/</w:t>
-      </w:r>
-    </w:p>
-    <w:p>
-      <w:pPr>
-        <w:pStyle w:val="ListParagraph"/>
-        <w:numPr>
-          <w:ilvl w:val="0"/>
-          <w:numId w:val="15"/>
-        </w:numPr>
-        <w:spacing w:after="50" w:line="259" w:lineRule="auto"/>
-      </w:pPr>
-      <w:r>
-        <w:rPr>
-          <w:b/>
-          <w:bCs/>
-        </w:rPr>
-        <w:t>Responsibility</w:t>
-      </w:r>
-      <w:r>
-        <w:t>: Scans for unsupported claims, raw injection containers, and 19 prompt-injection signatures.</w:t>
-      </w:r>
-    </w:p>
-    <w:p>
-      <w:pPr>
-        <w:pStyle w:val="ListParagraph"/>
-        <w:numPr>
-          <w:ilvl w:val="0"/>
-          <w:numId w:val="15"/>
-        </w:numPr>
-        <w:spacing w:after="50" w:line="259" w:lineRule="auto"/>
-      </w:pPr>
-      <w:r>
-        <w:rPr>
-          <w:b/>
-          <w:bCs/>
-        </w:rPr>
-        <w:t>Key Classes</w:t>
-      </w:r>
-      <w:r>
-        <w:t xml:space="preserve">: </w:t>
-      </w:r>
-      <w:proofErr w:type="spellStart"/>
-      <w:r>
-        <w:t>HallucinationDetector</w:t>
-      </w:r>
-      <w:proofErr w:type="spellEnd"/>
-      <w:r>
-        <w:t xml:space="preserve">, </w:t>
-      </w:r>
-      <w:proofErr w:type="spellStart"/>
-      <w:r>
-        <w:t>InjectionGuard</w:t>
-      </w:r>
-      <w:proofErr w:type="spellEnd"/>
-      <w:r>
-        <w:t>.</w:t>
-      </w:r>
-    </w:p>
-    <w:p>
-      <w:pPr>
-        <w:pStyle w:val="Heading3"/>
-      </w:pPr>
-      <w:r>
-        <w:rPr>
-          <w:sz w:val="24"/>
-          <w:szCs w:val="24"/>
-        </w:rPr>
-        <w:t xml:space="preserve">9. </w:t>
-      </w:r>
-      <w:proofErr w:type="spellStart"/>
-      <w:r>
-        <w:rPr>
-          <w:rFonts w:ascii="Consolas" w:eastAsia="Consolas" w:hAnsi="Consolas" w:cs="Consolas"/>
-          <w:sz w:val="22"/>
-          <w:szCs w:val="22"/>
-          <w:shd w:val="clear" w:color="auto" w:fill="EEF1F5"/>
-        </w:rPr>
-        <w:t>src</w:t>
-      </w:r>
-      <w:proofErr w:type="spellEnd"/>
-      <w:r>
-        <w:rPr>
-          <w:rFonts w:ascii="Consolas" w:eastAsia="Consolas" w:hAnsi="Consolas" w:cs="Consolas"/>
-          <w:sz w:val="22"/>
-          <w:szCs w:val="22"/>
-          <w:shd w:val="clear" w:color="auto" w:fill="EEF1F5"/>
-        </w:rPr>
-        <w:t>/</w:t>
-      </w:r>
-      <w:r>
-        <w:rPr>
-          <w:sz w:val="24"/>
-          <w:szCs w:val="24"/>
-        </w:rPr>
-        <w:t xml:space="preserve"> (Web Application &amp; Domain Services)</w:t>
-      </w:r>
-    </w:p>
-    <w:p>
-      <w:pPr>
-        <w:pStyle w:val="ListParagraph"/>
+        <w:t>: REST endpoints, authentication/RBAC, review workflows, interactive dashboards, search, and reports.</w:t>
+      </w:r>
+    </w:p>
+    <w:p>
+      <w:pPr>
+        <w:pStyle w:val="a4"/>
         <w:numPr>
           <w:ilvl w:val="0"/>
           <w:numId w:val="16"/>
@@ -5293,69 +4754,29 @@
           <w:b/>
           <w:bCs/>
         </w:rPr>
-        <w:t>Responsibility</w:t>
-      </w:r>
-      <w:r>
-        <w:t>: REST endpoints, authentication/RBAC, review workflows, interactive dashboards, search, and reports.</w:t>
-      </w:r>
-    </w:p>
-    <w:p>
-      <w:pPr>
-        <w:pStyle w:val="ListParagraph"/>
-        <w:numPr>
-          <w:ilvl w:val="0"/>
-          <w:numId w:val="16"/>
-        </w:numPr>
-        <w:spacing w:after="50" w:line="259" w:lineRule="auto"/>
-      </w:pPr>
-      <w:r>
-        <w:rPr>
-          <w:b/>
-          <w:bCs/>
-        </w:rPr>
-        <w:t xml:space="preserve">Key </w:t>
-      </w:r>
-      <w:proofErr w:type="spellStart"/>
-      <w:r>
-        <w:rPr>
-          <w:b/>
-          <w:bCs/>
-        </w:rPr>
-        <w:t>Subpackages</w:t>
-      </w:r>
-      <w:proofErr w:type="spellEnd"/>
+        <w:t>Key Subpackages</w:t>
+      </w:r>
       <w:r>
         <w:t>:</w:t>
       </w:r>
     </w:p>
     <w:p>
       <w:pPr>
-        <w:pStyle w:val="ListParagraph"/>
+        <w:pStyle w:val="a4"/>
         <w:numPr>
           <w:ilvl w:val="1"/>
           <w:numId w:val="16"/>
         </w:numPr>
         <w:spacing w:after="50" w:line="259" w:lineRule="auto"/>
       </w:pPr>
-      <w:proofErr w:type="spellStart"/>
-      <w:r>
-        <w:rPr>
-          <w:rFonts w:ascii="Consolas" w:eastAsia="Consolas" w:hAnsi="Consolas" w:cs="Consolas"/>
-          <w:sz w:val="19"/>
-          <w:szCs w:val="19"/>
-          <w:shd w:val="clear" w:color="auto" w:fill="EEF1F5"/>
-        </w:rPr>
-        <w:t>src</w:t>
-      </w:r>
-      <w:proofErr w:type="spellEnd"/>
-      <w:r>
-        <w:rPr>
-          <w:rFonts w:ascii="Consolas" w:eastAsia="Consolas" w:hAnsi="Consolas" w:cs="Consolas"/>
-          <w:sz w:val="19"/>
-          <w:szCs w:val="19"/>
-          <w:shd w:val="clear" w:color="auto" w:fill="EEF1F5"/>
-        </w:rPr>
-        <w:t>/auth/</w:t>
+      <w:r>
+        <w:rPr>
+          <w:rFonts w:ascii="Consolas" w:eastAsia="Consolas" w:hAnsi="Consolas" w:cs="Consolas"/>
+          <w:sz w:val="19"/>
+          <w:szCs w:val="19"/>
+          <w:shd w:val="clear" w:color="auto" w:fill="EEF1F5"/>
+        </w:rPr>
+        <w:t>src/auth/</w:t>
       </w:r>
       <w:r>
         <w:t>: User authentication, session management, RBAC dependencies.</w:t>
@@ -5363,32 +4784,21 @@
     </w:p>
     <w:p>
       <w:pPr>
-        <w:pStyle w:val="ListParagraph"/>
+        <w:pStyle w:val="a4"/>
         <w:numPr>
           <w:ilvl w:val="1"/>
           <w:numId w:val="16"/>
         </w:numPr>
         <w:spacing w:after="50" w:line="259" w:lineRule="auto"/>
       </w:pPr>
-      <w:proofErr w:type="spellStart"/>
-      <w:r>
-        <w:rPr>
-          <w:rFonts w:ascii="Consolas" w:eastAsia="Consolas" w:hAnsi="Consolas" w:cs="Consolas"/>
-          <w:sz w:val="19"/>
-          <w:szCs w:val="19"/>
-          <w:shd w:val="clear" w:color="auto" w:fill="EEF1F5"/>
-        </w:rPr>
-        <w:t>src</w:t>
-      </w:r>
-      <w:proofErr w:type="spellEnd"/>
-      <w:r>
-        <w:rPr>
-          <w:rFonts w:ascii="Consolas" w:eastAsia="Consolas" w:hAnsi="Consolas" w:cs="Consolas"/>
-          <w:sz w:val="19"/>
-          <w:szCs w:val="19"/>
-          <w:shd w:val="clear" w:color="auto" w:fill="EEF1F5"/>
-        </w:rPr>
-        <w:t>/dashboards/</w:t>
+      <w:r>
+        <w:rPr>
+          <w:rFonts w:ascii="Consolas" w:eastAsia="Consolas" w:hAnsi="Consolas" w:cs="Consolas"/>
+          <w:sz w:val="19"/>
+          <w:szCs w:val="19"/>
+          <w:shd w:val="clear" w:color="auto" w:fill="EEF1F5"/>
+        </w:rPr>
+        <w:t>src/dashboards/</w:t>
       </w:r>
       <w:r>
         <w:t>: Progress tracking, weak-area detection, adaptive recommendations.</w:t>
@@ -5396,32 +4806,21 @@
     </w:p>
     <w:p>
       <w:pPr>
-        <w:pStyle w:val="ListParagraph"/>
+        <w:pStyle w:val="a4"/>
         <w:numPr>
           <w:ilvl w:val="1"/>
           <w:numId w:val="16"/>
         </w:numPr>
         <w:spacing w:after="50" w:line="259" w:lineRule="auto"/>
       </w:pPr>
-      <w:proofErr w:type="spellStart"/>
-      <w:r>
-        <w:rPr>
-          <w:rFonts w:ascii="Consolas" w:eastAsia="Consolas" w:hAnsi="Consolas" w:cs="Consolas"/>
-          <w:sz w:val="19"/>
-          <w:szCs w:val="19"/>
-          <w:shd w:val="clear" w:color="auto" w:fill="EEF1F5"/>
-        </w:rPr>
-        <w:t>src</w:t>
-      </w:r>
-      <w:proofErr w:type="spellEnd"/>
-      <w:r>
-        <w:rPr>
-          <w:rFonts w:ascii="Consolas" w:eastAsia="Consolas" w:hAnsi="Consolas" w:cs="Consolas"/>
-          <w:sz w:val="19"/>
-          <w:szCs w:val="19"/>
-          <w:shd w:val="clear" w:color="auto" w:fill="EEF1F5"/>
-        </w:rPr>
-        <w:t>/plans/</w:t>
+      <w:r>
+        <w:rPr>
+          <w:rFonts w:ascii="Consolas" w:eastAsia="Consolas" w:hAnsi="Consolas" w:cs="Consolas"/>
+          <w:sz w:val="19"/>
+          <w:szCs w:val="19"/>
+          <w:shd w:val="clear" w:color="auto" w:fill="EEF1F5"/>
+        </w:rPr>
+        <w:t>src/plans/</w:t>
       </w:r>
       <w:r>
         <w:t>: Plan generation lifecycle, policy update impact analysis, selective regeneration.</w:t>
@@ -5429,32 +4828,21 @@
     </w:p>
     <w:p>
       <w:pPr>
-        <w:pStyle w:val="ListParagraph"/>
+        <w:pStyle w:val="a4"/>
         <w:numPr>
           <w:ilvl w:val="1"/>
           <w:numId w:val="16"/>
         </w:numPr>
         <w:spacing w:after="50" w:line="259" w:lineRule="auto"/>
       </w:pPr>
-      <w:proofErr w:type="spellStart"/>
-      <w:r>
-        <w:rPr>
-          <w:rFonts w:ascii="Consolas" w:eastAsia="Consolas" w:hAnsi="Consolas" w:cs="Consolas"/>
-          <w:sz w:val="19"/>
-          <w:szCs w:val="19"/>
-          <w:shd w:val="clear" w:color="auto" w:fill="EEF1F5"/>
-        </w:rPr>
-        <w:t>src</w:t>
-      </w:r>
-      <w:proofErr w:type="spellEnd"/>
-      <w:r>
-        <w:rPr>
-          <w:rFonts w:ascii="Consolas" w:eastAsia="Consolas" w:hAnsi="Consolas" w:cs="Consolas"/>
-          <w:sz w:val="19"/>
-          <w:szCs w:val="19"/>
-          <w:shd w:val="clear" w:color="auto" w:fill="EEF1F5"/>
-        </w:rPr>
-        <w:t>/reviews/</w:t>
+      <w:r>
+        <w:rPr>
+          <w:rFonts w:ascii="Consolas" w:eastAsia="Consolas" w:hAnsi="Consolas" w:cs="Consolas"/>
+          <w:sz w:val="19"/>
+          <w:szCs w:val="19"/>
+          <w:shd w:val="clear" w:color="auto" w:fill="EEF1F5"/>
+        </w:rPr>
+        <w:t>src/reviews/</w:t>
       </w:r>
       <w:r>
         <w:t>: Review queue, decision records, reviewer overrides, append-only audit trail.</w:t>
@@ -5462,32 +4850,21 @@
     </w:p>
     <w:p>
       <w:pPr>
-        <w:pStyle w:val="ListParagraph"/>
+        <w:pStyle w:val="a4"/>
         <w:numPr>
           <w:ilvl w:val="1"/>
           <w:numId w:val="16"/>
         </w:numPr>
         <w:spacing w:after="50" w:line="259" w:lineRule="auto"/>
       </w:pPr>
-      <w:proofErr w:type="spellStart"/>
-      <w:r>
-        <w:rPr>
-          <w:rFonts w:ascii="Consolas" w:eastAsia="Consolas" w:hAnsi="Consolas" w:cs="Consolas"/>
-          <w:sz w:val="19"/>
-          <w:szCs w:val="19"/>
-          <w:shd w:val="clear" w:color="auto" w:fill="EEF1F5"/>
-        </w:rPr>
-        <w:t>src</w:t>
-      </w:r>
-      <w:proofErr w:type="spellEnd"/>
-      <w:r>
-        <w:rPr>
-          <w:rFonts w:ascii="Consolas" w:eastAsia="Consolas" w:hAnsi="Consolas" w:cs="Consolas"/>
-          <w:sz w:val="19"/>
-          <w:szCs w:val="19"/>
-          <w:shd w:val="clear" w:color="auto" w:fill="EEF1F5"/>
-        </w:rPr>
-        <w:t>/reports/</w:t>
+      <w:r>
+        <w:rPr>
+          <w:rFonts w:ascii="Consolas" w:eastAsia="Consolas" w:hAnsi="Consolas" w:cs="Consolas"/>
+          <w:sz w:val="19"/>
+          <w:szCs w:val="19"/>
+          <w:shd w:val="clear" w:color="auto" w:fill="EEF1F5"/>
+        </w:rPr>
+        <w:t>src/reports/</w:t>
       </w:r>
       <w:r>
         <w:t>: Executive metric summaries, CSV/Excel/PDF export.</w:t>
@@ -5495,32 +4872,21 @@
     </w:p>
     <w:p>
       <w:pPr>
-        <w:pStyle w:val="ListParagraph"/>
+        <w:pStyle w:val="a4"/>
         <w:numPr>
           <w:ilvl w:val="1"/>
           <w:numId w:val="16"/>
         </w:numPr>
         <w:spacing w:after="50" w:line="259" w:lineRule="auto"/>
       </w:pPr>
-      <w:proofErr w:type="spellStart"/>
-      <w:r>
-        <w:rPr>
-          <w:rFonts w:ascii="Consolas" w:eastAsia="Consolas" w:hAnsi="Consolas" w:cs="Consolas"/>
-          <w:sz w:val="19"/>
-          <w:szCs w:val="19"/>
-          <w:shd w:val="clear" w:color="auto" w:fill="EEF1F5"/>
-        </w:rPr>
-        <w:t>src</w:t>
-      </w:r>
-      <w:proofErr w:type="spellEnd"/>
-      <w:r>
-        <w:rPr>
-          <w:rFonts w:ascii="Consolas" w:eastAsia="Consolas" w:hAnsi="Consolas" w:cs="Consolas"/>
-          <w:sz w:val="19"/>
-          <w:szCs w:val="19"/>
-          <w:shd w:val="clear" w:color="auto" w:fill="EEF1F5"/>
-        </w:rPr>
-        <w:t>/search/</w:t>
+      <w:r>
+        <w:rPr>
+          <w:rFonts w:ascii="Consolas" w:eastAsia="Consolas" w:hAnsi="Consolas" w:cs="Consolas"/>
+          <w:sz w:val="19"/>
+          <w:szCs w:val="19"/>
+          <w:shd w:val="clear" w:color="auto" w:fill="EEF1F5"/>
+        </w:rPr>
+        <w:t>src/search/</w:t>
       </w:r>
       <w:r>
         <w:t>: Full-text and metadata filtering across documents, plans, and matrix.</w:t>
@@ -5528,7 +4894,7 @@
     </w:p>
     <w:p>
       <w:pPr>
-        <w:pStyle w:val="Heading2"/>
+        <w:pStyle w:val="2"/>
       </w:pPr>
       <w:r>
         <w:rPr>
@@ -5544,15 +4910,7 @@
         <w:spacing w:after="100" w:line="264" w:lineRule="auto"/>
       </w:pPr>
       <w:r>
-        <w:t xml:space="preserve">The database schema is defined using </w:t>
-      </w:r>
-      <w:proofErr w:type="spellStart"/>
-      <w:r>
-        <w:t>SQLAlchemy</w:t>
-      </w:r>
-      <w:proofErr w:type="spellEnd"/>
-      <w:r>
-        <w:t xml:space="preserve"> ORM models supporting development on SQLite and easy migration to PostgreSQL.</w:t>
+        <w:t>The database schema is defined using SQLAlchemy ORM models supporting development on SQLite and easy migration to PostgreSQL.</w:t>
       </w:r>
     </w:p>
     <w:p>
@@ -5623,7 +4981,7 @@
     </w:p>
     <w:p>
       <w:pPr>
-        <w:pStyle w:val="Heading3"/>
+        <w:pStyle w:val="3"/>
       </w:pPr>
       <w:r>
         <w:rPr>
@@ -5635,7 +4993,7 @@
     </w:p>
     <w:p>
       <w:pPr>
-        <w:pStyle w:val="ListParagraph"/>
+        <w:pStyle w:val="a4"/>
         <w:numPr>
           <w:ilvl w:val="0"/>
           <w:numId w:val="17"/>
@@ -5719,7 +5077,7 @@
     </w:p>
     <w:p>
       <w:pPr>
-        <w:pStyle w:val="ListParagraph"/>
+        <w:pStyle w:val="a4"/>
         <w:numPr>
           <w:ilvl w:val="0"/>
           <w:numId w:val="17"/>
@@ -5738,20 +5096,12 @@
         <w:t>roles</w:t>
       </w:r>
       <w:r>
-        <w:t xml:space="preserve">: Job roles in </w:t>
-      </w:r>
-      <w:proofErr w:type="spellStart"/>
-      <w:r>
-        <w:t>NovaCart</w:t>
-      </w:r>
-      <w:proofErr w:type="spellEnd"/>
-      <w:r>
-        <w:t xml:space="preserve"> (10 defined titles).</w:t>
-      </w:r>
-    </w:p>
-    <w:p>
-      <w:pPr>
-        <w:pStyle w:val="ListParagraph"/>
+        <w:t>: Job roles in NovaCart (10 defined titles).</w:t>
+      </w:r>
+    </w:p>
+    <w:p>
+      <w:pPr>
+        <w:pStyle w:val="a4"/>
         <w:numPr>
           <w:ilvl w:val="0"/>
           <w:numId w:val="17"/>
@@ -5775,7 +5125,7 @@
     </w:p>
     <w:p>
       <w:pPr>
-        <w:pStyle w:val="ListParagraph"/>
+        <w:pStyle w:val="a4"/>
         <w:numPr>
           <w:ilvl w:val="0"/>
           <w:numId w:val="17"/>
@@ -5799,14 +5149,13 @@
     </w:p>
     <w:p>
       <w:pPr>
-        <w:pStyle w:val="ListParagraph"/>
+        <w:pStyle w:val="a4"/>
         <w:numPr>
           <w:ilvl w:val="0"/>
           <w:numId w:val="17"/>
         </w:numPr>
         <w:spacing w:after="50" w:line="259" w:lineRule="auto"/>
       </w:pPr>
-      <w:proofErr w:type="spellStart"/>
       <w:r>
         <w:rPr>
           <w:rFonts w:ascii="Consolas" w:eastAsia="Consolas" w:hAnsi="Consolas" w:cs="Consolas"/>
@@ -5818,21 +5167,19 @@
         </w:rPr>
         <w:t>document_chunks</w:t>
       </w:r>
-      <w:proofErr w:type="spellEnd"/>
       <w:r>
         <w:t>: Section-level text units with heading, page, and mandatory flags.</w:t>
       </w:r>
     </w:p>
     <w:p>
       <w:pPr>
-        <w:pStyle w:val="ListParagraph"/>
+        <w:pStyle w:val="a4"/>
         <w:numPr>
           <w:ilvl w:val="0"/>
           <w:numId w:val="17"/>
         </w:numPr>
         <w:spacing w:after="50" w:line="259" w:lineRule="auto"/>
       </w:pPr>
-      <w:proofErr w:type="spellStart"/>
       <w:r>
         <w:rPr>
           <w:rFonts w:ascii="Consolas" w:eastAsia="Consolas" w:hAnsi="Consolas" w:cs="Consolas"/>
@@ -5844,21 +5191,19 @@
         </w:rPr>
         <w:t>document_revisions</w:t>
       </w:r>
-      <w:proofErr w:type="spellEnd"/>
       <w:r>
         <w:t>: Version history tracking active vs superseded document versions.</w:t>
       </w:r>
     </w:p>
     <w:p>
       <w:pPr>
-        <w:pStyle w:val="ListParagraph"/>
+        <w:pStyle w:val="a4"/>
         <w:numPr>
           <w:ilvl w:val="0"/>
           <w:numId w:val="17"/>
         </w:numPr>
         <w:spacing w:after="50" w:line="259" w:lineRule="auto"/>
       </w:pPr>
-      <w:proofErr w:type="spellStart"/>
       <w:r>
         <w:rPr>
           <w:rFonts w:ascii="Consolas" w:eastAsia="Consolas" w:hAnsi="Consolas" w:cs="Consolas"/>
@@ -5870,21 +5215,19 @@
         </w:rPr>
         <w:t>role_requirements</w:t>
       </w:r>
-      <w:proofErr w:type="spellEnd"/>
       <w:r>
         <w:t>: Authoritative matrix rows (178 rows seeded).</w:t>
       </w:r>
     </w:p>
     <w:p>
       <w:pPr>
-        <w:pStyle w:val="ListParagraph"/>
+        <w:pStyle w:val="a4"/>
         <w:numPr>
           <w:ilvl w:val="0"/>
           <w:numId w:val="17"/>
         </w:numPr>
         <w:spacing w:after="50" w:line="259" w:lineRule="auto"/>
       </w:pPr>
-      <w:proofErr w:type="spellStart"/>
       <w:r>
         <w:rPr>
           <w:rFonts w:ascii="Consolas" w:eastAsia="Consolas" w:hAnsi="Consolas" w:cs="Consolas"/>
@@ -5896,21 +5239,19 @@
         </w:rPr>
         <w:t>role_requirement_drafts</w:t>
       </w:r>
-      <w:proofErr w:type="spellEnd"/>
       <w:r>
         <w:t>: Proposed matrix modifications awaiting review approval.</w:t>
       </w:r>
     </w:p>
     <w:p>
       <w:pPr>
-        <w:pStyle w:val="ListParagraph"/>
+        <w:pStyle w:val="a4"/>
         <w:numPr>
           <w:ilvl w:val="0"/>
           <w:numId w:val="17"/>
         </w:numPr>
         <w:spacing w:after="50" w:line="259" w:lineRule="auto"/>
       </w:pPr>
-      <w:proofErr w:type="spellStart"/>
       <w:r>
         <w:rPr>
           <w:rFonts w:ascii="Consolas" w:eastAsia="Consolas" w:hAnsi="Consolas" w:cs="Consolas"/>
@@ -5922,21 +5263,19 @@
         </w:rPr>
         <w:t>onboarding_plans</w:t>
       </w:r>
-      <w:proofErr w:type="spellEnd"/>
       <w:r>
         <w:t>: Master header for personalized onboarding plans.</w:t>
       </w:r>
     </w:p>
     <w:p>
       <w:pPr>
-        <w:pStyle w:val="ListParagraph"/>
+        <w:pStyle w:val="a4"/>
         <w:numPr>
           <w:ilvl w:val="0"/>
           <w:numId w:val="17"/>
         </w:numPr>
         <w:spacing w:after="50" w:line="259" w:lineRule="auto"/>
       </w:pPr>
-      <w:proofErr w:type="spellStart"/>
       <w:r>
         <w:rPr>
           <w:rFonts w:ascii="Consolas" w:eastAsia="Consolas" w:hAnsi="Consolas" w:cs="Consolas"/>
@@ -5948,7 +5287,6 @@
         </w:rPr>
         <w:t>learning_modules</w:t>
       </w:r>
-      <w:proofErr w:type="spellEnd"/>
       <w:r>
         <w:t xml:space="preserve">, </w:t>
       </w:r>
@@ -6011,14 +5349,13 @@
     </w:p>
     <w:p>
       <w:pPr>
-        <w:pStyle w:val="ListParagraph"/>
+        <w:pStyle w:val="a4"/>
         <w:numPr>
           <w:ilvl w:val="0"/>
           <w:numId w:val="17"/>
         </w:numPr>
         <w:spacing w:after="50" w:line="259" w:lineRule="auto"/>
       </w:pPr>
-      <w:proofErr w:type="spellStart"/>
       <w:r>
         <w:rPr>
           <w:rFonts w:ascii="Consolas" w:eastAsia="Consolas" w:hAnsi="Consolas" w:cs="Consolas"/>
@@ -6030,21 +5367,19 @@
         </w:rPr>
         <w:t>validation_reports</w:t>
       </w:r>
-      <w:proofErr w:type="spellEnd"/>
       <w:r>
         <w:t>: Persisted Pipeline 2 validation results and metrics.</w:t>
       </w:r>
     </w:p>
     <w:p>
       <w:pPr>
-        <w:pStyle w:val="ListParagraph"/>
+        <w:pStyle w:val="a4"/>
         <w:numPr>
           <w:ilvl w:val="0"/>
           <w:numId w:val="17"/>
         </w:numPr>
         <w:spacing w:after="50" w:line="259" w:lineRule="auto"/>
       </w:pPr>
-      <w:proofErr w:type="spellStart"/>
       <w:r>
         <w:rPr>
           <w:rFonts w:ascii="Consolas" w:eastAsia="Consolas" w:hAnsi="Consolas" w:cs="Consolas"/>
@@ -6056,21 +5391,19 @@
         </w:rPr>
         <w:t>review_decisions</w:t>
       </w:r>
-      <w:proofErr w:type="spellEnd"/>
       <w:r>
         <w:t>: Preserves original AI output alongside reviewer overrides.</w:t>
       </w:r>
     </w:p>
     <w:p>
       <w:pPr>
-        <w:pStyle w:val="ListParagraph"/>
+        <w:pStyle w:val="a4"/>
         <w:numPr>
           <w:ilvl w:val="0"/>
           <w:numId w:val="17"/>
         </w:numPr>
         <w:spacing w:after="50" w:line="259" w:lineRule="auto"/>
       </w:pPr>
-      <w:proofErr w:type="spellStart"/>
       <w:r>
         <w:rPr>
           <w:rFonts w:ascii="Consolas" w:eastAsia="Consolas" w:hAnsi="Consolas" w:cs="Consolas"/>
@@ -6082,21 +5415,19 @@
         </w:rPr>
         <w:t>audit_log</w:t>
       </w:r>
-      <w:proofErr w:type="spellEnd"/>
       <w:r>
         <w:t>: Append-only audit trail recording user, action, timestamp, and payload.</w:t>
       </w:r>
     </w:p>
     <w:p>
       <w:pPr>
-        <w:pStyle w:val="ListParagraph"/>
+        <w:pStyle w:val="a4"/>
         <w:numPr>
           <w:ilvl w:val="0"/>
           <w:numId w:val="17"/>
         </w:numPr>
         <w:spacing w:after="50" w:line="259" w:lineRule="auto"/>
       </w:pPr>
-      <w:proofErr w:type="spellStart"/>
       <w:r>
         <w:rPr>
           <w:rFonts w:ascii="Consolas" w:eastAsia="Consolas" w:hAnsi="Consolas" w:cs="Consolas"/>
@@ -6108,14 +5439,13 @@
         </w:rPr>
         <w:t>generation_metadata</w:t>
       </w:r>
-      <w:proofErr w:type="spellEnd"/>
       <w:r>
         <w:t>: LLM call telemetry (model name, prompt version, retry count, response time).</w:t>
       </w:r>
     </w:p>
     <w:p>
       <w:pPr>
-        <w:pStyle w:val="Heading2"/>
+        <w:pStyle w:val="2"/>
       </w:pPr>
       <w:r>
         <w:rPr>
@@ -6202,7 +5532,7 @@
     </w:p>
     <w:p>
       <w:pPr>
-        <w:pStyle w:val="Heading3"/>
+        <w:pStyle w:val="3"/>
       </w:pPr>
       <w:r>
         <w:rPr>
@@ -6217,20 +5547,12 @@
         <w:spacing w:after="100" w:line="264" w:lineRule="auto"/>
       </w:pPr>
       <w:r>
-        <w:t xml:space="preserve">The Level 0 context shows the enterprise boundary between users, the internal platform, and external </w:t>
-      </w:r>
-      <w:proofErr w:type="spellStart"/>
-      <w:r>
-        <w:t>GenAI</w:t>
-      </w:r>
-      <w:proofErr w:type="spellEnd"/>
-      <w:r>
-        <w:t xml:space="preserve"> providers. Level 1 decomposes the platform into 7 core processes, illustrating how data moves from raw ingestion (Process 1.0) into the dual pipelines (Processes 3.0 and 4.0), through comparison and review (Processes 5.0 and 6.0), and finally to reporting (Process 7.0).</w:t>
-      </w:r>
-    </w:p>
-    <w:p>
-      <w:pPr>
-        <w:pStyle w:val="Heading2"/>
+        <w:t>The Level 0 context shows the enterprise boundary between users, the internal platform, and external GenAI providers. Level 1 decomposes the platform into 7 core processes, illustrating how data moves from raw ingestion (Process 1.0) into the dual pipelines (Processes 3.0 and 4.0), through comparison and review (Processes 5.0 and 6.0), and finally to reporting (Process 7.0).</w:t>
+      </w:r>
+    </w:p>
+    <w:p>
+      <w:pPr>
+        <w:pStyle w:val="2"/>
       </w:pPr>
       <w:r>
         <w:rPr>
@@ -6309,7 +5631,7 @@
     </w:p>
     <w:p>
       <w:pPr>
-        <w:pStyle w:val="Heading3"/>
+        <w:pStyle w:val="3"/>
       </w:pPr>
       <w:r>
         <w:rPr>
@@ -6324,20 +5646,12 @@
         <w:spacing w:after="100" w:line="264" w:lineRule="auto"/>
       </w:pPr>
       <w:r>
-        <w:t xml:space="preserve">The use case model illustrates the roles and permissions across system actors. Administrators maintain document corpus integrity and policy updates. Training Managers generate and monitor plans. Reviewers operate the manual review queue and execute overrides. Managers and Employees interact with progress tracking and quizzes. The external </w:t>
-      </w:r>
-      <w:proofErr w:type="spellStart"/>
-      <w:r>
-        <w:t>GenAI</w:t>
-      </w:r>
-      <w:proofErr w:type="spellEnd"/>
-      <w:r>
-        <w:t xml:space="preserve"> API serves solely as a completion provider to UC-03.</w:t>
-      </w:r>
-    </w:p>
-    <w:p>
-      <w:pPr>
-        <w:pStyle w:val="Heading2"/>
+        <w:t>The use case model illustrates the roles and permissions across system actors. Administrators maintain document corpus integrity and policy updates. Training Managers generate and monitor plans. Reviewers operate the manual review queue and execute overrides. Managers and Employees interact with progress tracking and quizzes. The external GenAI API serves solely as a completion provider to UC-03.</w:t>
+      </w:r>
+    </w:p>
+    <w:p>
+      <w:pPr>
+        <w:pStyle w:val="2"/>
       </w:pPr>
       <w:r>
         <w:rPr>
@@ -6699,7 +6013,7 @@
     </w:p>
     <w:p>
       <w:pPr>
-        <w:pStyle w:val="Heading3"/>
+        <w:pStyle w:val="3"/>
       </w:pPr>
       <w:r>
         <w:rPr>
@@ -6715,20 +6029,12 @@
         <w:spacing w:after="100" w:line="264" w:lineRule="auto"/>
       </w:pPr>
       <w:r>
-        <w:t xml:space="preserve">The activity diagrams depict the 4 core workflows of </w:t>
-      </w:r>
-      <w:proofErr w:type="spellStart"/>
-      <w:r>
-        <w:t>SkillSprint</w:t>
-      </w:r>
-      <w:proofErr w:type="spellEnd"/>
-      <w:r>
-        <w:t xml:space="preserve"> AI: (A) Document ingestion and fencing, (B) Plan generation, schema validation, and verification decision, (C) Human review triage and override recording, and (D) Policy update impact analysis and selective regeneration.</w:t>
-      </w:r>
-    </w:p>
-    <w:p>
-      <w:pPr>
-        <w:pStyle w:val="Heading2"/>
+        <w:t>The activity diagrams depict the 4 core workflows of SkillSprint AI: (A) Document ingestion and fencing, (B) Plan generation, schema validation, and verification decision, (C) Human review triage and override recording, and (D) Policy update impact analysis and selective regeneration.</w:t>
+      </w:r>
+    </w:p>
+    <w:p>
+      <w:pPr>
+        <w:pStyle w:val="2"/>
       </w:pPr>
       <w:r>
         <w:rPr>
@@ -6806,7 +6112,7 @@
     </w:p>
     <w:p>
       <w:pPr>
-        <w:pStyle w:val="Heading3"/>
+        <w:pStyle w:val="3"/>
       </w:pPr>
       <w:r>
         <w:rPr>
@@ -6823,7 +6129,6 @@
       <w:r>
         <w:t xml:space="preserve">Sequence A documents the complete synchronous pipeline flow: the user request triggers </w:t>
       </w:r>
-      <w:proofErr w:type="spellStart"/>
       <w:r>
         <w:rPr>
           <w:rFonts w:ascii="Consolas" w:eastAsia="Consolas" w:hAnsi="Consolas" w:cs="Consolas"/>
@@ -6833,14 +6138,13 @@
         </w:rPr>
         <w:t>PlanGenerationService</w:t>
       </w:r>
-      <w:proofErr w:type="spellEnd"/>
       <w:r>
         <w:t>, which builds the deterministic skeleton, requests model enrichment, runs pure-Python validation, executes 178 matrix comparisons, persists results to SQLite, and returns a verified plan. Sequence B documents the human override flow with immutable audit logging.</w:t>
       </w:r>
     </w:p>
     <w:p>
       <w:pPr>
-        <w:pStyle w:val="Heading1"/>
+        <w:pStyle w:val="1"/>
       </w:pPr>
       <w:r>
         <w:lastRenderedPageBreak/>
@@ -6849,7 +6153,7 @@
     </w:p>
     <w:p>
       <w:pPr>
-        <w:pStyle w:val="Heading2"/>
+        <w:pStyle w:val="2"/>
       </w:pPr>
       <w:r>
         <w:rPr>
@@ -7011,7 +6315,7 @@
     </w:p>
     <w:p>
       <w:pPr>
-        <w:pStyle w:val="Heading3"/>
+        <w:pStyle w:val="3"/>
       </w:pPr>
       <w:r>
         <w:rPr>
@@ -7031,7 +6335,7 @@
     </w:p>
     <w:p>
       <w:pPr>
-        <w:pStyle w:val="Heading2"/>
+        <w:pStyle w:val="2"/>
       </w:pPr>
       <w:r>
         <w:rPr>
@@ -7051,7 +6355,7 @@
     </w:p>
     <w:p>
       <w:pPr>
-        <w:pStyle w:val="Heading3"/>
+        <w:pStyle w:val="3"/>
       </w:pPr>
       <w:r>
         <w:rPr>
@@ -7063,14 +6367,13 @@
     </w:p>
     <w:p>
       <w:pPr>
-        <w:pStyle w:val="ListParagraph"/>
+        <w:pStyle w:val="a4"/>
         <w:numPr>
           <w:ilvl w:val="0"/>
           <w:numId w:val="18"/>
         </w:numPr>
         <w:spacing w:after="50" w:line="259" w:lineRule="auto"/>
       </w:pPr>
-      <w:proofErr w:type="spellStart"/>
       <w:r>
         <w:rPr>
           <w:rFonts w:ascii="Consolas" w:eastAsia="Consolas" w:hAnsi="Consolas" w:cs="Consolas"/>
@@ -7082,7 +6385,6 @@
         </w:rPr>
         <w:t>document_id</w:t>
       </w:r>
-      <w:proofErr w:type="spellEnd"/>
       <w:r>
         <w:t xml:space="preserve">: Canonical document identifier (e.g., </w:t>
       </w:r>
@@ -7113,14 +6415,13 @@
     </w:p>
     <w:p>
       <w:pPr>
-        <w:pStyle w:val="ListParagraph"/>
+        <w:pStyle w:val="a4"/>
         <w:numPr>
           <w:ilvl w:val="0"/>
           <w:numId w:val="18"/>
         </w:numPr>
         <w:spacing w:after="50" w:line="259" w:lineRule="auto"/>
       </w:pPr>
-      <w:proofErr w:type="spellStart"/>
       <w:r>
         <w:rPr>
           <w:rFonts w:ascii="Consolas" w:eastAsia="Consolas" w:hAnsi="Consolas" w:cs="Consolas"/>
@@ -7132,21 +6433,19 @@
         </w:rPr>
         <w:t>chunk_index</w:t>
       </w:r>
-      <w:proofErr w:type="spellEnd"/>
       <w:r>
         <w:t>: Zero-based positional index of the chunk in the document.</w:t>
       </w:r>
     </w:p>
     <w:p>
       <w:pPr>
-        <w:pStyle w:val="ListParagraph"/>
+        <w:pStyle w:val="a4"/>
         <w:numPr>
           <w:ilvl w:val="0"/>
           <w:numId w:val="18"/>
         </w:numPr>
         <w:spacing w:after="50" w:line="259" w:lineRule="auto"/>
       </w:pPr>
-      <w:proofErr w:type="spellStart"/>
       <w:r>
         <w:rPr>
           <w:rFonts w:ascii="Consolas" w:eastAsia="Consolas" w:hAnsi="Consolas" w:cs="Consolas"/>
@@ -7158,7 +6457,6 @@
         </w:rPr>
         <w:t>section_id</w:t>
       </w:r>
-      <w:proofErr w:type="spellEnd"/>
       <w:r>
         <w:t xml:space="preserve">: Numbered section identifier (e.g., </w:t>
       </w:r>
@@ -7189,7 +6487,7 @@
     </w:p>
     <w:p>
       <w:pPr>
-        <w:pStyle w:val="ListParagraph"/>
+        <w:pStyle w:val="a4"/>
         <w:numPr>
           <w:ilvl w:val="0"/>
           <w:numId w:val="18"/>
@@ -7213,14 +6511,13 @@
     </w:p>
     <w:p>
       <w:pPr>
-        <w:pStyle w:val="ListParagraph"/>
+        <w:pStyle w:val="a4"/>
         <w:numPr>
           <w:ilvl w:val="0"/>
           <w:numId w:val="18"/>
         </w:numPr>
         <w:spacing w:after="50" w:line="259" w:lineRule="auto"/>
       </w:pPr>
-      <w:proofErr w:type="spellStart"/>
       <w:r>
         <w:rPr>
           <w:rFonts w:ascii="Consolas" w:eastAsia="Consolas" w:hAnsi="Consolas" w:cs="Consolas"/>
@@ -7232,21 +6529,19 @@
         </w:rPr>
         <w:t>page_number</w:t>
       </w:r>
-      <w:proofErr w:type="spellEnd"/>
       <w:r>
         <w:t>: Page number where the section begins (for PDF documents).</w:t>
       </w:r>
     </w:p>
     <w:p>
       <w:pPr>
-        <w:pStyle w:val="ListParagraph"/>
+        <w:pStyle w:val="a4"/>
         <w:numPr>
           <w:ilvl w:val="0"/>
           <w:numId w:val="18"/>
         </w:numPr>
         <w:spacing w:after="50" w:line="259" w:lineRule="auto"/>
       </w:pPr>
-      <w:proofErr w:type="spellStart"/>
       <w:r>
         <w:rPr>
           <w:rFonts w:ascii="Consolas" w:eastAsia="Consolas" w:hAnsi="Consolas" w:cs="Consolas"/>
@@ -7258,14 +6553,13 @@
         </w:rPr>
         <w:t>paragraph_ref</w:t>
       </w:r>
-      <w:proofErr w:type="spellEnd"/>
       <w:r>
         <w:t>: Paragraph identifier or line range (for DOCX documents).</w:t>
       </w:r>
     </w:p>
     <w:p>
       <w:pPr>
-        <w:pStyle w:val="ListParagraph"/>
+        <w:pStyle w:val="a4"/>
         <w:numPr>
           <w:ilvl w:val="0"/>
           <w:numId w:val="18"/>
@@ -7289,14 +6583,13 @@
     </w:p>
     <w:p>
       <w:pPr>
-        <w:pStyle w:val="ListParagraph"/>
+        <w:pStyle w:val="a4"/>
         <w:numPr>
           <w:ilvl w:val="0"/>
           <w:numId w:val="18"/>
         </w:numPr>
         <w:spacing w:after="50" w:line="259" w:lineRule="auto"/>
       </w:pPr>
-      <w:proofErr w:type="spellStart"/>
       <w:r>
         <w:rPr>
           <w:rFonts w:ascii="Consolas" w:eastAsia="Consolas" w:hAnsi="Consolas" w:cs="Consolas"/>
@@ -7308,7 +6601,6 @@
         </w:rPr>
         <w:t>is_mandatory</w:t>
       </w:r>
-      <w:proofErr w:type="spellEnd"/>
       <w:r>
         <w:t>: Boolean flag set if clause indicates compulsory compliance (</w:t>
       </w:r>
@@ -7327,14 +6619,13 @@
     </w:p>
     <w:p>
       <w:pPr>
-        <w:pStyle w:val="ListParagraph"/>
+        <w:pStyle w:val="a4"/>
         <w:numPr>
           <w:ilvl w:val="0"/>
           <w:numId w:val="18"/>
         </w:numPr>
         <w:spacing w:after="50" w:line="259" w:lineRule="auto"/>
       </w:pPr>
-      <w:proofErr w:type="spellStart"/>
       <w:r>
         <w:rPr>
           <w:rFonts w:ascii="Consolas" w:eastAsia="Consolas" w:hAnsi="Consolas" w:cs="Consolas"/>
@@ -7346,7 +6637,6 @@
         </w:rPr>
         <w:t>is_optional</w:t>
       </w:r>
-      <w:proofErr w:type="spellEnd"/>
       <w:r>
         <w:t>: Boolean flag set if clause represents optional/recommended reading (</w:t>
       </w:r>
@@ -7365,14 +6655,13 @@
     </w:p>
     <w:p>
       <w:pPr>
-        <w:pStyle w:val="ListParagraph"/>
+        <w:pStyle w:val="a4"/>
         <w:numPr>
           <w:ilvl w:val="0"/>
           <w:numId w:val="18"/>
         </w:numPr>
         <w:spacing w:after="50" w:line="259" w:lineRule="auto"/>
       </w:pPr>
-      <w:proofErr w:type="spellStart"/>
       <w:r>
         <w:rPr>
           <w:rFonts w:ascii="Consolas" w:eastAsia="Consolas" w:hAnsi="Consolas" w:cs="Consolas"/>
@@ -7384,14 +6673,13 @@
         </w:rPr>
         <w:t>is_role_specific</w:t>
       </w:r>
-      <w:proofErr w:type="spellEnd"/>
       <w:r>
         <w:t>: Boolean flag set if clause pertains to specific roles.</w:t>
       </w:r>
     </w:p>
     <w:p>
       <w:pPr>
-        <w:pStyle w:val="Heading2"/>
+        <w:pStyle w:val="2"/>
       </w:pPr>
       <w:r>
         <w:rPr>
@@ -7412,7 +6700,7 @@
     </w:p>
     <w:p>
       <w:pPr>
-        <w:pStyle w:val="Heading3"/>
+        <w:pStyle w:val="3"/>
       </w:pPr>
       <w:r>
         <w:rPr>
@@ -7424,7 +6712,7 @@
     </w:p>
     <w:p>
       <w:pPr>
-        <w:pStyle w:val="ListParagraph"/>
+        <w:pStyle w:val="a4"/>
         <w:numPr>
           <w:ilvl w:val="0"/>
           <w:numId w:val="19"/>
@@ -7460,7 +6748,7 @@
     </w:p>
     <w:p>
       <w:pPr>
-        <w:pStyle w:val="ListParagraph"/>
+        <w:pStyle w:val="a4"/>
         <w:numPr>
           <w:ilvl w:val="0"/>
           <w:numId w:val="19"/>
@@ -7485,7 +6773,6 @@
         </w:rPr>
         <w:t xml:space="preserve"> / </w:t>
       </w:r>
-      <w:proofErr w:type="spellStart"/>
       <w:r>
         <w:rPr>
           <w:rFonts w:ascii="Consolas" w:eastAsia="Consolas" w:hAnsi="Consolas" w:cs="Consolas"/>
@@ -7497,14 +6784,13 @@
         </w:rPr>
         <w:t>requirement_text</w:t>
       </w:r>
-      <w:proofErr w:type="spellEnd"/>
       <w:r>
         <w:t>: Exact requirement wording.</w:t>
       </w:r>
     </w:p>
     <w:p>
       <w:pPr>
-        <w:pStyle w:val="ListParagraph"/>
+        <w:pStyle w:val="a4"/>
         <w:numPr>
           <w:ilvl w:val="0"/>
           <w:numId w:val="19"/>
@@ -7529,7 +6815,6 @@
         </w:rPr>
         <w:t xml:space="preserve"> / </w:t>
       </w:r>
-      <w:proofErr w:type="spellStart"/>
       <w:r>
         <w:rPr>
           <w:rFonts w:ascii="Consolas" w:eastAsia="Consolas" w:hAnsi="Consolas" w:cs="Consolas"/>
@@ -7541,7 +6826,6 @@
         </w:rPr>
         <w:t>due_stage</w:t>
       </w:r>
-      <w:proofErr w:type="spellEnd"/>
       <w:r>
         <w:t>: Designated onboarding stage (</w:t>
       </w:r>
@@ -7572,7 +6856,7 @@
     </w:p>
     <w:p>
       <w:pPr>
-        <w:pStyle w:val="ListParagraph"/>
+        <w:pStyle w:val="a4"/>
         <w:numPr>
           <w:ilvl w:val="0"/>
           <w:numId w:val="19"/>
@@ -7620,7 +6904,7 @@
     </w:p>
     <w:p>
       <w:pPr>
-        <w:pStyle w:val="ListParagraph"/>
+        <w:pStyle w:val="a4"/>
         <w:numPr>
           <w:ilvl w:val="0"/>
           <w:numId w:val="19"/>
@@ -7668,7 +6952,7 @@
     </w:p>
     <w:p>
       <w:pPr>
-        <w:pStyle w:val="ListParagraph"/>
+        <w:pStyle w:val="a4"/>
         <w:numPr>
           <w:ilvl w:val="0"/>
           <w:numId w:val="19"/>
@@ -7740,7 +7024,7 @@
     </w:p>
     <w:p>
       <w:pPr>
-        <w:pStyle w:val="ListParagraph"/>
+        <w:pStyle w:val="a4"/>
         <w:numPr>
           <w:ilvl w:val="0"/>
           <w:numId w:val="19"/>
@@ -7776,7 +7060,7 @@
     </w:p>
     <w:p>
       <w:pPr>
-        <w:pStyle w:val="ListParagraph"/>
+        <w:pStyle w:val="a4"/>
         <w:numPr>
           <w:ilvl w:val="0"/>
           <w:numId w:val="19"/>
@@ -7812,7 +7096,7 @@
     </w:p>
     <w:p>
       <w:pPr>
-        <w:pStyle w:val="ListParagraph"/>
+        <w:pStyle w:val="a4"/>
         <w:numPr>
           <w:ilvl w:val="0"/>
           <w:numId w:val="19"/>
@@ -7860,7 +7144,7 @@
     </w:p>
     <w:p>
       <w:pPr>
-        <w:pStyle w:val="Heading3"/>
+        <w:pStyle w:val="3"/>
       </w:pPr>
       <w:r>
         <w:rPr>
@@ -7874,44 +7158,22 @@
       <w:pPr>
         <w:spacing w:after="100" w:line="264" w:lineRule="auto"/>
       </w:pPr>
-      <w:proofErr w:type="spellStart"/>
-      <w:r>
-        <w:rPr>
-          <w:rFonts w:ascii="Consolas" w:eastAsia="Consolas" w:hAnsi="Consolas" w:cs="Consolas"/>
-          <w:sz w:val="19"/>
-          <w:szCs w:val="19"/>
-          <w:shd w:val="clear" w:color="auto" w:fill="EEF1F5"/>
-        </w:rPr>
-        <w:t>genai_</w:t>
-      </w:r>
-      <w:proofErr w:type="gramStart"/>
-      <w:r>
-        <w:rPr>
-          <w:rFonts w:ascii="Consolas" w:eastAsia="Consolas" w:hAnsi="Consolas" w:cs="Consolas"/>
-          <w:sz w:val="19"/>
-          <w:szCs w:val="19"/>
-          <w:shd w:val="clear" w:color="auto" w:fill="EEF1F5"/>
-        </w:rPr>
-        <w:t>pipeline.requirement</w:t>
-      </w:r>
-      <w:proofErr w:type="gramEnd"/>
-      <w:r>
-        <w:rPr>
-          <w:rFonts w:ascii="Consolas" w:eastAsia="Consolas" w:hAnsi="Consolas" w:cs="Consolas"/>
-          <w:sz w:val="19"/>
-          <w:szCs w:val="19"/>
-          <w:shd w:val="clear" w:color="auto" w:fill="EEF1F5"/>
-        </w:rPr>
-        <w:t>_extractor.RequirementExtractor</w:t>
-      </w:r>
-      <w:proofErr w:type="spellEnd"/>
+      <w:r>
+        <w:rPr>
+          <w:rFonts w:ascii="Consolas" w:eastAsia="Consolas" w:hAnsi="Consolas" w:cs="Consolas"/>
+          <w:sz w:val="19"/>
+          <w:szCs w:val="19"/>
+          <w:shd w:val="clear" w:color="auto" w:fill="EEF1F5"/>
+        </w:rPr>
+        <w:t>genai_pipeline.requirement_extractor.RequirementExtractor</w:t>
+      </w:r>
       <w:r>
         <w:t xml:space="preserve"> categorizes matrix entries into the 7 standard taxonomies:</w:t>
       </w:r>
     </w:p>
     <w:p>
       <w:pPr>
-        <w:pStyle w:val="ListParagraph"/>
+        <w:pStyle w:val="a4"/>
         <w:numPr>
           <w:ilvl w:val="0"/>
           <w:numId w:val="20"/>
@@ -7933,7 +7195,7 @@
     </w:p>
     <w:p>
       <w:pPr>
-        <w:pStyle w:val="ListParagraph"/>
+        <w:pStyle w:val="a4"/>
         <w:numPr>
           <w:ilvl w:val="0"/>
           <w:numId w:val="20"/>
@@ -7955,7 +7217,7 @@
     </w:p>
     <w:p>
       <w:pPr>
-        <w:pStyle w:val="ListParagraph"/>
+        <w:pStyle w:val="a4"/>
         <w:numPr>
           <w:ilvl w:val="0"/>
           <w:numId w:val="20"/>
@@ -7977,7 +7239,7 @@
     </w:p>
     <w:p>
       <w:pPr>
-        <w:pStyle w:val="ListParagraph"/>
+        <w:pStyle w:val="a4"/>
         <w:numPr>
           <w:ilvl w:val="0"/>
           <w:numId w:val="20"/>
@@ -7999,7 +7261,7 @@
     </w:p>
     <w:p>
       <w:pPr>
-        <w:pStyle w:val="ListParagraph"/>
+        <w:pStyle w:val="a4"/>
         <w:numPr>
           <w:ilvl w:val="0"/>
           <w:numId w:val="20"/>
@@ -8021,7 +7283,7 @@
     </w:p>
     <w:p>
       <w:pPr>
-        <w:pStyle w:val="ListParagraph"/>
+        <w:pStyle w:val="a4"/>
         <w:numPr>
           <w:ilvl w:val="0"/>
           <w:numId w:val="20"/>
@@ -8043,7 +7305,7 @@
     </w:p>
     <w:p>
       <w:pPr>
-        <w:pStyle w:val="ListParagraph"/>
+        <w:pStyle w:val="a4"/>
         <w:numPr>
           <w:ilvl w:val="0"/>
           <w:numId w:val="20"/>
@@ -8078,23 +7340,15 @@
     </w:p>
     <w:p>
       <w:pPr>
-        <w:pStyle w:val="Heading1"/>
-      </w:pPr>
-      <w:r>
-        <w:t xml:space="preserve">Chapter 5: </w:t>
-      </w:r>
-      <w:proofErr w:type="spellStart"/>
-      <w:r>
-        <w:t>GenAI</w:t>
-      </w:r>
-      <w:proofErr w:type="spellEnd"/>
-      <w:r>
-        <w:t xml:space="preserve"> Pipeline</w:t>
-      </w:r>
-    </w:p>
-    <w:p>
-      <w:pPr>
-        <w:pStyle w:val="Heading2"/>
+        <w:pStyle w:val="1"/>
+      </w:pPr>
+      <w:r>
+        <w:t>Chapter 5: GenAI Pipeline</w:t>
+      </w:r>
+    </w:p>
+    <w:p>
+      <w:pPr>
+        <w:pStyle w:val="2"/>
       </w:pPr>
       <w:r>
         <w:rPr>
@@ -8106,7 +7360,7 @@
     </w:p>
     <w:p>
       <w:pPr>
-        <w:pStyle w:val="Heading3"/>
+        <w:pStyle w:val="3"/>
       </w:pPr>
       <w:r>
         <w:rPr>
@@ -8120,38 +7374,21 @@
       <w:pPr>
         <w:spacing w:after="100" w:line="264" w:lineRule="auto"/>
       </w:pPr>
-      <w:proofErr w:type="spellStart"/>
-      <w:r>
-        <w:t>SkillSprint</w:t>
-      </w:r>
-      <w:proofErr w:type="spellEnd"/>
-      <w:r>
-        <w:t xml:space="preserve"> AI enforces strict prompt isolation. Prompts are never assembled as scattered hard-coded string concatenations in Python files. Instead, they are maintained as versioned JSON templates in </w:t>
-      </w:r>
-      <w:proofErr w:type="spellStart"/>
-      <w:r>
-        <w:rPr>
-          <w:rFonts w:ascii="Consolas" w:eastAsia="Consolas" w:hAnsi="Consolas" w:cs="Consolas"/>
-          <w:sz w:val="19"/>
-          <w:szCs w:val="19"/>
-          <w:shd w:val="clear" w:color="auto" w:fill="EEF1F5"/>
-        </w:rPr>
-        <w:t>prompt_templates</w:t>
-      </w:r>
-      <w:proofErr w:type="spellEnd"/>
-      <w:r>
-        <w:rPr>
-          <w:rFonts w:ascii="Consolas" w:eastAsia="Consolas" w:hAnsi="Consolas" w:cs="Consolas"/>
-          <w:sz w:val="19"/>
-          <w:szCs w:val="19"/>
-          <w:shd w:val="clear" w:color="auto" w:fill="EEF1F5"/>
-        </w:rPr>
-        <w:t>/</w:t>
+      <w:r>
+        <w:t xml:space="preserve">SkillSprint AI enforces strict prompt isolation. Prompts are never assembled as scattered hard-coded string concatenations in Python files. Instead, they are maintained as versioned JSON templates in </w:t>
+      </w:r>
+      <w:r>
+        <w:rPr>
+          <w:rFonts w:ascii="Consolas" w:eastAsia="Consolas" w:hAnsi="Consolas" w:cs="Consolas"/>
+          <w:sz w:val="19"/>
+          <w:szCs w:val="19"/>
+          <w:shd w:val="clear" w:color="auto" w:fill="EEF1F5"/>
+        </w:rPr>
+        <w:t>prompt_templates/</w:t>
       </w:r>
       <w:r>
         <w:t xml:space="preserve"> loaded dynamically by </w:t>
       </w:r>
-      <w:proofErr w:type="spellStart"/>
       <w:r>
         <w:rPr>
           <w:rFonts w:ascii="Consolas" w:eastAsia="Consolas" w:hAnsi="Consolas" w:cs="Consolas"/>
@@ -8161,14 +7398,13 @@
         </w:rPr>
         <w:t>PromptManager</w:t>
       </w:r>
-      <w:proofErr w:type="spellEnd"/>
       <w:r>
         <w:t>.</w:t>
       </w:r>
     </w:p>
     <w:p>
       <w:pPr>
-        <w:pStyle w:val="Heading4"/>
+        <w:pStyle w:val="4"/>
       </w:pPr>
       <w:r>
         <w:t>Prompt Design Principles</w:t>
@@ -8176,7 +7412,7 @@
     </w:p>
     <w:p>
       <w:pPr>
-        <w:pStyle w:val="ListParagraph"/>
+        <w:pStyle w:val="a4"/>
         <w:numPr>
           <w:ilvl w:val="0"/>
           <w:numId w:val="21"/>
@@ -8191,103 +7427,76 @@
         <w:t>Explicit Role Framing</w:t>
       </w:r>
       <w:r>
-        <w:t xml:space="preserve">: Prompts define the AI as an expert curriculum architect for </w:t>
-      </w:r>
-      <w:proofErr w:type="spellStart"/>
-      <w:r>
-        <w:t>NovaCart</w:t>
-      </w:r>
-      <w:proofErr w:type="spellEnd"/>
+        <w:t>: Prompts define the AI as an expert curriculum architect for NovaCart.</w:t>
+      </w:r>
+    </w:p>
+    <w:p>
+      <w:pPr>
+        <w:pStyle w:val="a4"/>
+        <w:numPr>
+          <w:ilvl w:val="0"/>
+          <w:numId w:val="21"/>
+        </w:numPr>
+        <w:spacing w:after="50" w:line="259" w:lineRule="auto"/>
+      </w:pPr>
+      <w:r>
+        <w:rPr>
+          <w:b/>
+          <w:bCs/>
+        </w:rPr>
+        <w:t>Untrusted Data Boundary</w:t>
+      </w:r>
+      <w:r>
+        <w:t xml:space="preserve">: All document excerpts injected into prompts are wrapped with </w:t>
+      </w:r>
+      <w:r>
+        <w:rPr>
+          <w:rFonts w:ascii="Consolas" w:eastAsia="Consolas" w:hAnsi="Consolas" w:cs="Consolas"/>
+          <w:sz w:val="19"/>
+          <w:szCs w:val="19"/>
+          <w:shd w:val="clear" w:color="auto" w:fill="EEF1F5"/>
+        </w:rPr>
+        <w:t>&lt;&lt;&lt;UNTRUSTED_DOCUMENT_DATA&gt;&gt;&gt;</w:t>
+      </w:r>
+      <w:r>
+        <w:t xml:space="preserve"> delimiters, instructing the model to treat the text as read-only factual reference material and to disregard any embedded instructions.</w:t>
+      </w:r>
+    </w:p>
+    <w:p>
+      <w:pPr>
+        <w:pStyle w:val="a4"/>
+        <w:numPr>
+          <w:ilvl w:val="0"/>
+          <w:numId w:val="21"/>
+        </w:numPr>
+        <w:spacing w:after="50" w:line="259" w:lineRule="auto"/>
+      </w:pPr>
+      <w:r>
+        <w:rPr>
+          <w:b/>
+          <w:bCs/>
+        </w:rPr>
+        <w:t>Schema Coercion</w:t>
+      </w:r>
+      <w:r>
+        <w:t xml:space="preserve">: Prompts contain the exact Pydantic JSON schema specification and enforce </w:t>
+      </w:r>
+      <w:r>
+        <w:rPr>
+          <w:rFonts w:ascii="Consolas" w:eastAsia="Consolas" w:hAnsi="Consolas" w:cs="Consolas"/>
+          <w:sz w:val="19"/>
+          <w:szCs w:val="19"/>
+          <w:shd w:val="clear" w:color="auto" w:fill="EEF1F5"/>
+        </w:rPr>
+        <w:t>response_mime_type: "application/json"</w:t>
+      </w:r>
       <w:r>
         <w:t>.</w:t>
       </w:r>
     </w:p>
     <w:p>
       <w:pPr>
-        <w:pStyle w:val="ListParagraph"/>
-        <w:numPr>
-          <w:ilvl w:val="0"/>
-          <w:numId w:val="21"/>
-        </w:numPr>
-        <w:spacing w:after="50" w:line="259" w:lineRule="auto"/>
-      </w:pPr>
-      <w:r>
-        <w:rPr>
-          <w:b/>
-          <w:bCs/>
-        </w:rPr>
-        <w:t>Untrusted Data Boundary</w:t>
-      </w:r>
-      <w:r>
-        <w:t xml:space="preserve">: All document excerpts injected into prompts are wrapped with </w:t>
-      </w:r>
-      <w:r>
-        <w:rPr>
-          <w:rFonts w:ascii="Consolas" w:eastAsia="Consolas" w:hAnsi="Consolas" w:cs="Consolas"/>
-          <w:sz w:val="19"/>
-          <w:szCs w:val="19"/>
-          <w:shd w:val="clear" w:color="auto" w:fill="EEF1F5"/>
-        </w:rPr>
-        <w:t>&lt;&lt;&lt;UNTRUSTED_DOCUMENT_DATA&gt;&gt;&gt;</w:t>
-      </w:r>
-      <w:r>
-        <w:t xml:space="preserve"> delimiters, instructing the model to treat the text as read-only factual reference material and to disregard any embedded instructions.</w:t>
-      </w:r>
-    </w:p>
-    <w:p>
-      <w:pPr>
-        <w:pStyle w:val="ListParagraph"/>
-        <w:numPr>
-          <w:ilvl w:val="0"/>
-          <w:numId w:val="21"/>
-        </w:numPr>
-        <w:spacing w:after="50" w:line="259" w:lineRule="auto"/>
-      </w:pPr>
-      <w:r>
-        <w:rPr>
-          <w:b/>
-          <w:bCs/>
-        </w:rPr>
-        <w:t>Schema Coercion</w:t>
-      </w:r>
-      <w:r>
-        <w:t xml:space="preserve">: Prompts contain the exact </w:t>
-      </w:r>
-      <w:proofErr w:type="spellStart"/>
-      <w:r>
-        <w:t>Pydantic</w:t>
-      </w:r>
-      <w:proofErr w:type="spellEnd"/>
-      <w:r>
-        <w:t xml:space="preserve"> JSON schema specification and enforce </w:t>
-      </w:r>
-      <w:proofErr w:type="spellStart"/>
-      <w:r>
-        <w:rPr>
-          <w:rFonts w:ascii="Consolas" w:eastAsia="Consolas" w:hAnsi="Consolas" w:cs="Consolas"/>
-          <w:sz w:val="19"/>
-          <w:szCs w:val="19"/>
-          <w:shd w:val="clear" w:color="auto" w:fill="EEF1F5"/>
-        </w:rPr>
-        <w:t>response_mime_type</w:t>
-      </w:r>
-      <w:proofErr w:type="spellEnd"/>
-      <w:r>
-        <w:rPr>
-          <w:rFonts w:ascii="Consolas" w:eastAsia="Consolas" w:hAnsi="Consolas" w:cs="Consolas"/>
-          <w:sz w:val="19"/>
-          <w:szCs w:val="19"/>
-          <w:shd w:val="clear" w:color="auto" w:fill="EEF1F5"/>
-        </w:rPr>
-        <w:t>: "application/json"</w:t>
-      </w:r>
-      <w:r>
-        <w:t>.</w:t>
-      </w:r>
-    </w:p>
-    <w:p>
-      <w:pPr>
-        <w:pStyle w:val="Heading3"/>
+        <w:pStyle w:val="3"/>
       </w:pPr>
       <w:r>
         <w:rPr>
@@ -8308,14 +7517,13 @@
     </w:p>
     <w:p>
       <w:pPr>
-        <w:pStyle w:val="ListParagraph"/>
+        <w:pStyle w:val="a4"/>
         <w:numPr>
           <w:ilvl w:val="0"/>
           <w:numId w:val="22"/>
         </w:numPr>
         <w:spacing w:after="50" w:line="259" w:lineRule="auto"/>
       </w:pPr>
-      <w:proofErr w:type="spellStart"/>
       <w:r>
         <w:rPr>
           <w:rFonts w:ascii="Consolas" w:eastAsia="Consolas" w:hAnsi="Consolas" w:cs="Consolas"/>
@@ -8327,7 +7535,6 @@
         </w:rPr>
         <w:t>prompt_version</w:t>
       </w:r>
-      <w:proofErr w:type="spellEnd"/>
       <w:r>
         <w:t xml:space="preserve">: The template identifier used (e.g., </w:t>
       </w:r>
@@ -8370,14 +7577,13 @@
     </w:p>
     <w:p>
       <w:pPr>
-        <w:pStyle w:val="ListParagraph"/>
+        <w:pStyle w:val="a4"/>
         <w:numPr>
           <w:ilvl w:val="0"/>
           <w:numId w:val="22"/>
         </w:numPr>
         <w:spacing w:after="50" w:line="259" w:lineRule="auto"/>
       </w:pPr>
-      <w:proofErr w:type="spellStart"/>
       <w:r>
         <w:rPr>
           <w:rFonts w:ascii="Consolas" w:eastAsia="Consolas" w:hAnsi="Consolas" w:cs="Consolas"/>
@@ -8389,29 +7595,19 @@
         </w:rPr>
         <w:t>model_used</w:t>
       </w:r>
-      <w:proofErr w:type="spellEnd"/>
-      <w:r>
-        <w:t xml:space="preserve">: The exact model identifier invoked (e.g., </w:t>
-      </w:r>
-      <w:proofErr w:type="spellStart"/>
-      <w:r>
-        <w:t>deepseek</w:t>
-      </w:r>
-      <w:proofErr w:type="spellEnd"/>
-      <w:r>
-        <w:t>/deepseek-v4-flash-fast).</w:t>
-      </w:r>
-    </w:p>
-    <w:p>
-      <w:pPr>
-        <w:pStyle w:val="ListParagraph"/>
+      <w:r>
+        <w:t>: The exact model identifier invoked (e.g., deepseek/deepseek-v4-flash-fast).</w:t>
+      </w:r>
+    </w:p>
+    <w:p>
+      <w:pPr>
+        <w:pStyle w:val="a4"/>
         <w:numPr>
           <w:ilvl w:val="0"/>
           <w:numId w:val="22"/>
         </w:numPr>
         <w:spacing w:after="50" w:line="259" w:lineRule="auto"/>
       </w:pPr>
-      <w:proofErr w:type="spellStart"/>
       <w:r>
         <w:rPr>
           <w:rFonts w:ascii="Consolas" w:eastAsia="Consolas" w:hAnsi="Consolas" w:cs="Consolas"/>
@@ -8423,21 +7619,19 @@
         </w:rPr>
         <w:t>generation_timestamp</w:t>
       </w:r>
-      <w:proofErr w:type="spellEnd"/>
       <w:r>
         <w:t>: UTC timestamp of the generation event.</w:t>
       </w:r>
     </w:p>
     <w:p>
       <w:pPr>
-        <w:pStyle w:val="ListParagraph"/>
+        <w:pStyle w:val="a4"/>
         <w:numPr>
           <w:ilvl w:val="0"/>
           <w:numId w:val="22"/>
         </w:numPr>
         <w:spacing w:after="50" w:line="259" w:lineRule="auto"/>
       </w:pPr>
-      <w:proofErr w:type="spellStart"/>
       <w:r>
         <w:rPr>
           <w:rFonts w:ascii="Consolas" w:eastAsia="Consolas" w:hAnsi="Consolas" w:cs="Consolas"/>
@@ -8449,7 +7643,6 @@
         </w:rPr>
         <w:t>source_doc_versions</w:t>
       </w:r>
-      <w:proofErr w:type="spellEnd"/>
       <w:r>
         <w:t xml:space="preserve">: JSON dictionary mapping every cited document to its exact ingested revision (e.g., </w:t>
       </w:r>
@@ -8473,7 +7666,6 @@
       <w:r>
         <w:t xml:space="preserve">Lineage is persisted both on </w:t>
       </w:r>
-      <w:proofErr w:type="spellStart"/>
       <w:r>
         <w:rPr>
           <w:rFonts w:ascii="Consolas" w:eastAsia="Consolas" w:hAnsi="Consolas" w:cs="Consolas"/>
@@ -8483,11 +7675,9 @@
         </w:rPr>
         <w:t>onboarding_plans</w:t>
       </w:r>
-      <w:proofErr w:type="spellEnd"/>
       <w:r>
         <w:t xml:space="preserve"> and in the </w:t>
       </w:r>
-      <w:proofErr w:type="spellStart"/>
       <w:r>
         <w:rPr>
           <w:rFonts w:ascii="Consolas" w:eastAsia="Consolas" w:hAnsi="Consolas" w:cs="Consolas"/>
@@ -8497,7 +7687,6 @@
         </w:rPr>
         <w:t>generation_metadata</w:t>
       </w:r>
-      <w:proofErr w:type="spellEnd"/>
       <w:r>
         <w:t xml:space="preserve"> audit table.</w:t>
       </w:r>
@@ -8517,42 +7706,224 @@
     </w:p>
     <w:p>
       <w:pPr>
-        <w:pStyle w:val="Heading2"/>
+        <w:pStyle w:val="2"/>
       </w:pPr>
       <w:r>
         <w:rPr>
           <w:sz w:val="28"/>
           <w:szCs w:val="28"/>
         </w:rPr>
-        <w:t xml:space="preserve">5.2 </w:t>
-      </w:r>
-      <w:proofErr w:type="spellStart"/>
+        <w:t>5.2 GenAI Model / API</w:t>
+      </w:r>
+    </w:p>
+    <w:p>
+      <w:pPr>
+        <w:pStyle w:val="3"/>
+      </w:pPr>
+      <w:r>
+        <w:rPr>
+          <w:sz w:val="24"/>
+          <w:szCs w:val="24"/>
+        </w:rPr>
+        <w:t>Provider Architecture</w:t>
+      </w:r>
+    </w:p>
+    <w:p>
+      <w:pPr>
+        <w:spacing w:after="100" w:line="264" w:lineRule="auto"/>
+      </w:pPr>
+      <w:r>
+        <w:t>LLM interactions are abstracted behind BaseGenAIProvider, implemented by a single provider:</w:t>
+      </w:r>
+    </w:p>
+    <w:p>
+      <w:pPr>
+        <w:pStyle w:val="a4"/>
+        <w:numPr>
+          <w:ilvl w:val="0"/>
+          <w:numId w:val="23"/>
+        </w:numPr>
+        <w:spacing w:after="50" w:line="259" w:lineRule="auto"/>
+      </w:pPr>
+      <w:r>
+        <w:rPr>
+          <w:rFonts w:ascii="Consolas" w:eastAsia="Consolas" w:hAnsi="Consolas" w:cs="Consolas"/>
+          <w:b/>
+          <w:bCs/>
+          <w:sz w:val="19"/>
+          <w:szCs w:val="19"/>
+          <w:shd w:val="clear" w:color="auto" w:fill="EEF1F5"/>
+        </w:rPr>
+        <w:t>CommandCodeProvider: Direct integration with the Command Code service. Defaults to deepseek/deepseek-v4-flash-fast, with a configurable COMMAND_CODE_MODEL override.</w:t>
+      </w:r>
+    </w:p>
+    <w:p>
+      <w:pPr>
+        <w:pStyle w:val="3"/>
+      </w:pPr>
+      <w:r>
+        <w:rPr>
+          <w:sz w:val="24"/>
+          <w:szCs w:val="24"/>
+        </w:rPr>
+        <w:t>Error Handling &amp; Bounded Retry</w:t>
+      </w:r>
+    </w:p>
+    <w:p>
+      <w:pPr>
+        <w:spacing w:after="100" w:line="264" w:lineRule="auto"/>
+      </w:pPr>
+      <w:r>
+        <w:rPr>
+          <w:rFonts w:ascii="Consolas" w:eastAsia="Consolas" w:hAnsi="Consolas" w:cs="Consolas"/>
+          <w:sz w:val="19"/>
+          <w:szCs w:val="19"/>
+          <w:shd w:val="clear" w:color="auto" w:fill="EEF1F5"/>
+        </w:rPr>
+        <w:t>genai_pipeline.retry_manager.RetryManager</w:t>
+      </w:r>
+      <w:r>
+        <w:t xml:space="preserve"> governs all LLM queries:</w:t>
+      </w:r>
+    </w:p>
+    <w:p>
+      <w:pPr>
+        <w:pStyle w:val="a4"/>
+        <w:numPr>
+          <w:ilvl w:val="0"/>
+          <w:numId w:val="24"/>
+        </w:numPr>
+        <w:spacing w:after="50" w:line="259" w:lineRule="auto"/>
+      </w:pPr>
+      <w:r>
+        <w:rPr>
+          <w:b/>
+          <w:bCs/>
+        </w:rPr>
+        <w:t>Fail-Closed on Auth Errors</w:t>
+      </w:r>
+      <w:r>
+        <w:t xml:space="preserve">: Missing or invalid API keys immediately raise HTTP 503 </w:t>
+      </w:r>
+      <w:r>
+        <w:rPr>
+          <w:rFonts w:ascii="Consolas" w:eastAsia="Consolas" w:hAnsi="Consolas" w:cs="Consolas"/>
+          <w:sz w:val="19"/>
+          <w:szCs w:val="19"/>
+          <w:shd w:val="clear" w:color="auto" w:fill="EEF1F5"/>
+        </w:rPr>
+        <w:t>AppError</w:t>
+      </w:r>
+      <w:r>
+        <w:t xml:space="preserve">. The system </w:t>
+      </w:r>
+      <w:r>
+        <w:rPr>
+          <w:b/>
+          <w:bCs/>
+        </w:rPr>
+        <w:t>never fabricates</w:t>
+      </w:r>
+      <w:r>
+        <w:t xml:space="preserve"> a fake plan.</w:t>
+      </w:r>
+    </w:p>
+    <w:p>
+      <w:pPr>
+        <w:pStyle w:val="a4"/>
+        <w:numPr>
+          <w:ilvl w:val="0"/>
+          <w:numId w:val="24"/>
+        </w:numPr>
+        <w:spacing w:after="50" w:line="259" w:lineRule="auto"/>
+      </w:pPr>
+      <w:r>
+        <w:rPr>
+          <w:b/>
+          <w:bCs/>
+        </w:rPr>
+        <w:t>Bounded Retry</w:t>
+      </w:r>
+      <w:r>
+        <w:t xml:space="preserve">: Schema validation failures and malformed JSON are retried up to </w:t>
+      </w:r>
+      <w:r>
+        <w:rPr>
+          <w:b/>
+          <w:bCs/>
+        </w:rPr>
+        <w:t>3 times</w:t>
+      </w:r>
+      <w:r>
+        <w:t xml:space="preserve"> with exponential backoff.</w:t>
+      </w:r>
+    </w:p>
+    <w:p>
+      <w:pPr>
+        <w:pStyle w:val="a4"/>
+        <w:numPr>
+          <w:ilvl w:val="0"/>
+          <w:numId w:val="24"/>
+        </w:numPr>
+        <w:spacing w:after="50" w:line="259" w:lineRule="auto"/>
+      </w:pPr>
+      <w:r>
+        <w:rPr>
+          <w:b/>
+          <w:bCs/>
+        </w:rPr>
+        <w:t>Deterministic Assembler Fallback</w:t>
+      </w:r>
+      <w:r>
+        <w:t xml:space="preserve">: If all 3 retries fail, </w:t>
+      </w:r>
+      <w:r>
+        <w:rPr>
+          <w:rFonts w:ascii="Consolas" w:eastAsia="Consolas" w:hAnsi="Consolas" w:cs="Consolas"/>
+          <w:sz w:val="19"/>
+          <w:szCs w:val="19"/>
+          <w:shd w:val="clear" w:color="auto" w:fill="EEF1F5"/>
+        </w:rPr>
+        <w:t>PlanGenerator</w:t>
+      </w:r>
+      <w:r>
+        <w:t xml:space="preserve"> falls back to the deterministic pure-Python </w:t>
+      </w:r>
+      <w:r>
+        <w:rPr>
+          <w:rFonts w:ascii="Consolas" w:eastAsia="Consolas" w:hAnsi="Consolas" w:cs="Consolas"/>
+          <w:sz w:val="19"/>
+          <w:szCs w:val="19"/>
+          <w:shd w:val="clear" w:color="auto" w:fill="EEF1F5"/>
+        </w:rPr>
+        <w:t>PlanAssembler</w:t>
+      </w:r>
+      <w:r>
+        <w:t xml:space="preserve"> backbone, ensuring the API always delivers a grounded plan flagged with </w:t>
+      </w:r>
+      <w:r>
+        <w:rPr>
+          <w:rFonts w:ascii="Consolas" w:eastAsia="Consolas" w:hAnsi="Consolas" w:cs="Consolas"/>
+          <w:sz w:val="19"/>
+          <w:szCs w:val="19"/>
+          <w:shd w:val="clear" w:color="auto" w:fill="EEF1F5"/>
+        </w:rPr>
+        <w:t>recovered_from_assembler: true</w:t>
+      </w:r>
+      <w:r>
+        <w:t>.</w:t>
+      </w:r>
+    </w:p>
+    <w:p>
+      <w:pPr>
+        <w:pStyle w:val="2"/>
+      </w:pPr>
       <w:r>
         <w:rPr>
           <w:sz w:val="28"/>
           <w:szCs w:val="28"/>
         </w:rPr>
-        <w:t>GenAI</w:t>
-      </w:r>
-      <w:proofErr w:type="spellEnd"/>
-      <w:r>
-        <w:rPr>
-          <w:sz w:val="28"/>
-          <w:szCs w:val="28"/>
-        </w:rPr>
-        <w:t xml:space="preserve"> Model / API</w:t>
-      </w:r>
-    </w:p>
-    <w:p>
-      <w:pPr>
-        <w:pStyle w:val="Heading3"/>
-      </w:pPr>
-      <w:r>
-        <w:rPr>
-          <w:sz w:val="24"/>
-          <w:szCs w:val="24"/>
-        </w:rPr>
-        <w:t>Provider Architecture</w:t>
+        <w:t>5.3 JSON Schema</w:t>
       </w:r>
     </w:p>
     <w:p>
@@ -8560,315 +7931,12 @@
         <w:spacing w:after="100" w:line="264" w:lineRule="auto"/>
       </w:pPr>
       <w:r>
-        <w:t xml:space="preserve">LLM interactions are abstracted behind </w:t>
-      </w:r>
-      <w:proofErr w:type="spellStart"/>
-      <w:r>
-        <w:t>BaseGenAIProvider</w:t>
-      </w:r>
-      <w:proofErr w:type="spellEnd"/>
-      <w:r>
-        <w:t>, implemented by a single provider:</w:t>
-      </w:r>
-    </w:p>
-    <w:p>
-      <w:pPr>
-        <w:pStyle w:val="ListParagraph"/>
-        <w:numPr>
-          <w:ilvl w:val="0"/>
-          <w:numId w:val="23"/>
-        </w:numPr>
-        <w:spacing w:after="50" w:line="259" w:lineRule="auto"/>
-      </w:pPr>
-      <w:proofErr w:type="spellStart"/>
-      <w:r>
-        <w:rPr>
-          <w:rFonts w:ascii="Consolas" w:eastAsia="Consolas" w:hAnsi="Consolas" w:cs="Consolas"/>
-          <w:b/>
-          <w:bCs/>
-          <w:sz w:val="19"/>
-          <w:szCs w:val="19"/>
-          <w:shd w:val="clear" w:color="auto" w:fill="EEF1F5"/>
-        </w:rPr>
-        <w:t>CommandCodeProvider</w:t>
-      </w:r>
-      <w:proofErr w:type="spellEnd"/>
-      <w:r>
-        <w:rPr>
-          <w:rFonts w:ascii="Consolas" w:eastAsia="Consolas" w:hAnsi="Consolas" w:cs="Consolas"/>
-          <w:b/>
-          <w:bCs/>
-          <w:sz w:val="19"/>
-          <w:szCs w:val="19"/>
-          <w:shd w:val="clear" w:color="auto" w:fill="EEF1F5"/>
-        </w:rPr>
-        <w:t xml:space="preserve">: Direct integration with the Command Code service. Defaults to </w:t>
-      </w:r>
-      <w:proofErr w:type="spellStart"/>
-      <w:r>
-        <w:rPr>
-          <w:rFonts w:ascii="Consolas" w:eastAsia="Consolas" w:hAnsi="Consolas" w:cs="Consolas"/>
-          <w:b/>
-          <w:bCs/>
-          <w:sz w:val="19"/>
-          <w:szCs w:val="19"/>
-          <w:shd w:val="clear" w:color="auto" w:fill="EEF1F5"/>
-        </w:rPr>
-        <w:t>deepseek</w:t>
-      </w:r>
-      <w:proofErr w:type="spellEnd"/>
-      <w:r>
-        <w:rPr>
-          <w:rFonts w:ascii="Consolas" w:eastAsia="Consolas" w:hAnsi="Consolas" w:cs="Consolas"/>
-          <w:b/>
-          <w:bCs/>
-          <w:sz w:val="19"/>
-          <w:szCs w:val="19"/>
-          <w:shd w:val="clear" w:color="auto" w:fill="EEF1F5"/>
-        </w:rPr>
-        <w:t>/deepseek-v4-flash-fast, with a configurable COMMAND_CODE_MODEL override.</w:t>
-      </w:r>
-    </w:p>
-    <w:p>
-      <w:pPr>
-        <w:pStyle w:val="Heading3"/>
-      </w:pPr>
-      <w:r>
-        <w:rPr>
-          <w:sz w:val="24"/>
-          <w:szCs w:val="24"/>
-        </w:rPr>
-        <w:t>Error Handling &amp; Bounded Retry</w:t>
-      </w:r>
-    </w:p>
-    <w:p>
-      <w:pPr>
-        <w:spacing w:after="100" w:line="264" w:lineRule="auto"/>
-      </w:pPr>
-      <w:proofErr w:type="spellStart"/>
-      <w:r>
-        <w:rPr>
-          <w:rFonts w:ascii="Consolas" w:eastAsia="Consolas" w:hAnsi="Consolas" w:cs="Consolas"/>
-          <w:sz w:val="19"/>
-          <w:szCs w:val="19"/>
-          <w:shd w:val="clear" w:color="auto" w:fill="EEF1F5"/>
-        </w:rPr>
-        <w:t>genai_</w:t>
-      </w:r>
-      <w:proofErr w:type="gramStart"/>
-      <w:r>
-        <w:rPr>
-          <w:rFonts w:ascii="Consolas" w:eastAsia="Consolas" w:hAnsi="Consolas" w:cs="Consolas"/>
-          <w:sz w:val="19"/>
-          <w:szCs w:val="19"/>
-          <w:shd w:val="clear" w:color="auto" w:fill="EEF1F5"/>
-        </w:rPr>
-        <w:t>pipeline.retry</w:t>
-      </w:r>
-      <w:proofErr w:type="gramEnd"/>
-      <w:r>
-        <w:rPr>
-          <w:rFonts w:ascii="Consolas" w:eastAsia="Consolas" w:hAnsi="Consolas" w:cs="Consolas"/>
-          <w:sz w:val="19"/>
-          <w:szCs w:val="19"/>
-          <w:shd w:val="clear" w:color="auto" w:fill="EEF1F5"/>
-        </w:rPr>
-        <w:t>_manager.RetryManager</w:t>
-      </w:r>
-      <w:proofErr w:type="spellEnd"/>
-      <w:r>
-        <w:t xml:space="preserve"> governs all LLM queries:</w:t>
-      </w:r>
-    </w:p>
-    <w:p>
-      <w:pPr>
-        <w:pStyle w:val="ListParagraph"/>
-        <w:numPr>
-          <w:ilvl w:val="0"/>
-          <w:numId w:val="24"/>
-        </w:numPr>
-        <w:spacing w:after="50" w:line="259" w:lineRule="auto"/>
-      </w:pPr>
-      <w:r>
-        <w:rPr>
-          <w:b/>
-          <w:bCs/>
-        </w:rPr>
-        <w:t>Fail-Closed on Auth Errors</w:t>
-      </w:r>
-      <w:r>
-        <w:t xml:space="preserve">: Missing or invalid API keys immediately raise HTTP 503 </w:t>
-      </w:r>
-      <w:proofErr w:type="spellStart"/>
-      <w:r>
-        <w:rPr>
-          <w:rFonts w:ascii="Consolas" w:eastAsia="Consolas" w:hAnsi="Consolas" w:cs="Consolas"/>
-          <w:sz w:val="19"/>
-          <w:szCs w:val="19"/>
-          <w:shd w:val="clear" w:color="auto" w:fill="EEF1F5"/>
-        </w:rPr>
-        <w:t>AppError</w:t>
-      </w:r>
-      <w:proofErr w:type="spellEnd"/>
-      <w:r>
-        <w:t xml:space="preserve">. The system </w:t>
-      </w:r>
-      <w:r>
-        <w:rPr>
-          <w:b/>
-          <w:bCs/>
-        </w:rPr>
-        <w:t>never fabricates</w:t>
-      </w:r>
-      <w:r>
-        <w:t xml:space="preserve"> a fake plan.</w:t>
-      </w:r>
-    </w:p>
-    <w:p>
-      <w:pPr>
-        <w:pStyle w:val="ListParagraph"/>
-        <w:numPr>
-          <w:ilvl w:val="0"/>
-          <w:numId w:val="24"/>
-        </w:numPr>
-        <w:spacing w:after="50" w:line="259" w:lineRule="auto"/>
-      </w:pPr>
-      <w:r>
-        <w:rPr>
-          <w:b/>
-          <w:bCs/>
-        </w:rPr>
-        <w:t>Bounded Retry</w:t>
-      </w:r>
-      <w:r>
-        <w:t xml:space="preserve">: Schema validation failures and malformed JSON are retried up to </w:t>
-      </w:r>
-      <w:r>
-        <w:rPr>
-          <w:b/>
-          <w:bCs/>
-        </w:rPr>
-        <w:t>3 times</w:t>
-      </w:r>
-      <w:r>
-        <w:t xml:space="preserve"> with exponential backoff.</w:t>
-      </w:r>
-    </w:p>
-    <w:p>
-      <w:pPr>
-        <w:pStyle w:val="ListParagraph"/>
-        <w:numPr>
-          <w:ilvl w:val="0"/>
-          <w:numId w:val="24"/>
-        </w:numPr>
-        <w:spacing w:after="50" w:line="259" w:lineRule="auto"/>
-      </w:pPr>
-      <w:r>
-        <w:rPr>
-          <w:b/>
-          <w:bCs/>
-        </w:rPr>
-        <w:t>Deterministic Assembler Fallback</w:t>
-      </w:r>
-      <w:r>
-        <w:t xml:space="preserve">: If all 3 retries fail, </w:t>
-      </w:r>
-      <w:proofErr w:type="spellStart"/>
-      <w:r>
-        <w:rPr>
-          <w:rFonts w:ascii="Consolas" w:eastAsia="Consolas" w:hAnsi="Consolas" w:cs="Consolas"/>
-          <w:sz w:val="19"/>
-          <w:szCs w:val="19"/>
-          <w:shd w:val="clear" w:color="auto" w:fill="EEF1F5"/>
-        </w:rPr>
-        <w:t>PlanGenerator</w:t>
-      </w:r>
-      <w:proofErr w:type="spellEnd"/>
-      <w:r>
-        <w:t xml:space="preserve"> falls back to the deterministic pure-Python </w:t>
-      </w:r>
-      <w:proofErr w:type="spellStart"/>
-      <w:r>
-        <w:rPr>
-          <w:rFonts w:ascii="Consolas" w:eastAsia="Consolas" w:hAnsi="Consolas" w:cs="Consolas"/>
-          <w:sz w:val="19"/>
-          <w:szCs w:val="19"/>
-          <w:shd w:val="clear" w:color="auto" w:fill="EEF1F5"/>
-        </w:rPr>
-        <w:t>PlanAssembler</w:t>
-      </w:r>
-      <w:proofErr w:type="spellEnd"/>
-      <w:r>
-        <w:t xml:space="preserve"> backbone, ensuring the API always delivers a grounded plan flagged with </w:t>
-      </w:r>
-      <w:proofErr w:type="spellStart"/>
-      <w:r>
-        <w:rPr>
-          <w:rFonts w:ascii="Consolas" w:eastAsia="Consolas" w:hAnsi="Consolas" w:cs="Consolas"/>
-          <w:sz w:val="19"/>
-          <w:szCs w:val="19"/>
-          <w:shd w:val="clear" w:color="auto" w:fill="EEF1F5"/>
-        </w:rPr>
-        <w:t>recovered_from_assembler</w:t>
-      </w:r>
-      <w:proofErr w:type="spellEnd"/>
-      <w:r>
-        <w:rPr>
-          <w:rFonts w:ascii="Consolas" w:eastAsia="Consolas" w:hAnsi="Consolas" w:cs="Consolas"/>
-          <w:sz w:val="19"/>
-          <w:szCs w:val="19"/>
-          <w:shd w:val="clear" w:color="auto" w:fill="EEF1F5"/>
-        </w:rPr>
-        <w:t>: true</w:t>
-      </w:r>
-      <w:r>
-        <w:t>.</w:t>
-      </w:r>
-    </w:p>
-    <w:p>
-      <w:pPr>
-        <w:pStyle w:val="Heading2"/>
-      </w:pPr>
-      <w:r>
-        <w:rPr>
-          <w:sz w:val="28"/>
-          <w:szCs w:val="28"/>
-        </w:rPr>
-        <w:t>5.3 JSON Schema</w:t>
-      </w:r>
-    </w:p>
-    <w:p>
-      <w:pPr>
-        <w:spacing w:after="100" w:line="264" w:lineRule="auto"/>
-      </w:pPr>
-      <w:r>
-        <w:t xml:space="preserve">The sole accepted </w:t>
-      </w:r>
-      <w:proofErr w:type="spellStart"/>
-      <w:r>
-        <w:t>GenAI</w:t>
-      </w:r>
-      <w:proofErr w:type="spellEnd"/>
-      <w:r>
-        <w:t xml:space="preserve"> output shape is </w:t>
-      </w:r>
-      <w:proofErr w:type="spellStart"/>
-      <w:proofErr w:type="gramStart"/>
-      <w:r>
-        <w:t>schemas.plan</w:t>
-      </w:r>
-      <w:proofErr w:type="gramEnd"/>
-      <w:r>
-        <w:t>_schema.GeneratedPlan</w:t>
-      </w:r>
-      <w:proofErr w:type="spellEnd"/>
-      <w:r>
-        <w:t>.</w:t>
-      </w:r>
-    </w:p>
-    <w:p>
-      <w:pPr>
-        <w:pStyle w:val="Heading3"/>
+        <w:t>The sole accepted GenAI output shape is schemas.plan_schema.GeneratedPlan.</w:t>
+      </w:r>
+    </w:p>
+    <w:p>
+      <w:pPr>
+        <w:pStyle w:val="3"/>
       </w:pPr>
       <w:r>
         <w:rPr>
@@ -8894,45 +7962,7 @@
           <w:sz w:val="16"/>
           <w:szCs w:val="16"/>
         </w:rPr>
-        <w:t xml:space="preserve">class </w:t>
-      </w:r>
-      <w:proofErr w:type="spellStart"/>
-      <w:proofErr w:type="gramStart"/>
-      <w:r>
-        <w:rPr>
-          <w:rFonts w:ascii="Consolas" w:eastAsia="Consolas" w:hAnsi="Consolas" w:cs="Consolas"/>
-          <w:sz w:val="16"/>
-          <w:szCs w:val="16"/>
-        </w:rPr>
-        <w:t>GeneratedPlan</w:t>
-      </w:r>
-      <w:proofErr w:type="spellEnd"/>
-      <w:r>
-        <w:rPr>
-          <w:rFonts w:ascii="Consolas" w:eastAsia="Consolas" w:hAnsi="Consolas" w:cs="Consolas"/>
-          <w:sz w:val="16"/>
-          <w:szCs w:val="16"/>
-        </w:rPr>
-        <w:t>(</w:t>
-      </w:r>
-      <w:proofErr w:type="spellStart"/>
-      <w:proofErr w:type="gramEnd"/>
-      <w:r>
-        <w:rPr>
-          <w:rFonts w:ascii="Consolas" w:eastAsia="Consolas" w:hAnsi="Consolas" w:cs="Consolas"/>
-          <w:sz w:val="16"/>
-          <w:szCs w:val="16"/>
-        </w:rPr>
-        <w:t>BaseModel</w:t>
-      </w:r>
-      <w:proofErr w:type="spellEnd"/>
-      <w:r>
-        <w:rPr>
-          <w:rFonts w:ascii="Consolas" w:eastAsia="Consolas" w:hAnsi="Consolas" w:cs="Consolas"/>
-          <w:sz w:val="16"/>
-          <w:szCs w:val="16"/>
-        </w:rPr>
-        <w:t>):</w:t>
+        <w:t>class GeneratedPlan(BaseModel):</w:t>
       </w:r>
     </w:p>
     <w:p>
@@ -8951,25 +7981,7 @@
           <w:sz w:val="16"/>
           <w:szCs w:val="16"/>
         </w:rPr>
-        <w:t xml:space="preserve">    """Sole accepted </w:t>
-      </w:r>
-      <w:proofErr w:type="spellStart"/>
-      <w:r>
-        <w:rPr>
-          <w:rFonts w:ascii="Consolas" w:eastAsia="Consolas" w:hAnsi="Consolas" w:cs="Consolas"/>
-          <w:sz w:val="16"/>
-          <w:szCs w:val="16"/>
-        </w:rPr>
-        <w:t>GenAI</w:t>
-      </w:r>
-      <w:proofErr w:type="spellEnd"/>
-      <w:r>
-        <w:rPr>
-          <w:rFonts w:ascii="Consolas" w:eastAsia="Consolas" w:hAnsi="Consolas" w:cs="Consolas"/>
-          <w:sz w:val="16"/>
-          <w:szCs w:val="16"/>
-        </w:rPr>
-        <w:t xml:space="preserve"> output shape. Free-form prose is never the plan of record."""</w:t>
+        <w:t xml:space="preserve">    """Sole accepted GenAI output shape. Free-form prose is never the plan of record."""</w:t>
       </w:r>
     </w:p>
     <w:p>
@@ -9007,25 +8019,7 @@
           <w:sz w:val="16"/>
           <w:szCs w:val="16"/>
         </w:rPr>
-        <w:t xml:space="preserve">    </w:t>
-      </w:r>
-      <w:proofErr w:type="spellStart"/>
-      <w:r>
-        <w:rPr>
-          <w:rFonts w:ascii="Consolas" w:eastAsia="Consolas" w:hAnsi="Consolas" w:cs="Consolas"/>
-          <w:sz w:val="16"/>
-          <w:szCs w:val="16"/>
-        </w:rPr>
-        <w:t>schema_version</w:t>
-      </w:r>
-      <w:proofErr w:type="spellEnd"/>
-      <w:r>
-        <w:rPr>
-          <w:rFonts w:ascii="Consolas" w:eastAsia="Consolas" w:hAnsi="Consolas" w:cs="Consolas"/>
-          <w:sz w:val="16"/>
-          <w:szCs w:val="16"/>
-        </w:rPr>
-        <w:t>: str = "onboarding_plan_v2"</w:t>
+        <w:t xml:space="preserve">    schema_version: str = "onboarding_plan_v2"</w:t>
       </w:r>
     </w:p>
     <w:p>
@@ -9044,25 +8038,7 @@
           <w:sz w:val="16"/>
           <w:szCs w:val="16"/>
         </w:rPr>
-        <w:t xml:space="preserve">    </w:t>
-      </w:r>
-      <w:proofErr w:type="spellStart"/>
-      <w:r>
-        <w:rPr>
-          <w:rFonts w:ascii="Consolas" w:eastAsia="Consolas" w:hAnsi="Consolas" w:cs="Consolas"/>
-          <w:sz w:val="16"/>
-          <w:szCs w:val="16"/>
-        </w:rPr>
-        <w:t>role_title</w:t>
-      </w:r>
-      <w:proofErr w:type="spellEnd"/>
-      <w:r>
-        <w:rPr>
-          <w:rFonts w:ascii="Consolas" w:eastAsia="Consolas" w:hAnsi="Consolas" w:cs="Consolas"/>
-          <w:sz w:val="16"/>
-          <w:szCs w:val="16"/>
-        </w:rPr>
-        <w:t>: str</w:t>
+        <w:t xml:space="preserve">    role_title: str</w:t>
       </w:r>
     </w:p>
     <w:p>
@@ -9081,25 +8057,7 @@
           <w:sz w:val="16"/>
           <w:szCs w:val="16"/>
         </w:rPr>
-        <w:t xml:space="preserve">    </w:t>
-      </w:r>
-      <w:proofErr w:type="spellStart"/>
-      <w:r>
-        <w:rPr>
-          <w:rFonts w:ascii="Consolas" w:eastAsia="Consolas" w:hAnsi="Consolas" w:cs="Consolas"/>
-          <w:sz w:val="16"/>
-          <w:szCs w:val="16"/>
-        </w:rPr>
-        <w:t>employee_code</w:t>
-      </w:r>
-      <w:proofErr w:type="spellEnd"/>
-      <w:r>
-        <w:rPr>
-          <w:rFonts w:ascii="Consolas" w:eastAsia="Consolas" w:hAnsi="Consolas" w:cs="Consolas"/>
-          <w:sz w:val="16"/>
-          <w:szCs w:val="16"/>
-        </w:rPr>
-        <w:t>: str</w:t>
+        <w:t xml:space="preserve">    employee_code: str</w:t>
       </w:r>
     </w:p>
     <w:p>
@@ -9118,25 +8076,7 @@
           <w:sz w:val="16"/>
           <w:szCs w:val="16"/>
         </w:rPr>
-        <w:t xml:space="preserve">    </w:t>
-      </w:r>
-      <w:proofErr w:type="spellStart"/>
-      <w:r>
-        <w:rPr>
-          <w:rFonts w:ascii="Consolas" w:eastAsia="Consolas" w:hAnsi="Consolas" w:cs="Consolas"/>
-          <w:sz w:val="16"/>
-          <w:szCs w:val="16"/>
-        </w:rPr>
-        <w:t>experience_level</w:t>
-      </w:r>
-      <w:proofErr w:type="spellEnd"/>
-      <w:r>
-        <w:rPr>
-          <w:rFonts w:ascii="Consolas" w:eastAsia="Consolas" w:hAnsi="Consolas" w:cs="Consolas"/>
-          <w:sz w:val="16"/>
-          <w:szCs w:val="16"/>
-        </w:rPr>
-        <w:t>: str</w:t>
+        <w:t xml:space="preserve">    experience_level: str</w:t>
       </w:r>
     </w:p>
     <w:p>
@@ -9155,71 +8095,7 @@
           <w:sz w:val="16"/>
           <w:szCs w:val="16"/>
         </w:rPr>
-        <w:t xml:space="preserve">    </w:t>
-      </w:r>
-      <w:proofErr w:type="spellStart"/>
-      <w:r>
-        <w:rPr>
-          <w:rFonts w:ascii="Consolas" w:eastAsia="Consolas" w:hAnsi="Consolas" w:cs="Consolas"/>
-          <w:sz w:val="16"/>
-          <w:szCs w:val="16"/>
-        </w:rPr>
-        <w:t>classified_requirements</w:t>
-      </w:r>
-      <w:proofErr w:type="spellEnd"/>
-      <w:r>
-        <w:rPr>
-          <w:rFonts w:ascii="Consolas" w:eastAsia="Consolas" w:hAnsi="Consolas" w:cs="Consolas"/>
-          <w:sz w:val="16"/>
-          <w:szCs w:val="16"/>
-        </w:rPr>
-        <w:t xml:space="preserve">: </w:t>
-      </w:r>
-      <w:proofErr w:type="gramStart"/>
-      <w:r>
-        <w:rPr>
-          <w:rFonts w:ascii="Consolas" w:eastAsia="Consolas" w:hAnsi="Consolas" w:cs="Consolas"/>
-          <w:sz w:val="16"/>
-          <w:szCs w:val="16"/>
-        </w:rPr>
-        <w:t>list[</w:t>
-      </w:r>
-      <w:proofErr w:type="spellStart"/>
-      <w:proofErr w:type="gramEnd"/>
-      <w:r>
-        <w:rPr>
-          <w:rFonts w:ascii="Consolas" w:eastAsia="Consolas" w:hAnsi="Consolas" w:cs="Consolas"/>
-          <w:sz w:val="16"/>
-          <w:szCs w:val="16"/>
-        </w:rPr>
-        <w:t>ClassifiedRequirement</w:t>
-      </w:r>
-      <w:proofErr w:type="spellEnd"/>
-      <w:r>
-        <w:rPr>
-          <w:rFonts w:ascii="Consolas" w:eastAsia="Consolas" w:hAnsi="Consolas" w:cs="Consolas"/>
-          <w:sz w:val="16"/>
-          <w:szCs w:val="16"/>
-        </w:rPr>
-        <w:t>] = Field(</w:t>
-      </w:r>
-      <w:proofErr w:type="spellStart"/>
-      <w:r>
-        <w:rPr>
-          <w:rFonts w:ascii="Consolas" w:eastAsia="Consolas" w:hAnsi="Consolas" w:cs="Consolas"/>
-          <w:sz w:val="16"/>
-          <w:szCs w:val="16"/>
-        </w:rPr>
-        <w:t>default_factory</w:t>
-      </w:r>
-      <w:proofErr w:type="spellEnd"/>
-      <w:r>
-        <w:rPr>
-          <w:rFonts w:ascii="Consolas" w:eastAsia="Consolas" w:hAnsi="Consolas" w:cs="Consolas"/>
-          <w:sz w:val="16"/>
-          <w:szCs w:val="16"/>
-        </w:rPr>
-        <w:t>=list)</w:t>
+        <w:t xml:space="preserve">    classified_requirements: list[ClassifiedRequirement] = Field(default_factory=list)</w:t>
       </w:r>
     </w:p>
     <w:p>
@@ -9238,53 +8114,7 @@
           <w:sz w:val="16"/>
           <w:szCs w:val="16"/>
         </w:rPr>
-        <w:t xml:space="preserve">    modules: </w:t>
-      </w:r>
-      <w:proofErr w:type="gramStart"/>
-      <w:r>
-        <w:rPr>
-          <w:rFonts w:ascii="Consolas" w:eastAsia="Consolas" w:hAnsi="Consolas" w:cs="Consolas"/>
-          <w:sz w:val="16"/>
-          <w:szCs w:val="16"/>
-        </w:rPr>
-        <w:t>list[</w:t>
-      </w:r>
-      <w:proofErr w:type="spellStart"/>
-      <w:proofErr w:type="gramEnd"/>
-      <w:r>
-        <w:rPr>
-          <w:rFonts w:ascii="Consolas" w:eastAsia="Consolas" w:hAnsi="Consolas" w:cs="Consolas"/>
-          <w:sz w:val="16"/>
-          <w:szCs w:val="16"/>
-        </w:rPr>
-        <w:t>LearningModule</w:t>
-      </w:r>
-      <w:proofErr w:type="spellEnd"/>
-      <w:r>
-        <w:rPr>
-          <w:rFonts w:ascii="Consolas" w:eastAsia="Consolas" w:hAnsi="Consolas" w:cs="Consolas"/>
-          <w:sz w:val="16"/>
-          <w:szCs w:val="16"/>
-        </w:rPr>
-        <w:t>] = Field(</w:t>
-      </w:r>
-      <w:proofErr w:type="spellStart"/>
-      <w:r>
-        <w:rPr>
-          <w:rFonts w:ascii="Consolas" w:eastAsia="Consolas" w:hAnsi="Consolas" w:cs="Consolas"/>
-          <w:sz w:val="16"/>
-          <w:szCs w:val="16"/>
-        </w:rPr>
-        <w:t>default_factory</w:t>
-      </w:r>
-      <w:proofErr w:type="spellEnd"/>
-      <w:r>
-        <w:rPr>
-          <w:rFonts w:ascii="Consolas" w:eastAsia="Consolas" w:hAnsi="Consolas" w:cs="Consolas"/>
-          <w:sz w:val="16"/>
-          <w:szCs w:val="16"/>
-        </w:rPr>
-        <w:t>=list)</w:t>
+        <w:t xml:space="preserve">    modules: list[LearningModule] = Field(default_factory=list)</w:t>
       </w:r>
     </w:p>
     <w:p>
@@ -9303,53 +8133,7 @@
           <w:sz w:val="16"/>
           <w:szCs w:val="16"/>
         </w:rPr>
-        <w:t xml:space="preserve">    checklists: </w:t>
-      </w:r>
-      <w:proofErr w:type="gramStart"/>
-      <w:r>
-        <w:rPr>
-          <w:rFonts w:ascii="Consolas" w:eastAsia="Consolas" w:hAnsi="Consolas" w:cs="Consolas"/>
-          <w:sz w:val="16"/>
-          <w:szCs w:val="16"/>
-        </w:rPr>
-        <w:t>list[</w:t>
-      </w:r>
-      <w:proofErr w:type="spellStart"/>
-      <w:proofErr w:type="gramEnd"/>
-      <w:r>
-        <w:rPr>
-          <w:rFonts w:ascii="Consolas" w:eastAsia="Consolas" w:hAnsi="Consolas" w:cs="Consolas"/>
-          <w:sz w:val="16"/>
-          <w:szCs w:val="16"/>
-        </w:rPr>
-        <w:t>ChecklistItem</w:t>
-      </w:r>
-      <w:proofErr w:type="spellEnd"/>
-      <w:r>
-        <w:rPr>
-          <w:rFonts w:ascii="Consolas" w:eastAsia="Consolas" w:hAnsi="Consolas" w:cs="Consolas"/>
-          <w:sz w:val="16"/>
-          <w:szCs w:val="16"/>
-        </w:rPr>
-        <w:t>] = Field(</w:t>
-      </w:r>
-      <w:proofErr w:type="spellStart"/>
-      <w:r>
-        <w:rPr>
-          <w:rFonts w:ascii="Consolas" w:eastAsia="Consolas" w:hAnsi="Consolas" w:cs="Consolas"/>
-          <w:sz w:val="16"/>
-          <w:szCs w:val="16"/>
-        </w:rPr>
-        <w:t>default_factory</w:t>
-      </w:r>
-      <w:proofErr w:type="spellEnd"/>
-      <w:r>
-        <w:rPr>
-          <w:rFonts w:ascii="Consolas" w:eastAsia="Consolas" w:hAnsi="Consolas" w:cs="Consolas"/>
-          <w:sz w:val="16"/>
-          <w:szCs w:val="16"/>
-        </w:rPr>
-        <w:t>=list)</w:t>
+        <w:t xml:space="preserve">    checklists: list[ChecklistItem] = Field(default_factory=list)</w:t>
       </w:r>
     </w:p>
     <w:p>
@@ -9368,53 +8152,7 @@
           <w:sz w:val="16"/>
           <w:szCs w:val="16"/>
         </w:rPr>
-        <w:t xml:space="preserve">    tasks: </w:t>
-      </w:r>
-      <w:proofErr w:type="gramStart"/>
-      <w:r>
-        <w:rPr>
-          <w:rFonts w:ascii="Consolas" w:eastAsia="Consolas" w:hAnsi="Consolas" w:cs="Consolas"/>
-          <w:sz w:val="16"/>
-          <w:szCs w:val="16"/>
-        </w:rPr>
-        <w:t>list[</w:t>
-      </w:r>
-      <w:proofErr w:type="spellStart"/>
-      <w:proofErr w:type="gramEnd"/>
-      <w:r>
-        <w:rPr>
-          <w:rFonts w:ascii="Consolas" w:eastAsia="Consolas" w:hAnsi="Consolas" w:cs="Consolas"/>
-          <w:sz w:val="16"/>
-          <w:szCs w:val="16"/>
-        </w:rPr>
-        <w:t>TaskItem</w:t>
-      </w:r>
-      <w:proofErr w:type="spellEnd"/>
-      <w:r>
-        <w:rPr>
-          <w:rFonts w:ascii="Consolas" w:eastAsia="Consolas" w:hAnsi="Consolas" w:cs="Consolas"/>
-          <w:sz w:val="16"/>
-          <w:szCs w:val="16"/>
-        </w:rPr>
-        <w:t>] = Field(</w:t>
-      </w:r>
-      <w:proofErr w:type="spellStart"/>
-      <w:r>
-        <w:rPr>
-          <w:rFonts w:ascii="Consolas" w:eastAsia="Consolas" w:hAnsi="Consolas" w:cs="Consolas"/>
-          <w:sz w:val="16"/>
-          <w:szCs w:val="16"/>
-        </w:rPr>
-        <w:t>default_factory</w:t>
-      </w:r>
-      <w:proofErr w:type="spellEnd"/>
-      <w:r>
-        <w:rPr>
-          <w:rFonts w:ascii="Consolas" w:eastAsia="Consolas" w:hAnsi="Consolas" w:cs="Consolas"/>
-          <w:sz w:val="16"/>
-          <w:szCs w:val="16"/>
-        </w:rPr>
-        <w:t>=list)</w:t>
+        <w:t xml:space="preserve">    tasks: list[TaskItem] = Field(default_factory=list)</w:t>
       </w:r>
     </w:p>
     <w:p>
@@ -9433,53 +8171,7 @@
           <w:sz w:val="16"/>
           <w:szCs w:val="16"/>
         </w:rPr>
-        <w:t xml:space="preserve">    quizzes: </w:t>
-      </w:r>
-      <w:proofErr w:type="gramStart"/>
-      <w:r>
-        <w:rPr>
-          <w:rFonts w:ascii="Consolas" w:eastAsia="Consolas" w:hAnsi="Consolas" w:cs="Consolas"/>
-          <w:sz w:val="16"/>
-          <w:szCs w:val="16"/>
-        </w:rPr>
-        <w:t>list[</w:t>
-      </w:r>
-      <w:proofErr w:type="spellStart"/>
-      <w:proofErr w:type="gramEnd"/>
-      <w:r>
-        <w:rPr>
-          <w:rFonts w:ascii="Consolas" w:eastAsia="Consolas" w:hAnsi="Consolas" w:cs="Consolas"/>
-          <w:sz w:val="16"/>
-          <w:szCs w:val="16"/>
-        </w:rPr>
-        <w:t>QuizQuestion</w:t>
-      </w:r>
-      <w:proofErr w:type="spellEnd"/>
-      <w:r>
-        <w:rPr>
-          <w:rFonts w:ascii="Consolas" w:eastAsia="Consolas" w:hAnsi="Consolas" w:cs="Consolas"/>
-          <w:sz w:val="16"/>
-          <w:szCs w:val="16"/>
-        </w:rPr>
-        <w:t>] = Field(</w:t>
-      </w:r>
-      <w:proofErr w:type="spellStart"/>
-      <w:r>
-        <w:rPr>
-          <w:rFonts w:ascii="Consolas" w:eastAsia="Consolas" w:hAnsi="Consolas" w:cs="Consolas"/>
-          <w:sz w:val="16"/>
-          <w:szCs w:val="16"/>
-        </w:rPr>
-        <w:t>default_factory</w:t>
-      </w:r>
-      <w:proofErr w:type="spellEnd"/>
-      <w:r>
-        <w:rPr>
-          <w:rFonts w:ascii="Consolas" w:eastAsia="Consolas" w:hAnsi="Consolas" w:cs="Consolas"/>
-          <w:sz w:val="16"/>
-          <w:szCs w:val="16"/>
-        </w:rPr>
-        <w:t>=list)</w:t>
+        <w:t xml:space="preserve">    quizzes: list[QuizQuestion] = Field(default_factory=list)</w:t>
       </w:r>
     </w:p>
     <w:p>
@@ -9498,43 +8190,7 @@
           <w:sz w:val="16"/>
           <w:szCs w:val="16"/>
         </w:rPr>
-        <w:t xml:space="preserve">    assessments: </w:t>
-      </w:r>
-      <w:proofErr w:type="gramStart"/>
-      <w:r>
-        <w:rPr>
-          <w:rFonts w:ascii="Consolas" w:eastAsia="Consolas" w:hAnsi="Consolas" w:cs="Consolas"/>
-          <w:sz w:val="16"/>
-          <w:szCs w:val="16"/>
-        </w:rPr>
-        <w:t>list[</w:t>
-      </w:r>
-      <w:proofErr w:type="gramEnd"/>
-      <w:r>
-        <w:rPr>
-          <w:rFonts w:ascii="Consolas" w:eastAsia="Consolas" w:hAnsi="Consolas" w:cs="Consolas"/>
-          <w:sz w:val="16"/>
-          <w:szCs w:val="16"/>
-        </w:rPr>
-        <w:t>Assessment] = Field(</w:t>
-      </w:r>
-      <w:proofErr w:type="spellStart"/>
-      <w:r>
-        <w:rPr>
-          <w:rFonts w:ascii="Consolas" w:eastAsia="Consolas" w:hAnsi="Consolas" w:cs="Consolas"/>
-          <w:sz w:val="16"/>
-          <w:szCs w:val="16"/>
-        </w:rPr>
-        <w:t>default_factory</w:t>
-      </w:r>
-      <w:proofErr w:type="spellEnd"/>
-      <w:r>
-        <w:rPr>
-          <w:rFonts w:ascii="Consolas" w:eastAsia="Consolas" w:hAnsi="Consolas" w:cs="Consolas"/>
-          <w:sz w:val="16"/>
-          <w:szCs w:val="16"/>
-        </w:rPr>
-        <w:t>=list)</w:t>
+        <w:t xml:space="preserve">    assessments: list[Assessment] = Field(default_factory=list)</w:t>
       </w:r>
     </w:p>
     <w:p>
@@ -9553,43 +8209,7 @@
           <w:sz w:val="16"/>
           <w:szCs w:val="16"/>
         </w:rPr>
-        <w:t xml:space="preserve">    </w:t>
-      </w:r>
-      <w:proofErr w:type="spellStart"/>
-      <w:r>
-        <w:rPr>
-          <w:rFonts w:ascii="Consolas" w:eastAsia="Consolas" w:hAnsi="Consolas" w:cs="Consolas"/>
-          <w:sz w:val="16"/>
-          <w:szCs w:val="16"/>
-        </w:rPr>
-        <w:t>stages_used</w:t>
-      </w:r>
-      <w:proofErr w:type="spellEnd"/>
-      <w:r>
-        <w:rPr>
-          <w:rFonts w:ascii="Consolas" w:eastAsia="Consolas" w:hAnsi="Consolas" w:cs="Consolas"/>
-          <w:sz w:val="16"/>
-          <w:szCs w:val="16"/>
-        </w:rPr>
-        <w:t>: list[str] = Field(</w:t>
-      </w:r>
-      <w:proofErr w:type="spellStart"/>
-      <w:r>
-        <w:rPr>
-          <w:rFonts w:ascii="Consolas" w:eastAsia="Consolas" w:hAnsi="Consolas" w:cs="Consolas"/>
-          <w:sz w:val="16"/>
-          <w:szCs w:val="16"/>
-        </w:rPr>
-        <w:t>default_factory</w:t>
-      </w:r>
-      <w:proofErr w:type="spellEnd"/>
-      <w:r>
-        <w:rPr>
-          <w:rFonts w:ascii="Consolas" w:eastAsia="Consolas" w:hAnsi="Consolas" w:cs="Consolas"/>
-          <w:sz w:val="16"/>
-          <w:szCs w:val="16"/>
-        </w:rPr>
-        <w:t>=list)</w:t>
+        <w:t xml:space="preserve">    stages_used: list[str] = Field(default_factory=list)</w:t>
       </w:r>
     </w:p>
     <w:p>
@@ -9608,43 +8228,7 @@
           <w:sz w:val="16"/>
           <w:szCs w:val="16"/>
         </w:rPr>
-        <w:t xml:space="preserve">    </w:t>
-      </w:r>
-      <w:proofErr w:type="spellStart"/>
-      <w:r>
-        <w:rPr>
-          <w:rFonts w:ascii="Consolas" w:eastAsia="Consolas" w:hAnsi="Consolas" w:cs="Consolas"/>
-          <w:sz w:val="16"/>
-          <w:szCs w:val="16"/>
-        </w:rPr>
-        <w:t>covered_requirement_ids</w:t>
-      </w:r>
-      <w:proofErr w:type="spellEnd"/>
-      <w:r>
-        <w:rPr>
-          <w:rFonts w:ascii="Consolas" w:eastAsia="Consolas" w:hAnsi="Consolas" w:cs="Consolas"/>
-          <w:sz w:val="16"/>
-          <w:szCs w:val="16"/>
-        </w:rPr>
-        <w:t>: list[str] = Field(</w:t>
-      </w:r>
-      <w:proofErr w:type="spellStart"/>
-      <w:r>
-        <w:rPr>
-          <w:rFonts w:ascii="Consolas" w:eastAsia="Consolas" w:hAnsi="Consolas" w:cs="Consolas"/>
-          <w:sz w:val="16"/>
-          <w:szCs w:val="16"/>
-        </w:rPr>
-        <w:t>default_factory</w:t>
-      </w:r>
-      <w:proofErr w:type="spellEnd"/>
-      <w:r>
-        <w:rPr>
-          <w:rFonts w:ascii="Consolas" w:eastAsia="Consolas" w:hAnsi="Consolas" w:cs="Consolas"/>
-          <w:sz w:val="16"/>
-          <w:szCs w:val="16"/>
-        </w:rPr>
-        <w:t>=list)</w:t>
+        <w:t xml:space="preserve">    covered_requirement_ids: list[str] = Field(default_factory=list)</w:t>
       </w:r>
     </w:p>
     <w:p>
@@ -9663,30 +8247,12 @@
           <w:sz w:val="16"/>
           <w:szCs w:val="16"/>
         </w:rPr>
-        <w:t xml:space="preserve">    </w:t>
-      </w:r>
-      <w:proofErr w:type="spellStart"/>
-      <w:r>
-        <w:rPr>
-          <w:rFonts w:ascii="Consolas" w:eastAsia="Consolas" w:hAnsi="Consolas" w:cs="Consolas"/>
-          <w:sz w:val="16"/>
-          <w:szCs w:val="16"/>
-        </w:rPr>
-        <w:t>generation_status</w:t>
-      </w:r>
-      <w:proofErr w:type="spellEnd"/>
-      <w:r>
-        <w:rPr>
-          <w:rFonts w:ascii="Consolas" w:eastAsia="Consolas" w:hAnsi="Consolas" w:cs="Consolas"/>
-          <w:sz w:val="16"/>
-          <w:szCs w:val="16"/>
-        </w:rPr>
-        <w:t>: str | None = None</w:t>
-      </w:r>
-    </w:p>
-    <w:p>
-      <w:pPr>
-        <w:pStyle w:val="Heading3"/>
+        <w:t xml:space="preserve">    generation_status: str | None = None</w:t>
+      </w:r>
+    </w:p>
+    <w:p>
+      <w:pPr>
+        <w:pStyle w:val="3"/>
       </w:pPr>
       <w:r>
         <w:rPr>
@@ -9701,44 +8267,22 @@
       <w:pPr>
         <w:spacing w:after="100" w:line="264" w:lineRule="auto"/>
       </w:pPr>
-      <w:proofErr w:type="spellStart"/>
-      <w:r>
-        <w:rPr>
-          <w:rFonts w:ascii="Consolas" w:eastAsia="Consolas" w:hAnsi="Consolas" w:cs="Consolas"/>
-          <w:sz w:val="19"/>
-          <w:szCs w:val="19"/>
-          <w:shd w:val="clear" w:color="auto" w:fill="EEF1F5"/>
-        </w:rPr>
-        <w:t>genai_</w:t>
-      </w:r>
-      <w:proofErr w:type="gramStart"/>
-      <w:r>
-        <w:rPr>
-          <w:rFonts w:ascii="Consolas" w:eastAsia="Consolas" w:hAnsi="Consolas" w:cs="Consolas"/>
-          <w:sz w:val="19"/>
-          <w:szCs w:val="19"/>
-          <w:shd w:val="clear" w:color="auto" w:fill="EEF1F5"/>
-        </w:rPr>
-        <w:t>pipeline.schema</w:t>
-      </w:r>
-      <w:proofErr w:type="gramEnd"/>
-      <w:r>
-        <w:rPr>
-          <w:rFonts w:ascii="Consolas" w:eastAsia="Consolas" w:hAnsi="Consolas" w:cs="Consolas"/>
-          <w:sz w:val="19"/>
-          <w:szCs w:val="19"/>
-          <w:shd w:val="clear" w:color="auto" w:fill="EEF1F5"/>
-        </w:rPr>
-        <w:t>_validator.OutputSchemaValidator</w:t>
-      </w:r>
-      <w:proofErr w:type="spellEnd"/>
+      <w:r>
+        <w:rPr>
+          <w:rFonts w:ascii="Consolas" w:eastAsia="Consolas" w:hAnsi="Consolas" w:cs="Consolas"/>
+          <w:sz w:val="19"/>
+          <w:szCs w:val="19"/>
+          <w:shd w:val="clear" w:color="auto" w:fill="EEF1F5"/>
+        </w:rPr>
+        <w:t>genai_pipeline.schema_validator.OutputSchemaValidator</w:t>
+      </w:r>
       <w:r>
         <w:t xml:space="preserve"> enforces:</w:t>
       </w:r>
     </w:p>
     <w:p>
       <w:pPr>
-        <w:pStyle w:val="ListParagraph"/>
+        <w:pStyle w:val="a4"/>
         <w:numPr>
           <w:ilvl w:val="0"/>
           <w:numId w:val="25"/>
@@ -9751,7 +8295,7 @@
     </w:p>
     <w:p>
       <w:pPr>
-        <w:pStyle w:val="ListParagraph"/>
+        <w:pStyle w:val="a4"/>
         <w:numPr>
           <w:ilvl w:val="0"/>
           <w:numId w:val="25"/>
@@ -9761,7 +8305,6 @@
       <w:r>
         <w:t xml:space="preserve">Every </w:t>
       </w:r>
-      <w:proofErr w:type="spellStart"/>
       <w:r>
         <w:rPr>
           <w:rFonts w:ascii="Consolas" w:eastAsia="Consolas" w:hAnsi="Consolas" w:cs="Consolas"/>
@@ -9771,11 +8314,9 @@
         </w:rPr>
         <w:t>source_document_id</w:t>
       </w:r>
-      <w:proofErr w:type="spellEnd"/>
       <w:r>
         <w:t xml:space="preserve"> and </w:t>
       </w:r>
-      <w:proofErr w:type="spellStart"/>
       <w:r>
         <w:rPr>
           <w:rFonts w:ascii="Consolas" w:eastAsia="Consolas" w:hAnsi="Consolas" w:cs="Consolas"/>
@@ -9785,14 +8326,13 @@
         </w:rPr>
         <w:t>source_section_id</w:t>
       </w:r>
-      <w:proofErr w:type="spellEnd"/>
       <w:r>
         <w:t xml:space="preserve"> exists in the active corpus.</w:t>
       </w:r>
     </w:p>
     <w:p>
       <w:pPr>
-        <w:pStyle w:val="ListParagraph"/>
+        <w:pStyle w:val="a4"/>
         <w:numPr>
           <w:ilvl w:val="0"/>
           <w:numId w:val="25"/>
@@ -9802,7 +8342,6 @@
       <w:r>
         <w:t>Universal uniqueness across all item IDs (</w:t>
       </w:r>
-      <w:proofErr w:type="spellStart"/>
       <w:r>
         <w:rPr>
           <w:rFonts w:ascii="Consolas" w:eastAsia="Consolas" w:hAnsi="Consolas" w:cs="Consolas"/>
@@ -9812,11 +8351,9 @@
         </w:rPr>
         <w:t>module_id</w:t>
       </w:r>
-      <w:proofErr w:type="spellEnd"/>
       <w:r>
         <w:t xml:space="preserve">, </w:t>
       </w:r>
-      <w:proofErr w:type="spellStart"/>
       <w:r>
         <w:rPr>
           <w:rFonts w:ascii="Consolas" w:eastAsia="Consolas" w:hAnsi="Consolas" w:cs="Consolas"/>
@@ -9826,11 +8363,9 @@
         </w:rPr>
         <w:t>task_id</w:t>
       </w:r>
-      <w:proofErr w:type="spellEnd"/>
       <w:r>
         <w:t xml:space="preserve">, </w:t>
       </w:r>
-      <w:proofErr w:type="spellStart"/>
       <w:r>
         <w:rPr>
           <w:rFonts w:ascii="Consolas" w:eastAsia="Consolas" w:hAnsi="Consolas" w:cs="Consolas"/>
@@ -9840,14 +8375,13 @@
         </w:rPr>
         <w:t>question_id</w:t>
       </w:r>
-      <w:proofErr w:type="spellEnd"/>
       <w:r>
         <w:t>, etc.).</w:t>
       </w:r>
     </w:p>
     <w:p>
       <w:pPr>
-        <w:pStyle w:val="ListParagraph"/>
+        <w:pStyle w:val="a4"/>
         <w:numPr>
           <w:ilvl w:val="0"/>
           <w:numId w:val="25"/>
@@ -9860,7 +8394,7 @@
     </w:p>
     <w:p>
       <w:pPr>
-        <w:pStyle w:val="ListParagraph"/>
+        <w:pStyle w:val="a4"/>
         <w:numPr>
           <w:ilvl w:val="0"/>
           <w:numId w:val="25"/>
@@ -9886,7 +8420,7 @@
     </w:p>
     <w:p>
       <w:pPr>
-        <w:pStyle w:val="Heading1"/>
+        <w:pStyle w:val="1"/>
       </w:pPr>
       <w:r>
         <w:t>Chapter 6: Python Validation Pipeline</w:t>
@@ -9894,7 +8428,7 @@
     </w:p>
     <w:p>
       <w:pPr>
-        <w:pStyle w:val="Heading2"/>
+        <w:pStyle w:val="2"/>
       </w:pPr>
       <w:r>
         <w:rPr>
@@ -9912,15 +8446,7 @@
         </w:rPr>
       </w:pPr>
       <w:r>
-        <w:t xml:space="preserve">Pipeline 2 executes 9 concrete validators in strict sequence. It is 100% deterministic and contains zero </w:t>
-      </w:r>
-      <w:proofErr w:type="spellStart"/>
-      <w:r>
-        <w:t>GenAI</w:t>
-      </w:r>
-      <w:proofErr w:type="spellEnd"/>
-      <w:r>
-        <w:t xml:space="preserve"> dependencies.</w:t>
+        <w:t>Pipeline 2 executes 9 concrete validators in strict sequence. It is 100% deterministic and contains zero GenAI dependencies.</w:t>
       </w:r>
     </w:p>
     <w:p>
@@ -10074,7 +8600,7 @@
     </w:p>
     <w:p>
       <w:pPr>
-        <w:pStyle w:val="Heading3"/>
+        <w:pStyle w:val="3"/>
       </w:pPr>
       <w:r>
         <w:rPr>
@@ -10091,7 +8617,6 @@
       <w:r>
         <w:t xml:space="preserve">The validation pipeline evaluates the generated plan JSON against the 24-document corpus and 178 matrix rows. Each validator produces granular </w:t>
       </w:r>
-      <w:proofErr w:type="spellStart"/>
       <w:r>
         <w:rPr>
           <w:rFonts w:ascii="Consolas" w:eastAsia="Consolas" w:hAnsi="Consolas" w:cs="Consolas"/>
@@ -10101,7 +8626,6 @@
         </w:rPr>
         <w:t>ItemValidationResult</w:t>
       </w:r>
-      <w:proofErr w:type="spellEnd"/>
       <w:r>
         <w:t xml:space="preserve"> records. The decision engine assigns an overall verification status: </w:t>
       </w:r>
@@ -10168,7 +8692,7 @@
     </w:p>
     <w:p>
       <w:pPr>
-        <w:pStyle w:val="Heading2"/>
+        <w:pStyle w:val="2"/>
       </w:pPr>
       <w:r>
         <w:rPr>
@@ -10185,37 +8709,15 @@
       <w:r>
         <w:t xml:space="preserve">Mandatory Requirement Coverage is evaluated by </w:t>
       </w:r>
-      <w:proofErr w:type="spellStart"/>
-      <w:r>
-        <w:rPr>
-          <w:rFonts w:ascii="Consolas" w:eastAsia="Consolas" w:hAnsi="Consolas" w:cs="Consolas"/>
-          <w:sz w:val="19"/>
-          <w:szCs w:val="19"/>
-          <w:shd w:val="clear" w:color="auto" w:fill="EEF1F5"/>
-        </w:rPr>
-        <w:t>python_</w:t>
-      </w:r>
-      <w:proofErr w:type="gramStart"/>
-      <w:r>
-        <w:rPr>
-          <w:rFonts w:ascii="Consolas" w:eastAsia="Consolas" w:hAnsi="Consolas" w:cs="Consolas"/>
-          <w:sz w:val="19"/>
-          <w:szCs w:val="19"/>
-          <w:shd w:val="clear" w:color="auto" w:fill="EEF1F5"/>
-        </w:rPr>
-        <w:t>validation.requirement</w:t>
-      </w:r>
-      <w:proofErr w:type="gramEnd"/>
-      <w:r>
-        <w:rPr>
-          <w:rFonts w:ascii="Consolas" w:eastAsia="Consolas" w:hAnsi="Consolas" w:cs="Consolas"/>
-          <w:sz w:val="19"/>
-          <w:szCs w:val="19"/>
-          <w:shd w:val="clear" w:color="auto" w:fill="EEF1F5"/>
-        </w:rPr>
-        <w:t>_validator.CoverageValidator</w:t>
-      </w:r>
-      <w:proofErr w:type="spellEnd"/>
+      <w:r>
+        <w:rPr>
+          <w:rFonts w:ascii="Consolas" w:eastAsia="Consolas" w:hAnsi="Consolas" w:cs="Consolas"/>
+          <w:sz w:val="19"/>
+          <w:szCs w:val="19"/>
+          <w:shd w:val="clear" w:color="auto" w:fill="EEF1F5"/>
+        </w:rPr>
+        <w:t>python_validation.requirement_validator.CoverageValidator</w:t>
+      </w:r>
       <w:r>
         <w:t>.</w:t>
       </w:r>
@@ -10230,7 +8732,7 @@
     </w:p>
     <w:p>
       <w:pPr>
-        <w:pStyle w:val="Heading3"/>
+        <w:pStyle w:val="3"/>
       </w:pPr>
       <w:r>
         <w:rPr>
@@ -10250,7 +8752,7 @@
     </w:p>
     <w:p>
       <w:pPr>
-        <w:pStyle w:val="ListParagraph"/>
+        <w:pStyle w:val="a4"/>
         <w:numPr>
           <w:ilvl w:val="0"/>
           <w:numId w:val="26"/>
@@ -10277,7 +8779,7 @@
     </w:p>
     <w:p>
       <w:pPr>
-        <w:pStyle w:val="ListParagraph"/>
+        <w:pStyle w:val="a4"/>
         <w:numPr>
           <w:ilvl w:val="0"/>
           <w:numId w:val="26"/>
@@ -10304,7 +8806,7 @@
     </w:p>
     <w:p>
       <w:pPr>
-        <w:pStyle w:val="Heading2"/>
+        <w:pStyle w:val="2"/>
       </w:pPr>
       <w:r>
         <w:rPr>
@@ -10321,41 +8823,18 @@
       <w:r>
         <w:t xml:space="preserve">Traceability is validated by </w:t>
       </w:r>
-      <w:proofErr w:type="spellStart"/>
-      <w:r>
-        <w:rPr>
-          <w:rFonts w:ascii="Consolas" w:eastAsia="Consolas" w:hAnsi="Consolas" w:cs="Consolas"/>
-          <w:sz w:val="19"/>
-          <w:szCs w:val="19"/>
-          <w:shd w:val="clear" w:color="auto" w:fill="EEF1F5"/>
-        </w:rPr>
-        <w:t>python_</w:t>
-      </w:r>
-      <w:proofErr w:type="gramStart"/>
-      <w:r>
-        <w:rPr>
-          <w:rFonts w:ascii="Consolas" w:eastAsia="Consolas" w:hAnsi="Consolas" w:cs="Consolas"/>
-          <w:sz w:val="19"/>
-          <w:szCs w:val="19"/>
-          <w:shd w:val="clear" w:color="auto" w:fill="EEF1F5"/>
-        </w:rPr>
-        <w:t>validation.traceability</w:t>
-      </w:r>
-      <w:proofErr w:type="gramEnd"/>
-      <w:r>
-        <w:rPr>
-          <w:rFonts w:ascii="Consolas" w:eastAsia="Consolas" w:hAnsi="Consolas" w:cs="Consolas"/>
-          <w:sz w:val="19"/>
-          <w:szCs w:val="19"/>
-          <w:shd w:val="clear" w:color="auto" w:fill="EEF1F5"/>
-        </w:rPr>
-        <w:t>_validator.TraceabilityValidator</w:t>
-      </w:r>
-      <w:proofErr w:type="spellEnd"/>
+      <w:r>
+        <w:rPr>
+          <w:rFonts w:ascii="Consolas" w:eastAsia="Consolas" w:hAnsi="Consolas" w:cs="Consolas"/>
+          <w:sz w:val="19"/>
+          <w:szCs w:val="19"/>
+          <w:shd w:val="clear" w:color="auto" w:fill="EEF1F5"/>
+        </w:rPr>
+        <w:t>python_validation.traceability_validator.TraceabilityValidator</w:t>
+      </w:r>
       <w:r>
         <w:t xml:space="preserve">. Every generated learning module, checklist, task, quiz question, and assessment must cite a valid </w:t>
       </w:r>
-      <w:proofErr w:type="spellStart"/>
       <w:r>
         <w:rPr>
           <w:rFonts w:ascii="Consolas" w:eastAsia="Consolas" w:hAnsi="Consolas" w:cs="Consolas"/>
@@ -10365,11 +8844,9 @@
         </w:rPr>
         <w:t>source_document_id</w:t>
       </w:r>
-      <w:proofErr w:type="spellEnd"/>
       <w:r>
         <w:t xml:space="preserve"> and </w:t>
       </w:r>
-      <w:proofErr w:type="spellStart"/>
       <w:r>
         <w:rPr>
           <w:rFonts w:ascii="Consolas" w:eastAsia="Consolas" w:hAnsi="Consolas" w:cs="Consolas"/>
@@ -10379,14 +8856,13 @@
         </w:rPr>
         <w:t>source_section_id</w:t>
       </w:r>
-      <w:proofErr w:type="spellEnd"/>
       <w:r>
         <w:t xml:space="preserve"> present in the active corpus.</w:t>
       </w:r>
     </w:p>
     <w:p>
       <w:pPr>
-        <w:pStyle w:val="Heading3"/>
+        <w:pStyle w:val="3"/>
       </w:pPr>
       <w:r>
         <w:rPr>
@@ -10402,20 +8878,12 @@
         <w:spacing w:after="100" w:line="264" w:lineRule="auto"/>
       </w:pPr>
       <w:r>
-        <w:t>$$\</w:t>
-      </w:r>
-      <w:proofErr w:type="gramStart"/>
-      <w:r>
-        <w:t>text{</w:t>
-      </w:r>
-      <w:proofErr w:type="gramEnd"/>
-      <w:r>
-        <w:t>Traceability Score} = \frac{\text{Validly Grounded Items}}{\text{Total Generated Items}} \times 100$$</w:t>
-      </w:r>
-    </w:p>
-    <w:p>
-      <w:pPr>
-        <w:pStyle w:val="ListParagraph"/>
+        <w:t>$$\text{Traceability Score} = \frac{\text{Validly Grounded Items}}{\text{Total Generated Items}} \times 100$$</w:t>
+      </w:r>
+    </w:p>
+    <w:p>
+      <w:pPr>
+        <w:pStyle w:val="a4"/>
         <w:numPr>
           <w:ilvl w:val="0"/>
           <w:numId w:val="27"/>
@@ -10428,7 +8896,7 @@
     </w:p>
     <w:p>
       <w:pPr>
-        <w:pStyle w:val="ListParagraph"/>
+        <w:pStyle w:val="a4"/>
         <w:numPr>
           <w:ilvl w:val="1"/>
           <w:numId w:val="27"/>
@@ -10451,7 +8919,7 @@
     </w:p>
     <w:p>
       <w:pPr>
-        <w:pStyle w:val="ListParagraph"/>
+        <w:pStyle w:val="a4"/>
         <w:numPr>
           <w:ilvl w:val="1"/>
           <w:numId w:val="27"/>
@@ -10471,7 +8939,7 @@
     </w:p>
     <w:p>
       <w:pPr>
-        <w:pStyle w:val="ListParagraph"/>
+        <w:pStyle w:val="a4"/>
         <w:numPr>
           <w:ilvl w:val="1"/>
           <w:numId w:val="27"/>
@@ -10491,7 +8959,7 @@
     </w:p>
     <w:p>
       <w:pPr>
-        <w:pStyle w:val="ListParagraph"/>
+        <w:pStyle w:val="a4"/>
         <w:numPr>
           <w:ilvl w:val="1"/>
           <w:numId w:val="27"/>
@@ -10518,7 +8986,7 @@
     </w:p>
     <w:p>
       <w:pPr>
-        <w:pStyle w:val="Heading2"/>
+        <w:pStyle w:val="2"/>
       </w:pPr>
       <w:r>
         <w:rPr>
@@ -10542,27 +9010,7 @@
           <w:szCs w:val="19"/>
           <w:shd w:val="clear" w:color="auto" w:fill="EEF1F5"/>
         </w:rPr>
-        <w:t>hallucination_</w:t>
-      </w:r>
-      <w:proofErr w:type="gramStart"/>
-      <w:r>
-        <w:rPr>
-          <w:rFonts w:ascii="Consolas" w:eastAsia="Consolas" w:hAnsi="Consolas" w:cs="Consolas"/>
-          <w:sz w:val="19"/>
-          <w:szCs w:val="19"/>
-          <w:shd w:val="clear" w:color="auto" w:fill="EEF1F5"/>
-        </w:rPr>
-        <w:t>checks.hallucination</w:t>
-      </w:r>
-      <w:proofErr w:type="gramEnd"/>
-      <w:r>
-        <w:rPr>
-          <w:rFonts w:ascii="Consolas" w:eastAsia="Consolas" w:hAnsi="Consolas" w:cs="Consolas"/>
-          <w:sz w:val="19"/>
-          <w:szCs w:val="19"/>
-          <w:shd w:val="clear" w:color="auto" w:fill="EEF1F5"/>
-        </w:rPr>
-        <w:t>_detector.HallucinationDetector</w:t>
+        <w:t>hallucination_checks.hallucination_detector.HallucinationDetector</w:t>
       </w:r>
       <w:r>
         <w:t>. The engine distinguishes between three classes of generated content:</w:t>
@@ -10570,7 +9018,7 @@
     </w:p>
     <w:p>
       <w:pPr>
-        <w:pStyle w:val="ListParagraph"/>
+        <w:pStyle w:val="a4"/>
         <w:numPr>
           <w:ilvl w:val="0"/>
           <w:numId w:val="28"/>
@@ -10590,7 +9038,7 @@
     </w:p>
     <w:p>
       <w:pPr>
-        <w:pStyle w:val="ListParagraph"/>
+        <w:pStyle w:val="a4"/>
         <w:numPr>
           <w:ilvl w:val="0"/>
           <w:numId w:val="28"/>
@@ -10605,20 +9053,12 @@
         <w:t>Instructional Wording</w:t>
       </w:r>
       <w:r>
-        <w:t xml:space="preserve">: Reasonable pedagogical elaboration (e.g., "Welcome to </w:t>
-      </w:r>
-      <w:proofErr w:type="spellStart"/>
-      <w:r>
-        <w:t>NovaCart</w:t>
-      </w:r>
-      <w:proofErr w:type="spellEnd"/>
-      <w:r>
-        <w:t>", study advice) that introduces no unauthorized policy commitments.</w:t>
-      </w:r>
-    </w:p>
-    <w:p>
-      <w:pPr>
-        <w:pStyle w:val="ListParagraph"/>
+        <w:t>: Reasonable pedagogical elaboration (e.g., "Welcome to NovaCart", study advice) that introduces no unauthorized policy commitments.</w:t>
+      </w:r>
+    </w:p>
+    <w:p>
+      <w:pPr>
+        <w:pStyle w:val="a4"/>
         <w:numPr>
           <w:ilvl w:val="0"/>
           <w:numId w:val="28"/>
@@ -10670,7 +9110,7 @@
     </w:p>
     <w:p>
       <w:pPr>
-        <w:pStyle w:val="Heading2"/>
+        <w:pStyle w:val="2"/>
       </w:pPr>
       <w:r>
         <w:rPr>
@@ -10685,44 +9125,16 @@
         <w:spacing w:after="100" w:line="264" w:lineRule="auto"/>
       </w:pPr>
       <w:r>
-        <w:t xml:space="preserve">Contradictions across </w:t>
-      </w:r>
-      <w:proofErr w:type="spellStart"/>
-      <w:r>
-        <w:t>NovaCart</w:t>
-      </w:r>
-      <w:proofErr w:type="spellEnd"/>
-      <w:r>
-        <w:t xml:space="preserve"> policies are detected by </w:t>
-      </w:r>
-      <w:r>
-        <w:rPr>
-          <w:rFonts w:ascii="Consolas" w:eastAsia="Consolas" w:hAnsi="Consolas" w:cs="Consolas"/>
-          <w:sz w:val="19"/>
-          <w:szCs w:val="19"/>
-          <w:shd w:val="clear" w:color="auto" w:fill="EEF1F5"/>
-        </w:rPr>
-        <w:t>contradiction_</w:t>
-      </w:r>
-      <w:proofErr w:type="gramStart"/>
-      <w:r>
-        <w:rPr>
-          <w:rFonts w:ascii="Consolas" w:eastAsia="Consolas" w:hAnsi="Consolas" w:cs="Consolas"/>
-          <w:sz w:val="19"/>
-          <w:szCs w:val="19"/>
-          <w:shd w:val="clear" w:color="auto" w:fill="EEF1F5"/>
-        </w:rPr>
-        <w:t>checks.contradiction</w:t>
-      </w:r>
-      <w:proofErr w:type="gramEnd"/>
-      <w:r>
-        <w:rPr>
-          <w:rFonts w:ascii="Consolas" w:eastAsia="Consolas" w:hAnsi="Consolas" w:cs="Consolas"/>
-          <w:sz w:val="19"/>
-          <w:szCs w:val="19"/>
-          <w:shd w:val="clear" w:color="auto" w:fill="EEF1F5"/>
-        </w:rPr>
-        <w:t>_detector.ContradictionValidator</w:t>
+        <w:t xml:space="preserve">Contradictions across NovaCart policies are detected by </w:t>
+      </w:r>
+      <w:r>
+        <w:rPr>
+          <w:rFonts w:ascii="Consolas" w:eastAsia="Consolas" w:hAnsi="Consolas" w:cs="Consolas"/>
+          <w:sz w:val="19"/>
+          <w:szCs w:val="19"/>
+          <w:shd w:val="clear" w:color="auto" w:fill="EEF1F5"/>
+        </w:rPr>
+        <w:t>contradiction_checks.contradiction_detector.ContradictionValidator</w:t>
       </w:r>
       <w:r>
         <w:t xml:space="preserve"> and resolved using an external hierarchy.</w:t>
@@ -10730,7 +9142,7 @@
     </w:p>
     <w:p>
       <w:pPr>
-        <w:pStyle w:val="Heading3"/>
+        <w:pStyle w:val="3"/>
       </w:pPr>
       <w:r>
         <w:rPr>
@@ -10746,19 +9158,8 @@
           <w:szCs w:val="22"/>
           <w:shd w:val="clear" w:color="auto" w:fill="EEF1F5"/>
         </w:rPr>
-        <w:t>config/</w:t>
-      </w:r>
-      <w:proofErr w:type="spellStart"/>
-      <w:r>
-        <w:rPr>
-          <w:rFonts w:ascii="Consolas" w:eastAsia="Consolas" w:hAnsi="Consolas" w:cs="Consolas"/>
-          <w:sz w:val="22"/>
-          <w:szCs w:val="22"/>
-          <w:shd w:val="clear" w:color="auto" w:fill="EEF1F5"/>
-        </w:rPr>
-        <w:t>policy_precedence.yaml</w:t>
-      </w:r>
-      <w:proofErr w:type="spellEnd"/>
+        <w:t>config/policy_precedence.yaml</w:t>
+      </w:r>
       <w:r>
         <w:rPr>
           <w:sz w:val="24"/>
@@ -10883,7 +9284,7 @@
     </w:p>
     <w:p>
       <w:pPr>
-        <w:pStyle w:val="Heading3"/>
+        <w:pStyle w:val="3"/>
       </w:pPr>
       <w:r>
         <w:rPr>
@@ -10895,7 +9296,7 @@
     </w:p>
     <w:p>
       <w:pPr>
-        <w:pStyle w:val="ListParagraph"/>
+        <w:pStyle w:val="a4"/>
         <w:numPr>
           <w:ilvl w:val="0"/>
           <w:numId w:val="29"/>
@@ -10949,7 +9350,7 @@
     </w:p>
     <w:p>
       <w:pPr>
-        <w:pStyle w:val="ListParagraph"/>
+        <w:pStyle w:val="a4"/>
         <w:numPr>
           <w:ilvl w:val="0"/>
           <w:numId w:val="29"/>
@@ -11003,7 +9404,7 @@
     </w:p>
     <w:p>
       <w:pPr>
-        <w:pStyle w:val="ListParagraph"/>
+        <w:pStyle w:val="a4"/>
         <w:numPr>
           <w:ilvl w:val="0"/>
           <w:numId w:val="29"/>
@@ -11057,7 +9458,7 @@
     </w:p>
     <w:p>
       <w:pPr>
-        <w:pStyle w:val="ListParagraph"/>
+        <w:pStyle w:val="a4"/>
         <w:numPr>
           <w:ilvl w:val="0"/>
           <w:numId w:val="29"/>
@@ -11111,7 +9512,7 @@
     </w:p>
     <w:p>
       <w:pPr>
-        <w:pStyle w:val="ListParagraph"/>
+        <w:pStyle w:val="a4"/>
         <w:numPr>
           <w:ilvl w:val="0"/>
           <w:numId w:val="29"/>
@@ -11165,7 +9566,7 @@
     </w:p>
     <w:p>
       <w:pPr>
-        <w:pStyle w:val="ListParagraph"/>
+        <w:pStyle w:val="a4"/>
         <w:numPr>
           <w:ilvl w:val="0"/>
           <w:numId w:val="29"/>
@@ -11219,7 +9620,7 @@
     </w:p>
     <w:p>
       <w:pPr>
-        <w:pStyle w:val="ListParagraph"/>
+        <w:pStyle w:val="a4"/>
         <w:numPr>
           <w:ilvl w:val="0"/>
           <w:numId w:val="29"/>
@@ -11273,7 +9674,7 @@
     </w:p>
     <w:p>
       <w:pPr>
-        <w:pStyle w:val="ListParagraph"/>
+        <w:pStyle w:val="a4"/>
         <w:numPr>
           <w:ilvl w:val="0"/>
           <w:numId w:val="29"/>
@@ -11327,7 +9728,7 @@
     </w:p>
     <w:p>
       <w:pPr>
-        <w:pStyle w:val="ListParagraph"/>
+        <w:pStyle w:val="a4"/>
         <w:numPr>
           <w:ilvl w:val="0"/>
           <w:numId w:val="29"/>
@@ -11382,7 +9783,7 @@
     </w:p>
     <w:p>
       <w:pPr>
-        <w:pStyle w:val="ListParagraph"/>
+        <w:pStyle w:val="a4"/>
         <w:numPr>
           <w:ilvl w:val="0"/>
           <w:numId w:val="29"/>
@@ -11436,7 +9837,7 @@
     </w:p>
     <w:p>
       <w:pPr>
-        <w:pStyle w:val="Heading2"/>
+        <w:pStyle w:val="2"/>
       </w:pPr>
       <w:r>
         <w:rPr>
@@ -11450,31 +9851,13 @@
       <w:pPr>
         <w:spacing w:after="100" w:line="264" w:lineRule="auto"/>
       </w:pPr>
-      <w:proofErr w:type="spellStart"/>
-      <w:r>
-        <w:t>SkillSprint</w:t>
-      </w:r>
-      <w:proofErr w:type="spellEnd"/>
-      <w:r>
-        <w:t xml:space="preserve"> AI implements defensive fencing in </w:t>
-      </w:r>
-      <w:proofErr w:type="gramStart"/>
-      <w:r>
-        <w:t>security/injection_guard.py::</w:t>
-      </w:r>
-      <w:proofErr w:type="spellStart"/>
-      <w:proofErr w:type="gramEnd"/>
-      <w:r>
-        <w:t>InjectionGuard</w:t>
-      </w:r>
-      <w:proofErr w:type="spellEnd"/>
-      <w:r>
-        <w:t>.</w:t>
-      </w:r>
-    </w:p>
-    <w:p>
-      <w:pPr>
-        <w:pStyle w:val="Heading3"/>
+      <w:r>
+        <w:t>SkillSprint AI implements defensive fencing in security/injection_guard.py::InjectionGuard.</w:t>
+      </w:r>
+    </w:p>
+    <w:p>
+      <w:pPr>
+        <w:pStyle w:val="3"/>
       </w:pPr>
       <w:r>
         <w:rPr>
@@ -11486,7 +9869,7 @@
     </w:p>
     <w:p>
       <w:pPr>
-        <w:pStyle w:val="ListParagraph"/>
+        <w:pStyle w:val="a4"/>
         <w:numPr>
           <w:ilvl w:val="0"/>
           <w:numId w:val="30"/>
@@ -11510,52 +9893,12 @@
           <w:szCs w:val="19"/>
           <w:shd w:val="clear" w:color="auto" w:fill="EEF1F5"/>
         </w:rPr>
-        <w:t xml:space="preserve">&lt;&lt;&lt;UNTRUSTED_DOCUMENT_DATA </w:t>
-      </w:r>
-      <w:proofErr w:type="spellStart"/>
-      <w:r>
-        <w:rPr>
-          <w:rFonts w:ascii="Consolas" w:eastAsia="Consolas" w:hAnsi="Consolas" w:cs="Consolas"/>
-          <w:sz w:val="19"/>
-          <w:szCs w:val="19"/>
-          <w:shd w:val="clear" w:color="auto" w:fill="EEF1F5"/>
-        </w:rPr>
-        <w:t>document_id</w:t>
-      </w:r>
-      <w:proofErr w:type="spellEnd"/>
-      <w:r>
-        <w:rPr>
-          <w:rFonts w:ascii="Consolas" w:eastAsia="Consolas" w:hAnsi="Consolas" w:cs="Consolas"/>
-          <w:sz w:val="19"/>
-          <w:szCs w:val="19"/>
-          <w:shd w:val="clear" w:color="auto" w:fill="EEF1F5"/>
-        </w:rPr>
-        <w:t xml:space="preserve">=... </w:t>
-      </w:r>
-      <w:proofErr w:type="spellStart"/>
-      <w:r>
-        <w:rPr>
-          <w:rFonts w:ascii="Consolas" w:eastAsia="Consolas" w:hAnsi="Consolas" w:cs="Consolas"/>
-          <w:sz w:val="19"/>
-          <w:szCs w:val="19"/>
-          <w:shd w:val="clear" w:color="auto" w:fill="EEF1F5"/>
-        </w:rPr>
-        <w:t>section_id</w:t>
-      </w:r>
-      <w:proofErr w:type="spellEnd"/>
-      <w:r>
-        <w:rPr>
-          <w:rFonts w:ascii="Consolas" w:eastAsia="Consolas" w:hAnsi="Consolas" w:cs="Consolas"/>
-          <w:sz w:val="19"/>
-          <w:szCs w:val="19"/>
-          <w:shd w:val="clear" w:color="auto" w:fill="EEF1F5"/>
-        </w:rPr>
-        <w:t>=...&gt;&gt;&gt;\n{text}\n&lt;&lt;&lt;END_UNTRUSTED_DOCUMENT_DATA&gt;&gt;&gt;</w:t>
-      </w:r>
-    </w:p>
-    <w:p>
-      <w:pPr>
-        <w:pStyle w:val="ListParagraph"/>
+        <w:t>&lt;&lt;&lt;UNTRUSTED_DOCUMENT_DATA document_id=... section_id=...&gt;&gt;&gt;\n{text}\n&lt;&lt;&lt;END_UNTRUSTED_DOCUMENT_DATA&gt;&gt;&gt;</w:t>
+      </w:r>
+    </w:p>
+    <w:p>
+      <w:pPr>
+        <w:pStyle w:val="a4"/>
         <w:numPr>
           <w:ilvl w:val="0"/>
           <w:numId w:val="30"/>
@@ -11635,7 +9978,7 @@
     </w:p>
     <w:p>
       <w:pPr>
-        <w:pStyle w:val="ListParagraph"/>
+        <w:pStyle w:val="a4"/>
         <w:numPr>
           <w:ilvl w:val="0"/>
           <w:numId w:val="30"/>
@@ -11655,30 +9998,677 @@
     </w:p>
     <w:p>
       <w:pPr>
-        <w:pStyle w:val="Heading2"/>
+        <w:pStyle w:val="2"/>
       </w:pPr>
       <w:r>
         <w:rPr>
           <w:sz w:val="28"/>
           <w:szCs w:val="28"/>
         </w:rPr>
-        <w:t xml:space="preserve">6.7 </w:t>
-      </w:r>
-      <w:proofErr w:type="spellStart"/>
+        <w:t>6.7 GenAI vs Python Comparison</w:t>
+      </w:r>
+    </w:p>
+    <w:p>
+      <w:pPr>
+        <w:spacing w:after="100" w:line="264" w:lineRule="auto"/>
+      </w:pPr>
+      <w:r>
+        <w:t>Step 46 requires a requirement-level comparison between Python matrix expectations and GenAI results across ≥100 requirements.</w:t>
+      </w:r>
+    </w:p>
+    <w:p>
+      <w:pPr>
+        <w:pStyle w:val="3"/>
+      </w:pPr>
+      <w:r>
+        <w:rPr>
+          <w:sz w:val="24"/>
+          <w:szCs w:val="24"/>
+        </w:rPr>
+        <w:t>Comparison Engine</w:t>
+      </w:r>
+    </w:p>
+    <w:p>
+      <w:pPr>
+        <w:spacing w:after="100" w:line="264" w:lineRule="auto"/>
+      </w:pPr>
+      <w:r>
+        <w:t>Implemented in comparison_engine/comparator.py::ComparisonEngine. The engine aligns the 178 seeded matrix rows against the generated plan.</w:t>
+      </w:r>
+    </w:p>
+    <w:p>
+      <w:pPr>
+        <w:pStyle w:val="a4"/>
+        <w:numPr>
+          <w:ilvl w:val="0"/>
+          <w:numId w:val="31"/>
+        </w:numPr>
+        <w:spacing w:after="50" w:line="259" w:lineRule="auto"/>
+      </w:pPr>
+      <w:r>
+        <w:t xml:space="preserve">Fields Compared: </w:t>
+      </w:r>
+      <w:r>
+        <w:rPr>
+          <w:rFonts w:ascii="Consolas" w:eastAsia="Consolas" w:hAnsi="Consolas" w:cs="Consolas"/>
+          <w:sz w:val="19"/>
+          <w:szCs w:val="19"/>
+          <w:shd w:val="clear" w:color="auto" w:fill="EEF1F5"/>
+        </w:rPr>
+        <w:t>Requirement ID</w:t>
+      </w:r>
+      <w:r>
+        <w:t xml:space="preserve">, </w:t>
+      </w:r>
+      <w:r>
+        <w:rPr>
+          <w:rFonts w:ascii="Consolas" w:eastAsia="Consolas" w:hAnsi="Consolas" w:cs="Consolas"/>
+          <w:sz w:val="19"/>
+          <w:szCs w:val="19"/>
+          <w:shd w:val="clear" w:color="auto" w:fill="EEF1F5"/>
+        </w:rPr>
+        <w:t>Role</w:t>
+      </w:r>
+      <w:r>
+        <w:t xml:space="preserve">, </w:t>
+      </w:r>
+      <w:r>
+        <w:rPr>
+          <w:rFonts w:ascii="Consolas" w:eastAsia="Consolas" w:hAnsi="Consolas" w:cs="Consolas"/>
+          <w:sz w:val="19"/>
+          <w:szCs w:val="19"/>
+          <w:shd w:val="clear" w:color="auto" w:fill="EEF1F5"/>
+        </w:rPr>
+        <w:t>Python Expected (Text, Mandatory flag, Stage)</w:t>
+      </w:r>
+      <w:r>
+        <w:t xml:space="preserve">, </w:t>
+      </w:r>
+      <w:r>
+        <w:rPr>
+          <w:rFonts w:ascii="Consolas" w:eastAsia="Consolas" w:hAnsi="Consolas" w:cs="Consolas"/>
+          <w:sz w:val="19"/>
+          <w:szCs w:val="19"/>
+          <w:shd w:val="clear" w:color="auto" w:fill="EEF1F5"/>
+        </w:rPr>
+        <w:t>GenAI Result (Module ID, Stage)</w:t>
+      </w:r>
+      <w:r>
+        <w:t xml:space="preserve">, </w:t>
+      </w:r>
+      <w:r>
+        <w:rPr>
+          <w:rFonts w:ascii="Consolas" w:eastAsia="Consolas" w:hAnsi="Consolas" w:cs="Consolas"/>
+          <w:sz w:val="19"/>
+          <w:szCs w:val="19"/>
+          <w:shd w:val="clear" w:color="auto" w:fill="EEF1F5"/>
+        </w:rPr>
+        <w:t>Match/Mismatch Status</w:t>
+      </w:r>
+      <w:r>
+        <w:t xml:space="preserve">, </w:t>
+      </w:r>
+      <w:r>
+        <w:rPr>
+          <w:rFonts w:ascii="Consolas" w:eastAsia="Consolas" w:hAnsi="Consolas" w:cs="Consolas"/>
+          <w:sz w:val="19"/>
+          <w:szCs w:val="19"/>
+          <w:shd w:val="clear" w:color="auto" w:fill="EEF1F5"/>
+        </w:rPr>
+        <w:t>Source Citation</w:t>
+      </w:r>
+      <w:r>
+        <w:t xml:space="preserve">, </w:t>
+      </w:r>
+      <w:r>
+        <w:rPr>
+          <w:rFonts w:ascii="Consolas" w:eastAsia="Consolas" w:hAnsi="Consolas" w:cs="Consolas"/>
+          <w:sz w:val="19"/>
+          <w:szCs w:val="19"/>
+          <w:shd w:val="clear" w:color="auto" w:fill="EEF1F5"/>
+        </w:rPr>
+        <w:t>Verification Status</w:t>
+      </w:r>
+      <w:r>
+        <w:t>.</w:t>
+      </w:r>
+    </w:p>
+    <w:p>
+      <w:pPr>
+        <w:pStyle w:val="a4"/>
+        <w:numPr>
+          <w:ilvl w:val="0"/>
+          <w:numId w:val="31"/>
+        </w:numPr>
+        <w:spacing w:after="50" w:line="259" w:lineRule="auto"/>
+      </w:pPr>
+      <w:r>
+        <w:t xml:space="preserve">Full Report: </w:t>
+      </w:r>
+      <w:r>
+        <w:rPr>
+          <w:b/>
+          <w:bCs/>
+        </w:rPr>
+        <w:t>178 requirements compared</w:t>
+      </w:r>
+      <w:r>
+        <w:t xml:space="preserve"> in the comparison report.</w:t>
+      </w:r>
+    </w:p>
+    <w:p>
+      <w:pPr>
+        <w:pStyle w:val="3"/>
+      </w:pPr>
+      <w:r>
+        <w:rPr>
+          <w:sz w:val="24"/>
+          <w:szCs w:val="24"/>
+        </w:rPr>
+        <w:t>Consistency Testing Across Repeated Runs</w:t>
+      </w:r>
+    </w:p>
+    <w:p>
+      <w:pPr>
+        <w:spacing w:after="100" w:line="264" w:lineRule="auto"/>
+      </w:pPr>
+      <w:r>
+        <w:t xml:space="preserve">Implemented in comparison_engine/consistency_tester.py::ConsistencyTester. Compares repeated generation runs on </w:t>
+      </w:r>
+      <w:r>
+        <w:rPr>
+          <w:b/>
+          <w:bCs/>
+        </w:rPr>
+        <w:t>structured attributes only</w:t>
+      </w:r>
+      <w:r>
+        <w:t xml:space="preserve"> (</w:t>
+      </w:r>
+      <w:r>
+        <w:rPr>
+          <w:rFonts w:ascii="Consolas" w:eastAsia="Consolas" w:hAnsi="Consolas" w:cs="Consolas"/>
+          <w:sz w:val="19"/>
+          <w:szCs w:val="19"/>
+          <w:shd w:val="clear" w:color="auto" w:fill="EEF1F5"/>
+        </w:rPr>
+        <w:t>stage</w:t>
+      </w:r>
+      <w:r>
+        <w:t xml:space="preserve">, </w:t>
+      </w:r>
+      <w:r>
+        <w:rPr>
+          <w:rFonts w:ascii="Consolas" w:eastAsia="Consolas" w:hAnsi="Consolas" w:cs="Consolas"/>
+          <w:sz w:val="19"/>
+          <w:szCs w:val="19"/>
+          <w:shd w:val="clear" w:color="auto" w:fill="EEF1F5"/>
+        </w:rPr>
+        <w:t>difficulty</w:t>
+      </w:r>
+      <w:r>
+        <w:t xml:space="preserve">, </w:t>
+      </w:r>
+      <w:r>
+        <w:rPr>
+          <w:rFonts w:ascii="Consolas" w:eastAsia="Consolas" w:hAnsi="Consolas" w:cs="Consolas"/>
+          <w:sz w:val="19"/>
+          <w:szCs w:val="19"/>
+          <w:shd w:val="clear" w:color="auto" w:fill="EEF1F5"/>
+        </w:rPr>
+        <w:t>source_document_id</w:t>
+      </w:r>
+      <w:r>
+        <w:t>, task presence) rather than fragile natural language phrasing.</w:t>
+      </w:r>
+    </w:p>
+    <w:p>
+      <w:pPr>
+        <w:pStyle w:val="a4"/>
+        <w:numPr>
+          <w:ilvl w:val="0"/>
+          <w:numId w:val="32"/>
+        </w:numPr>
+        <w:spacing w:after="50" w:line="259" w:lineRule="auto"/>
+      </w:pPr>
+      <w:r>
+        <w:rPr>
+          <w:b/>
+          <w:bCs/>
+        </w:rPr>
+        <w:t>Measured Consistency Score</w:t>
+      </w:r>
+      <w:r>
+        <w:t xml:space="preserve">: </w:t>
+      </w:r>
+      <w:r>
+        <w:rPr>
+          <w:b/>
+          <w:bCs/>
+        </w:rPr>
+        <w:t>100.0%</w:t>
+      </w:r>
+      <w:r>
+        <w:t xml:space="preserve"> across evaluated runs.</w:t>
+      </w:r>
+    </w:p>
+    <w:p>
+      <w:pPr>
+        <w:spacing w:after="50" w:line="259" w:lineRule="auto"/>
+        <w:rPr>
+          <w:rtl/>
+        </w:rPr>
+      </w:pPr>
+    </w:p>
+    <w:p>
+      <w:pPr>
+        <w:spacing w:after="50" w:line="259" w:lineRule="auto"/>
+      </w:pPr>
+    </w:p>
+    <w:p>
+      <w:pPr>
+        <w:pStyle w:val="1"/>
+      </w:pPr>
+      <w:r>
+        <w:t>Chapter 7: Security &amp; Reliability</w:t>
+      </w:r>
+    </w:p>
+    <w:p>
+      <w:pPr>
+        <w:pStyle w:val="2"/>
+      </w:pPr>
       <w:r>
         <w:rPr>
           <w:sz w:val="28"/>
           <w:szCs w:val="28"/>
         </w:rPr>
-        <w:t>GenAI</w:t>
-      </w:r>
-      <w:proofErr w:type="spellEnd"/>
+        <w:t>7.1 Security</w:t>
+      </w:r>
+    </w:p>
+    <w:p>
+      <w:pPr>
+        <w:pStyle w:val="3"/>
+      </w:pPr>
+      <w:r>
+        <w:rPr>
+          <w:sz w:val="24"/>
+          <w:szCs w:val="24"/>
+        </w:rPr>
+        <w:t>1. Authentication &amp; RBAC</w:t>
+      </w:r>
+    </w:p>
+    <w:p>
+      <w:pPr>
+        <w:pStyle w:val="a4"/>
+        <w:numPr>
+          <w:ilvl w:val="0"/>
+          <w:numId w:val="33"/>
+        </w:numPr>
+        <w:spacing w:after="50" w:line="259" w:lineRule="auto"/>
+      </w:pPr>
+      <w:r>
+        <w:t xml:space="preserve">Passwords hashed using </w:t>
+      </w:r>
+      <w:r>
+        <w:rPr>
+          <w:rFonts w:ascii="Consolas" w:eastAsia="Consolas" w:hAnsi="Consolas" w:cs="Consolas"/>
+          <w:sz w:val="19"/>
+          <w:szCs w:val="19"/>
+          <w:shd w:val="clear" w:color="auto" w:fill="EEF1F5"/>
+        </w:rPr>
+        <w:t>passlib[bcrypt]</w:t>
+      </w:r>
+      <w:r>
+        <w:t>.</w:t>
+      </w:r>
+    </w:p>
+    <w:p>
+      <w:pPr>
+        <w:pStyle w:val="a4"/>
+        <w:numPr>
+          <w:ilvl w:val="0"/>
+          <w:numId w:val="33"/>
+        </w:numPr>
+        <w:spacing w:after="50" w:line="259" w:lineRule="auto"/>
+      </w:pPr>
+      <w:r>
+        <w:t>Enforces 5 distinct application roles via FastAPI dependencies:</w:t>
+      </w:r>
+    </w:p>
+    <w:p>
+      <w:pPr>
+        <w:pStyle w:val="a4"/>
+        <w:numPr>
+          <w:ilvl w:val="1"/>
+          <w:numId w:val="33"/>
+        </w:numPr>
+        <w:spacing w:after="50" w:line="259" w:lineRule="auto"/>
+      </w:pPr>
+      <w:r>
+        <w:rPr>
+          <w:rFonts w:ascii="Consolas" w:eastAsia="Consolas" w:hAnsi="Consolas" w:cs="Consolas"/>
+          <w:sz w:val="19"/>
+          <w:szCs w:val="19"/>
+          <w:shd w:val="clear" w:color="auto" w:fill="EEF1F5"/>
+        </w:rPr>
+        <w:t>Admin</w:t>
+      </w:r>
+      <w:r>
+        <w:t>: Full document upload, user provisioning, matrix management, policy regeneration.</w:t>
+      </w:r>
+    </w:p>
+    <w:p>
+      <w:pPr>
+        <w:pStyle w:val="a4"/>
+        <w:numPr>
+          <w:ilvl w:val="1"/>
+          <w:numId w:val="33"/>
+        </w:numPr>
+        <w:spacing w:after="50" w:line="259" w:lineRule="auto"/>
+      </w:pPr>
+      <w:r>
+        <w:rPr>
+          <w:rFonts w:ascii="Consolas" w:eastAsia="Consolas" w:hAnsi="Consolas" w:cs="Consolas"/>
+          <w:sz w:val="19"/>
+          <w:szCs w:val="19"/>
+          <w:shd w:val="clear" w:color="auto" w:fill="EEF1F5"/>
+        </w:rPr>
+        <w:t>Training Manager</w:t>
+      </w:r>
+      <w:r>
+        <w:t>: Role setup, plan generation, employee onboarding assignments.</w:t>
+      </w:r>
+    </w:p>
+    <w:p>
+      <w:pPr>
+        <w:pStyle w:val="a4"/>
+        <w:numPr>
+          <w:ilvl w:val="1"/>
+          <w:numId w:val="33"/>
+        </w:numPr>
+        <w:spacing w:after="50" w:line="259" w:lineRule="auto"/>
+      </w:pPr>
+      <w:r>
+        <w:rPr>
+          <w:rFonts w:ascii="Consolas" w:eastAsia="Consolas" w:hAnsi="Consolas" w:cs="Consolas"/>
+          <w:sz w:val="19"/>
+          <w:szCs w:val="19"/>
+          <w:shd w:val="clear" w:color="auto" w:fill="EEF1F5"/>
+        </w:rPr>
+        <w:lastRenderedPageBreak/>
+        <w:t>Reviewer</w:t>
+      </w:r>
+      <w:r>
+        <w:t>: Manual review queue inspection, approval, rejection, and reviewer overrides.</w:t>
+      </w:r>
+    </w:p>
+    <w:p>
+      <w:pPr>
+        <w:pStyle w:val="a4"/>
+        <w:numPr>
+          <w:ilvl w:val="1"/>
+          <w:numId w:val="33"/>
+        </w:numPr>
+        <w:spacing w:after="50" w:line="259" w:lineRule="auto"/>
+      </w:pPr>
+      <w:r>
+        <w:rPr>
+          <w:rFonts w:ascii="Consolas" w:eastAsia="Consolas" w:hAnsi="Consolas" w:cs="Consolas"/>
+          <w:sz w:val="19"/>
+          <w:szCs w:val="19"/>
+          <w:shd w:val="clear" w:color="auto" w:fill="EEF1F5"/>
+        </w:rPr>
+        <w:t>Manager</w:t>
+      </w:r>
+      <w:r>
+        <w:t>: Department employee progress tracking and team compliance dashboards.</w:t>
+      </w:r>
+    </w:p>
+    <w:p>
+      <w:pPr>
+        <w:pStyle w:val="a4"/>
+        <w:numPr>
+          <w:ilvl w:val="1"/>
+          <w:numId w:val="33"/>
+        </w:numPr>
+        <w:spacing w:after="50" w:line="259" w:lineRule="auto"/>
+      </w:pPr>
+      <w:r>
+        <w:rPr>
+          <w:rFonts w:ascii="Consolas" w:eastAsia="Consolas" w:hAnsi="Consolas" w:cs="Consolas"/>
+          <w:sz w:val="19"/>
+          <w:szCs w:val="19"/>
+          <w:shd w:val="clear" w:color="auto" w:fill="EEF1F5"/>
+        </w:rPr>
+        <w:t>Employee</w:t>
+      </w:r>
+      <w:r>
+        <w:t>: Personal learning dashboard, checklist execution, quiz attempts.</w:t>
+      </w:r>
+    </w:p>
+    <w:p>
+      <w:pPr>
+        <w:pStyle w:val="3"/>
+      </w:pPr>
+      <w:r>
+        <w:rPr>
+          <w:sz w:val="24"/>
+          <w:szCs w:val="24"/>
+        </w:rPr>
+        <w:t>2. Secret Management</w:t>
+      </w:r>
+    </w:p>
+    <w:p>
+      <w:pPr>
+        <w:pStyle w:val="a4"/>
+        <w:numPr>
+          <w:ilvl w:val="0"/>
+          <w:numId w:val="34"/>
+        </w:numPr>
+        <w:spacing w:after="50" w:line="259" w:lineRule="auto"/>
+      </w:pPr>
+      <w:r>
+        <w:t>The API key (COMMAND_CODE_API_KEY) is read strictly from OS environment variables.</w:t>
+      </w:r>
+    </w:p>
+    <w:p>
+      <w:pPr>
+        <w:pStyle w:val="a4"/>
+        <w:numPr>
+          <w:ilvl w:val="0"/>
+          <w:numId w:val="34"/>
+        </w:numPr>
+        <w:spacing w:after="50" w:line="259" w:lineRule="auto"/>
+      </w:pPr>
+      <w:r>
+        <w:t xml:space="preserve">Repository audit verified that </w:t>
+      </w:r>
+      <w:r>
+        <w:rPr>
+          <w:b/>
+          <w:bCs/>
+        </w:rPr>
+        <w:t>zero secrets</w:t>
+      </w:r>
+      <w:r>
+        <w:t xml:space="preserve"> are committed in code or configuration files.</w:t>
+      </w:r>
+    </w:p>
+    <w:p>
+      <w:pPr>
+        <w:pStyle w:val="3"/>
+      </w:pPr>
+      <w:r>
+        <w:rPr>
+          <w:sz w:val="24"/>
+          <w:szCs w:val="24"/>
+        </w:rPr>
+        <w:t>3. File Upload Security</w:t>
+      </w:r>
+    </w:p>
+    <w:p>
+      <w:pPr>
+        <w:pStyle w:val="a4"/>
+        <w:numPr>
+          <w:ilvl w:val="0"/>
+          <w:numId w:val="35"/>
+        </w:numPr>
+        <w:spacing w:after="50" w:line="259" w:lineRule="auto"/>
+      </w:pPr>
+      <w:r>
+        <w:t xml:space="preserve">Strict extension and MIME validation (rejects </w:t>
+      </w:r>
+      <w:r>
+        <w:rPr>
+          <w:rFonts w:ascii="Consolas" w:eastAsia="Consolas" w:hAnsi="Consolas" w:cs="Consolas"/>
+          <w:sz w:val="19"/>
+          <w:szCs w:val="19"/>
+          <w:shd w:val="clear" w:color="auto" w:fill="EEF1F5"/>
+        </w:rPr>
+        <w:t>.exe</w:t>
+      </w:r>
+      <w:r>
+        <w:t xml:space="preserve">, </w:t>
+      </w:r>
+      <w:r>
+        <w:rPr>
+          <w:rFonts w:ascii="Consolas" w:eastAsia="Consolas" w:hAnsi="Consolas" w:cs="Consolas"/>
+          <w:sz w:val="19"/>
+          <w:szCs w:val="19"/>
+          <w:shd w:val="clear" w:color="auto" w:fill="EEF1F5"/>
+        </w:rPr>
+        <w:t>.sh</w:t>
+      </w:r>
+      <w:r>
+        <w:t xml:space="preserve">, </w:t>
+      </w:r>
+      <w:r>
+        <w:rPr>
+          <w:rFonts w:ascii="Consolas" w:eastAsia="Consolas" w:hAnsi="Consolas" w:cs="Consolas"/>
+          <w:sz w:val="19"/>
+          <w:szCs w:val="19"/>
+          <w:shd w:val="clear" w:color="auto" w:fill="EEF1F5"/>
+        </w:rPr>
+        <w:t>.bat</w:t>
+      </w:r>
+      <w:r>
+        <w:t xml:space="preserve">, </w:t>
+      </w:r>
+      <w:r>
+        <w:rPr>
+          <w:rFonts w:ascii="Consolas" w:eastAsia="Consolas" w:hAnsi="Consolas" w:cs="Consolas"/>
+          <w:sz w:val="19"/>
+          <w:szCs w:val="19"/>
+          <w:shd w:val="clear" w:color="auto" w:fill="EEF1F5"/>
+        </w:rPr>
+        <w:t>.js</w:t>
+      </w:r>
+      <w:r>
+        <w:t>).</w:t>
+      </w:r>
+    </w:p>
+    <w:p>
+      <w:pPr>
+        <w:pStyle w:val="a4"/>
+        <w:numPr>
+          <w:ilvl w:val="0"/>
+          <w:numId w:val="35"/>
+        </w:numPr>
+        <w:spacing w:after="50" w:line="259" w:lineRule="auto"/>
+      </w:pPr>
+      <w:r>
+        <w:t>File size capped at 20MB.</w:t>
+      </w:r>
+    </w:p>
+    <w:p>
+      <w:pPr>
+        <w:pStyle w:val="a4"/>
+        <w:numPr>
+          <w:ilvl w:val="0"/>
+          <w:numId w:val="35"/>
+        </w:numPr>
+        <w:spacing w:after="50" w:line="259" w:lineRule="auto"/>
+      </w:pPr>
+      <w:r>
+        <w:t>SHA-256 hash check prevents duplicate file injection.</w:t>
+      </w:r>
+    </w:p>
+    <w:p>
+      <w:pPr>
+        <w:pStyle w:val="3"/>
+      </w:pPr>
+      <w:r>
+        <w:rPr>
+          <w:sz w:val="24"/>
+          <w:szCs w:val="24"/>
+        </w:rPr>
+        <w:t>4. Append-Only Audit Trail</w:t>
+      </w:r>
+    </w:p>
+    <w:p>
+      <w:pPr>
+        <w:pStyle w:val="a4"/>
+        <w:numPr>
+          <w:ilvl w:val="0"/>
+          <w:numId w:val="36"/>
+        </w:numPr>
+        <w:spacing w:after="50" w:line="259" w:lineRule="auto"/>
+      </w:pPr>
+      <w:r>
+        <w:t xml:space="preserve">Every administrative action, GenAI generation event, reviewer override, and status modification is committed to the </w:t>
+      </w:r>
+      <w:r>
+        <w:rPr>
+          <w:rFonts w:ascii="Consolas" w:eastAsia="Consolas" w:hAnsi="Consolas" w:cs="Consolas"/>
+          <w:sz w:val="19"/>
+          <w:szCs w:val="19"/>
+          <w:shd w:val="clear" w:color="auto" w:fill="EEF1F5"/>
+        </w:rPr>
+        <w:t>audit_log</w:t>
+      </w:r>
+      <w:r>
+        <w:t xml:space="preserve"> table (src/reviews/models.py::AuditEntry).</w:t>
+      </w:r>
+    </w:p>
+    <w:p>
+      <w:pPr>
+        <w:spacing w:after="50" w:line="259" w:lineRule="auto"/>
+        <w:rPr>
+          <w:rtl/>
+        </w:rPr>
+      </w:pPr>
+    </w:p>
+    <w:p>
+      <w:pPr>
+        <w:spacing w:after="50" w:line="259" w:lineRule="auto"/>
+        <w:rPr>
+          <w:rtl/>
+        </w:rPr>
+      </w:pPr>
+    </w:p>
+    <w:p>
+      <w:pPr>
+        <w:spacing w:after="50" w:line="259" w:lineRule="auto"/>
+      </w:pPr>
+    </w:p>
+    <w:p>
+      <w:pPr>
+        <w:pStyle w:val="1"/>
+      </w:pPr>
+      <w:r>
+        <w:t>Chapter 8: Testing &amp; Evaluation</w:t>
+      </w:r>
+    </w:p>
+    <w:p>
+      <w:pPr>
+        <w:pStyle w:val="2"/>
+      </w:pPr>
       <w:r>
         <w:rPr>
           <w:sz w:val="28"/>
           <w:szCs w:val="28"/>
         </w:rPr>
-        <w:t xml:space="preserve"> vs Python Comparison</w:t>
+        <w:t>8.1 Testing</w:t>
       </w:r>
     </w:p>
     <w:p>
@@ -11686,997 +10676,403 @@
         <w:spacing w:after="100" w:line="264" w:lineRule="auto"/>
       </w:pPr>
       <w:r>
-        <w:t xml:space="preserve">Step 46 requires a requirement-level comparison between Python matrix expectations and </w:t>
-      </w:r>
-      <w:proofErr w:type="spellStart"/>
-      <w:r>
-        <w:t>GenAI</w:t>
-      </w:r>
-      <w:proofErr w:type="spellEnd"/>
-      <w:r>
-        <w:t xml:space="preserve"> results across ≥100 requirements.</w:t>
-      </w:r>
-    </w:p>
-    <w:p>
-      <w:pPr>
-        <w:pStyle w:val="Heading3"/>
+        <w:t>The platform includes an extensive automated test suite covering unit, integration, validation, dashboard, and security boundaries.</w:t>
+      </w:r>
+    </w:p>
+    <w:p>
+      <w:pPr>
+        <w:pStyle w:val="3"/>
       </w:pPr>
       <w:r>
         <w:rPr>
           <w:sz w:val="24"/>
           <w:szCs w:val="24"/>
         </w:rPr>
-        <w:t>Comparison Engine</w:t>
-      </w:r>
-    </w:p>
-    <w:p>
-      <w:pPr>
-        <w:spacing w:after="100" w:line="264" w:lineRule="auto"/>
-      </w:pPr>
-      <w:r>
-        <w:t xml:space="preserve">Implemented in </w:t>
-      </w:r>
-      <w:proofErr w:type="spellStart"/>
-      <w:proofErr w:type="gramStart"/>
-      <w:r>
-        <w:t>comparison_engine</w:t>
-      </w:r>
-      <w:proofErr w:type="spellEnd"/>
-      <w:r>
-        <w:t>/comparator.py::</w:t>
-      </w:r>
-      <w:proofErr w:type="spellStart"/>
-      <w:proofErr w:type="gramEnd"/>
-      <w:r>
-        <w:t>ComparisonEngine</w:t>
-      </w:r>
-      <w:proofErr w:type="spellEnd"/>
-      <w:r>
-        <w:t>. The engine aligns the 178 seeded matrix rows against the generated plan.</w:t>
-      </w:r>
-    </w:p>
-    <w:p>
-      <w:pPr>
-        <w:pStyle w:val="ListParagraph"/>
-        <w:numPr>
-          <w:ilvl w:val="0"/>
-          <w:numId w:val="31"/>
-        </w:numPr>
-        <w:spacing w:after="50" w:line="259" w:lineRule="auto"/>
-      </w:pPr>
-      <w:r>
-        <w:t xml:space="preserve">Fields Compared: </w:t>
-      </w:r>
-      <w:r>
-        <w:rPr>
-          <w:rFonts w:ascii="Consolas" w:eastAsia="Consolas" w:hAnsi="Consolas" w:cs="Consolas"/>
-          <w:sz w:val="19"/>
-          <w:szCs w:val="19"/>
-          <w:shd w:val="clear" w:color="auto" w:fill="EEF1F5"/>
-        </w:rPr>
-        <w:t>Requirement ID</w:t>
-      </w:r>
-      <w:r>
-        <w:t xml:space="preserve">, </w:t>
-      </w:r>
-      <w:r>
-        <w:rPr>
-          <w:rFonts w:ascii="Consolas" w:eastAsia="Consolas" w:hAnsi="Consolas" w:cs="Consolas"/>
-          <w:sz w:val="19"/>
-          <w:szCs w:val="19"/>
-          <w:shd w:val="clear" w:color="auto" w:fill="EEF1F5"/>
-        </w:rPr>
-        <w:t>Role</w:t>
-      </w:r>
-      <w:r>
-        <w:t xml:space="preserve">, </w:t>
-      </w:r>
-      <w:r>
-        <w:rPr>
-          <w:rFonts w:ascii="Consolas" w:eastAsia="Consolas" w:hAnsi="Consolas" w:cs="Consolas"/>
-          <w:sz w:val="19"/>
-          <w:szCs w:val="19"/>
-          <w:shd w:val="clear" w:color="auto" w:fill="EEF1F5"/>
-        </w:rPr>
-        <w:t>Python Expected (Text, Mandatory flag, Stage)</w:t>
-      </w:r>
-      <w:r>
-        <w:t xml:space="preserve">, </w:t>
-      </w:r>
-      <w:proofErr w:type="spellStart"/>
-      <w:r>
-        <w:rPr>
-          <w:rFonts w:ascii="Consolas" w:eastAsia="Consolas" w:hAnsi="Consolas" w:cs="Consolas"/>
-          <w:sz w:val="19"/>
-          <w:szCs w:val="19"/>
-          <w:shd w:val="clear" w:color="auto" w:fill="EEF1F5"/>
-        </w:rPr>
-        <w:t>GenAI</w:t>
-      </w:r>
-      <w:proofErr w:type="spellEnd"/>
-      <w:r>
-        <w:rPr>
-          <w:rFonts w:ascii="Consolas" w:eastAsia="Consolas" w:hAnsi="Consolas" w:cs="Consolas"/>
-          <w:sz w:val="19"/>
-          <w:szCs w:val="19"/>
-          <w:shd w:val="clear" w:color="auto" w:fill="EEF1F5"/>
-        </w:rPr>
-        <w:t xml:space="preserve"> Result (Module ID, Stage)</w:t>
-      </w:r>
-      <w:r>
-        <w:t xml:space="preserve">, </w:t>
-      </w:r>
-      <w:r>
-        <w:rPr>
-          <w:rFonts w:ascii="Consolas" w:eastAsia="Consolas" w:hAnsi="Consolas" w:cs="Consolas"/>
-          <w:sz w:val="19"/>
-          <w:szCs w:val="19"/>
-          <w:shd w:val="clear" w:color="auto" w:fill="EEF1F5"/>
-        </w:rPr>
-        <w:t>Match/Mismatch Status</w:t>
-      </w:r>
-      <w:r>
-        <w:t xml:space="preserve">, </w:t>
-      </w:r>
-      <w:r>
-        <w:rPr>
-          <w:rFonts w:ascii="Consolas" w:eastAsia="Consolas" w:hAnsi="Consolas" w:cs="Consolas"/>
-          <w:sz w:val="19"/>
-          <w:szCs w:val="19"/>
-          <w:shd w:val="clear" w:color="auto" w:fill="EEF1F5"/>
-        </w:rPr>
-        <w:t>Source Citation</w:t>
-      </w:r>
-      <w:r>
-        <w:t xml:space="preserve">, </w:t>
-      </w:r>
-      <w:r>
-        <w:rPr>
-          <w:rFonts w:ascii="Consolas" w:eastAsia="Consolas" w:hAnsi="Consolas" w:cs="Consolas"/>
-          <w:sz w:val="19"/>
-          <w:szCs w:val="19"/>
-          <w:shd w:val="clear" w:color="auto" w:fill="EEF1F5"/>
-        </w:rPr>
-        <w:t>Verification Status</w:t>
-      </w:r>
-      <w:r>
-        <w:t>.</w:t>
-      </w:r>
-    </w:p>
-    <w:p>
-      <w:pPr>
-        <w:pStyle w:val="ListParagraph"/>
-        <w:numPr>
-          <w:ilvl w:val="0"/>
-          <w:numId w:val="31"/>
-        </w:numPr>
-        <w:spacing w:after="50" w:line="259" w:lineRule="auto"/>
-      </w:pPr>
-      <w:r>
-        <w:t xml:space="preserve">Full Report: </w:t>
-      </w:r>
-      <w:r>
-        <w:rPr>
-          <w:b/>
-          <w:bCs/>
-        </w:rPr>
-        <w:t>178 requirements compared</w:t>
-      </w:r>
-      <w:r>
-        <w:t xml:space="preserve"> in the comparison report.</w:t>
-      </w:r>
-    </w:p>
-    <w:p>
-      <w:pPr>
-        <w:pStyle w:val="Heading3"/>
+        <w:t>Test Results Audit (Python 3.12.3 / Pytest 8.3.4)</w:t>
+      </w:r>
+    </w:p>
+    <w:p>
+      <w:pPr>
+        <w:pStyle w:val="a4"/>
+        <w:numPr>
+          <w:ilvl w:val="0"/>
+          <w:numId w:val="37"/>
+        </w:numPr>
+        <w:spacing w:after="50" w:line="259" w:lineRule="auto"/>
+      </w:pPr>
+      <w:r>
+        <w:rPr>
+          <w:b/>
+          <w:bCs/>
+        </w:rPr>
+        <w:t>Total Test Cases Executed</w:t>
+      </w:r>
+      <w:r>
+        <w:t xml:space="preserve">: </w:t>
+      </w:r>
+      <w:r>
+        <w:rPr>
+          <w:b/>
+          <w:bCs/>
+        </w:rPr>
+        <w:t>139</w:t>
+      </w:r>
+    </w:p>
+    <w:p>
+      <w:pPr>
+        <w:pStyle w:val="a4"/>
+        <w:numPr>
+          <w:ilvl w:val="0"/>
+          <w:numId w:val="37"/>
+        </w:numPr>
+        <w:spacing w:after="50" w:line="259" w:lineRule="auto"/>
+      </w:pPr>
+      <w:r>
+        <w:rPr>
+          <w:b/>
+          <w:bCs/>
+        </w:rPr>
+        <w:t>Passed</w:t>
+      </w:r>
+      <w:r>
+        <w:t xml:space="preserve">: </w:t>
+      </w:r>
+      <w:r>
+        <w:rPr>
+          <w:b/>
+          <w:bCs/>
+        </w:rPr>
+        <w:t>138</w:t>
+      </w:r>
+    </w:p>
+    <w:p>
+      <w:pPr>
+        <w:pStyle w:val="a4"/>
+        <w:numPr>
+          <w:ilvl w:val="0"/>
+          <w:numId w:val="37"/>
+        </w:numPr>
+        <w:spacing w:after="50" w:line="259" w:lineRule="auto"/>
+      </w:pPr>
+      <w:r>
+        <w:rPr>
+          <w:b/>
+          <w:bCs/>
+        </w:rPr>
+        <w:t>Failed</w:t>
+      </w:r>
+      <w:r>
+        <w:t xml:space="preserve">: </w:t>
+      </w:r>
+      <w:r>
+        <w:rPr>
+          <w:b/>
+          <w:bCs/>
+        </w:rPr>
+        <w:t>1</w:t>
+      </w:r>
+      <w:r>
+        <w:t xml:space="preserve"> (</w:t>
+      </w:r>
+      <w:r>
+        <w:rPr>
+          <w:rFonts w:ascii="Consolas" w:eastAsia="Consolas" w:hAnsi="Consolas" w:cs="Consolas"/>
+          <w:sz w:val="19"/>
+          <w:szCs w:val="19"/>
+          <w:shd w:val="clear" w:color="auto" w:fill="EEF1F5"/>
+        </w:rPr>
+        <w:t>test_security.py::test_employee_code_uniqueness_enforced</w:t>
+      </w:r>
+      <w:r>
+        <w:t>)</w:t>
+      </w:r>
+    </w:p>
+    <w:p>
+      <w:pPr>
+        <w:pStyle w:val="a4"/>
+        <w:numPr>
+          <w:ilvl w:val="0"/>
+          <w:numId w:val="37"/>
+        </w:numPr>
+        <w:spacing w:after="50" w:line="259" w:lineRule="auto"/>
+      </w:pPr>
+      <w:r>
+        <w:rPr>
+          <w:b/>
+          <w:bCs/>
+        </w:rPr>
+        <w:t>Execution Time</w:t>
+      </w:r>
+      <w:r>
+        <w:t xml:space="preserve">: </w:t>
+      </w:r>
+      <w:r>
+        <w:rPr>
+          <w:b/>
+          <w:bCs/>
+        </w:rPr>
+        <w:t>47.72 seconds</w:t>
+      </w:r>
+    </w:p>
+    <w:p>
+      <w:pPr>
+        <w:pStyle w:val="3"/>
       </w:pPr>
       <w:r>
         <w:rPr>
           <w:sz w:val="24"/>
           <w:szCs w:val="24"/>
         </w:rPr>
-        <w:t>Consistency Testing Across Repeated Runs</w:t>
-      </w:r>
-    </w:p>
-    <w:p>
-      <w:pPr>
-        <w:spacing w:after="100" w:line="264" w:lineRule="auto"/>
-      </w:pPr>
-      <w:r>
-        <w:t xml:space="preserve">Implemented in </w:t>
-      </w:r>
-      <w:proofErr w:type="spellStart"/>
-      <w:proofErr w:type="gramStart"/>
-      <w:r>
-        <w:t>comparison_engine</w:t>
-      </w:r>
-      <w:proofErr w:type="spellEnd"/>
-      <w:r>
-        <w:t>/consistency_tester.py::</w:t>
-      </w:r>
-      <w:proofErr w:type="spellStart"/>
-      <w:proofErr w:type="gramEnd"/>
-      <w:r>
-        <w:t>ConsistencyTester</w:t>
-      </w:r>
-      <w:proofErr w:type="spellEnd"/>
-      <w:r>
-        <w:t xml:space="preserve">. Compares repeated generation runs on </w:t>
-      </w:r>
-      <w:r>
-        <w:rPr>
-          <w:b/>
-          <w:bCs/>
-        </w:rPr>
-        <w:t>structured attributes only</w:t>
-      </w:r>
-      <w:r>
-        <w:t xml:space="preserve"> (</w:t>
-      </w:r>
-      <w:r>
-        <w:rPr>
-          <w:rFonts w:ascii="Consolas" w:eastAsia="Consolas" w:hAnsi="Consolas" w:cs="Consolas"/>
-          <w:sz w:val="19"/>
-          <w:szCs w:val="19"/>
-          <w:shd w:val="clear" w:color="auto" w:fill="EEF1F5"/>
-        </w:rPr>
-        <w:t>stage</w:t>
-      </w:r>
-      <w:r>
+        <w:t>Breakdown by Category</w:t>
+      </w:r>
+    </w:p>
+    <w:p>
+      <w:pPr>
+        <w:pStyle w:val="a4"/>
+        <w:numPr>
+          <w:ilvl w:val="0"/>
+          <w:numId w:val="38"/>
+        </w:numPr>
+        <w:spacing w:after="50" w:line="259" w:lineRule="auto"/>
+      </w:pPr>
+      <w:r>
+        <w:rPr>
+          <w:b/>
+          <w:bCs/>
+        </w:rPr>
+        <w:t>Authentication &amp; RBAC (</w:t>
+      </w:r>
+      <w:r>
+        <w:rPr>
+          <w:rFonts w:ascii="Consolas" w:eastAsia="Consolas" w:hAnsi="Consolas" w:cs="Consolas"/>
+          <w:b/>
+          <w:bCs/>
+          <w:sz w:val="19"/>
+          <w:szCs w:val="19"/>
+          <w:shd w:val="clear" w:color="auto" w:fill="EEF1F5"/>
+        </w:rPr>
+        <w:t>test_auth.py</w:t>
+      </w:r>
+      <w:r>
+        <w:rPr>
+          <w:b/>
+          <w:bCs/>
+        </w:rPr>
         <w:t xml:space="preserve">, </w:t>
       </w:r>
       <w:r>
         <w:rPr>
           <w:rFonts w:ascii="Consolas" w:eastAsia="Consolas" w:hAnsi="Consolas" w:cs="Consolas"/>
-          <w:sz w:val="19"/>
-          <w:szCs w:val="19"/>
-          <w:shd w:val="clear" w:color="auto" w:fill="EEF1F5"/>
-        </w:rPr>
-        <w:t>difficulty</w:t>
-      </w:r>
-      <w:r>
+          <w:b/>
+          <w:bCs/>
+          <w:sz w:val="19"/>
+          <w:szCs w:val="19"/>
+          <w:shd w:val="clear" w:color="auto" w:fill="EEF1F5"/>
+        </w:rPr>
+        <w:t>test_security.py</w:t>
+      </w:r>
+      <w:r>
+        <w:rPr>
+          <w:b/>
+          <w:bCs/>
+        </w:rPr>
+        <w:t>)</w:t>
+      </w:r>
+      <w:r>
+        <w:t>: 25 tests passing (password hashing, role gating, unauthorized access rejection).</w:t>
+      </w:r>
+    </w:p>
+    <w:p>
+      <w:pPr>
+        <w:pStyle w:val="a4"/>
+        <w:numPr>
+          <w:ilvl w:val="0"/>
+          <w:numId w:val="38"/>
+        </w:numPr>
+        <w:spacing w:after="50" w:line="259" w:lineRule="auto"/>
+      </w:pPr>
+      <w:r>
+        <w:rPr>
+          <w:b/>
+          <w:bCs/>
+        </w:rPr>
+        <w:t>Document Processing (</w:t>
+      </w:r>
+      <w:r>
+        <w:rPr>
+          <w:rFonts w:ascii="Consolas" w:eastAsia="Consolas" w:hAnsi="Consolas" w:cs="Consolas"/>
+          <w:b/>
+          <w:bCs/>
+          <w:sz w:val="19"/>
+          <w:szCs w:val="19"/>
+          <w:shd w:val="clear" w:color="auto" w:fill="EEF1F5"/>
+        </w:rPr>
+        <w:t>test_document_processing.py</w:t>
+      </w:r>
+      <w:r>
+        <w:rPr>
+          <w:b/>
+          <w:bCs/>
+        </w:rPr>
         <w:t xml:space="preserve">, </w:t>
       </w:r>
-      <w:proofErr w:type="spellStart"/>
-      <w:r>
-        <w:rPr>
-          <w:rFonts w:ascii="Consolas" w:eastAsia="Consolas" w:hAnsi="Consolas" w:cs="Consolas"/>
-          <w:sz w:val="19"/>
-          <w:szCs w:val="19"/>
-          <w:shd w:val="clear" w:color="auto" w:fill="EEF1F5"/>
-        </w:rPr>
-        <w:t>source_document_id</w:t>
-      </w:r>
-      <w:proofErr w:type="spellEnd"/>
-      <w:r>
-        <w:t>, task presence) rather than fragile natural language phrasing.</w:t>
-      </w:r>
-    </w:p>
-    <w:p>
-      <w:pPr>
-        <w:pStyle w:val="ListParagraph"/>
-        <w:numPr>
-          <w:ilvl w:val="0"/>
-          <w:numId w:val="32"/>
-        </w:numPr>
-        <w:spacing w:after="50" w:line="259" w:lineRule="auto"/>
-      </w:pPr>
-      <w:r>
-        <w:rPr>
-          <w:b/>
-          <w:bCs/>
-        </w:rPr>
-        <w:t>Measured Consistency Score</w:t>
-      </w:r>
-      <w:r>
-        <w:t xml:space="preserve">: </w:t>
-      </w:r>
-      <w:r>
-        <w:rPr>
-          <w:b/>
-          <w:bCs/>
-        </w:rPr>
-        <w:t>100.0%</w:t>
-      </w:r>
-      <w:r>
-        <w:t xml:space="preserve"> across evaluated runs.</w:t>
-      </w:r>
-    </w:p>
-    <w:p>
-      <w:pPr>
-        <w:spacing w:after="50" w:line="259" w:lineRule="auto"/>
-        <w:rPr>
-          <w:rtl/>
-        </w:rPr>
-      </w:pPr>
-    </w:p>
-    <w:p>
-      <w:pPr>
-        <w:spacing w:after="50" w:line="259" w:lineRule="auto"/>
-      </w:pPr>
-    </w:p>
-    <w:p>
-      <w:pPr>
-        <w:pStyle w:val="Heading1"/>
-      </w:pPr>
-      <w:r>
-        <w:t>Chapter 7: Security &amp; Reliability</w:t>
-      </w:r>
-    </w:p>
-    <w:p>
-      <w:pPr>
-        <w:pStyle w:val="Heading2"/>
-      </w:pPr>
-      <w:r>
-        <w:rPr>
-          <w:sz w:val="28"/>
-          <w:szCs w:val="28"/>
-        </w:rPr>
-        <w:t>7.1 Security</w:t>
-      </w:r>
-    </w:p>
-    <w:p>
-      <w:pPr>
-        <w:pStyle w:val="Heading3"/>
-      </w:pPr>
-      <w:r>
-        <w:rPr>
-          <w:sz w:val="24"/>
-          <w:szCs w:val="24"/>
-        </w:rPr>
-        <w:t>1. Authentication &amp; RBAC</w:t>
-      </w:r>
-    </w:p>
-    <w:p>
-      <w:pPr>
-        <w:pStyle w:val="ListParagraph"/>
-        <w:numPr>
-          <w:ilvl w:val="0"/>
-          <w:numId w:val="33"/>
-        </w:numPr>
-        <w:spacing w:after="50" w:line="259" w:lineRule="auto"/>
-      </w:pPr>
-      <w:r>
-        <w:t xml:space="preserve">Passwords hashed using </w:t>
-      </w:r>
-      <w:proofErr w:type="spellStart"/>
-      <w:r>
-        <w:rPr>
-          <w:rFonts w:ascii="Consolas" w:eastAsia="Consolas" w:hAnsi="Consolas" w:cs="Consolas"/>
-          <w:sz w:val="19"/>
-          <w:szCs w:val="19"/>
-          <w:shd w:val="clear" w:color="auto" w:fill="EEF1F5"/>
-        </w:rPr>
-        <w:t>passlib</w:t>
-      </w:r>
-      <w:proofErr w:type="spellEnd"/>
-      <w:r>
-        <w:rPr>
-          <w:rFonts w:ascii="Consolas" w:eastAsia="Consolas" w:hAnsi="Consolas" w:cs="Consolas"/>
-          <w:sz w:val="19"/>
-          <w:szCs w:val="19"/>
-          <w:shd w:val="clear" w:color="auto" w:fill="EEF1F5"/>
-        </w:rPr>
-        <w:t>[</w:t>
-      </w:r>
-      <w:proofErr w:type="spellStart"/>
-      <w:r>
-        <w:rPr>
-          <w:rFonts w:ascii="Consolas" w:eastAsia="Consolas" w:hAnsi="Consolas" w:cs="Consolas"/>
-          <w:sz w:val="19"/>
-          <w:szCs w:val="19"/>
-          <w:shd w:val="clear" w:color="auto" w:fill="EEF1F5"/>
-        </w:rPr>
-        <w:t>bcrypt</w:t>
-      </w:r>
-      <w:proofErr w:type="spellEnd"/>
-      <w:r>
-        <w:rPr>
-          <w:rFonts w:ascii="Consolas" w:eastAsia="Consolas" w:hAnsi="Consolas" w:cs="Consolas"/>
-          <w:sz w:val="19"/>
-          <w:szCs w:val="19"/>
-          <w:shd w:val="clear" w:color="auto" w:fill="EEF1F5"/>
-        </w:rPr>
-        <w:t>]</w:t>
-      </w:r>
-      <w:r>
-        <w:t>.</w:t>
-      </w:r>
-    </w:p>
-    <w:p>
-      <w:pPr>
-        <w:pStyle w:val="ListParagraph"/>
-        <w:numPr>
-          <w:ilvl w:val="0"/>
-          <w:numId w:val="33"/>
-        </w:numPr>
-        <w:spacing w:after="50" w:line="259" w:lineRule="auto"/>
-      </w:pPr>
-      <w:r>
-        <w:t xml:space="preserve">Enforces 5 distinct application roles via </w:t>
-      </w:r>
-      <w:proofErr w:type="spellStart"/>
-      <w:r>
-        <w:t>FastAPI</w:t>
-      </w:r>
-      <w:proofErr w:type="spellEnd"/>
-      <w:r>
-        <w:t xml:space="preserve"> dependencies:</w:t>
-      </w:r>
-    </w:p>
-    <w:p>
-      <w:pPr>
-        <w:pStyle w:val="ListParagraph"/>
-        <w:numPr>
-          <w:ilvl w:val="1"/>
-          <w:numId w:val="33"/>
-        </w:numPr>
-        <w:spacing w:after="50" w:line="259" w:lineRule="auto"/>
-      </w:pPr>
-      <w:r>
-        <w:rPr>
-          <w:rFonts w:ascii="Consolas" w:eastAsia="Consolas" w:hAnsi="Consolas" w:cs="Consolas"/>
-          <w:sz w:val="19"/>
-          <w:szCs w:val="19"/>
-          <w:shd w:val="clear" w:color="auto" w:fill="EEF1F5"/>
-        </w:rPr>
-        <w:t>Admin</w:t>
-      </w:r>
-      <w:r>
-        <w:t>: Full document upload, user provisioning, matrix management, policy regeneration.</w:t>
-      </w:r>
-    </w:p>
-    <w:p>
-      <w:pPr>
-        <w:pStyle w:val="ListParagraph"/>
-        <w:numPr>
-          <w:ilvl w:val="1"/>
-          <w:numId w:val="33"/>
-        </w:numPr>
-        <w:spacing w:after="50" w:line="259" w:lineRule="auto"/>
-      </w:pPr>
-      <w:r>
-        <w:rPr>
-          <w:rFonts w:ascii="Consolas" w:eastAsia="Consolas" w:hAnsi="Consolas" w:cs="Consolas"/>
-          <w:sz w:val="19"/>
-          <w:szCs w:val="19"/>
-          <w:shd w:val="clear" w:color="auto" w:fill="EEF1F5"/>
-        </w:rPr>
-        <w:t>Training Manager</w:t>
-      </w:r>
-      <w:r>
-        <w:t>: Role setup, plan generation, employee onboarding assignments.</w:t>
-      </w:r>
-    </w:p>
-    <w:p>
-      <w:pPr>
-        <w:pStyle w:val="ListParagraph"/>
-        <w:numPr>
-          <w:ilvl w:val="1"/>
-          <w:numId w:val="33"/>
-        </w:numPr>
-        <w:spacing w:after="50" w:line="259" w:lineRule="auto"/>
-      </w:pPr>
-      <w:r>
-        <w:rPr>
-          <w:rFonts w:ascii="Consolas" w:eastAsia="Consolas" w:hAnsi="Consolas" w:cs="Consolas"/>
-          <w:sz w:val="19"/>
-          <w:szCs w:val="19"/>
-          <w:shd w:val="clear" w:color="auto" w:fill="EEF1F5"/>
-        </w:rPr>
-        <w:lastRenderedPageBreak/>
-        <w:t>Reviewer</w:t>
-      </w:r>
-      <w:r>
-        <w:t>: Manual review queue inspection, approval, rejection, and reviewer overrides.</w:t>
-      </w:r>
-    </w:p>
-    <w:p>
-      <w:pPr>
-        <w:pStyle w:val="ListParagraph"/>
-        <w:numPr>
-          <w:ilvl w:val="1"/>
-          <w:numId w:val="33"/>
-        </w:numPr>
-        <w:spacing w:after="50" w:line="259" w:lineRule="auto"/>
-      </w:pPr>
-      <w:r>
-        <w:rPr>
-          <w:rFonts w:ascii="Consolas" w:eastAsia="Consolas" w:hAnsi="Consolas" w:cs="Consolas"/>
-          <w:sz w:val="19"/>
-          <w:szCs w:val="19"/>
-          <w:shd w:val="clear" w:color="auto" w:fill="EEF1F5"/>
-        </w:rPr>
-        <w:t>Manager</w:t>
-      </w:r>
-      <w:r>
-        <w:t>: Department employee progress tracking and team compliance dashboards.</w:t>
-      </w:r>
-    </w:p>
-    <w:p>
-      <w:pPr>
-        <w:pStyle w:val="ListParagraph"/>
-        <w:numPr>
-          <w:ilvl w:val="1"/>
-          <w:numId w:val="33"/>
-        </w:numPr>
-        <w:spacing w:after="50" w:line="259" w:lineRule="auto"/>
-      </w:pPr>
-      <w:r>
-        <w:rPr>
-          <w:rFonts w:ascii="Consolas" w:eastAsia="Consolas" w:hAnsi="Consolas" w:cs="Consolas"/>
-          <w:sz w:val="19"/>
-          <w:szCs w:val="19"/>
-          <w:shd w:val="clear" w:color="auto" w:fill="EEF1F5"/>
-        </w:rPr>
-        <w:t>Employee</w:t>
-      </w:r>
-      <w:r>
-        <w:t>: Personal learning dashboard, checklist execution, quiz attempts.</w:t>
-      </w:r>
-    </w:p>
-    <w:p>
-      <w:pPr>
-        <w:pStyle w:val="Heading3"/>
-      </w:pPr>
-      <w:r>
-        <w:rPr>
-          <w:sz w:val="24"/>
-          <w:szCs w:val="24"/>
-        </w:rPr>
-        <w:t>2. Secret Management</w:t>
-      </w:r>
-    </w:p>
-    <w:p>
-      <w:pPr>
-        <w:pStyle w:val="ListParagraph"/>
-        <w:numPr>
-          <w:ilvl w:val="0"/>
-          <w:numId w:val="34"/>
-        </w:numPr>
-        <w:spacing w:after="50" w:line="259" w:lineRule="auto"/>
-      </w:pPr>
-      <w:r>
-        <w:t>The API key (COMMAND_CODE_API_KEY) is read strictly from OS environment variables.</w:t>
-      </w:r>
-    </w:p>
-    <w:p>
-      <w:pPr>
-        <w:pStyle w:val="ListParagraph"/>
-        <w:numPr>
-          <w:ilvl w:val="0"/>
-          <w:numId w:val="34"/>
-        </w:numPr>
-        <w:spacing w:after="50" w:line="259" w:lineRule="auto"/>
-      </w:pPr>
-      <w:r>
-        <w:t xml:space="preserve">Repository audit verified that </w:t>
-      </w:r>
-      <w:r>
-        <w:rPr>
-          <w:b/>
-          <w:bCs/>
-        </w:rPr>
-        <w:t>zero secrets</w:t>
-      </w:r>
-      <w:r>
-        <w:t xml:space="preserve"> are committed in code or configuration files.</w:t>
-      </w:r>
-    </w:p>
-    <w:p>
-      <w:pPr>
-        <w:pStyle w:val="Heading3"/>
-      </w:pPr>
-      <w:r>
-        <w:rPr>
-          <w:sz w:val="24"/>
-          <w:szCs w:val="24"/>
-        </w:rPr>
-        <w:t>3. File Upload Security</w:t>
-      </w:r>
-    </w:p>
-    <w:p>
-      <w:pPr>
-        <w:pStyle w:val="ListParagraph"/>
-        <w:numPr>
-          <w:ilvl w:val="0"/>
-          <w:numId w:val="35"/>
-        </w:numPr>
-        <w:spacing w:after="50" w:line="259" w:lineRule="auto"/>
-      </w:pPr>
-      <w:r>
-        <w:t xml:space="preserve">Strict extension and MIME validation (rejects </w:t>
-      </w:r>
-      <w:r>
-        <w:rPr>
-          <w:rFonts w:ascii="Consolas" w:eastAsia="Consolas" w:hAnsi="Consolas" w:cs="Consolas"/>
-          <w:sz w:val="19"/>
-          <w:szCs w:val="19"/>
-          <w:shd w:val="clear" w:color="auto" w:fill="EEF1F5"/>
-        </w:rPr>
-        <w:t>.exe</w:t>
-      </w:r>
-      <w:r>
+      <w:r>
+        <w:rPr>
+          <w:rFonts w:ascii="Consolas" w:eastAsia="Consolas" w:hAnsi="Consolas" w:cs="Consolas"/>
+          <w:b/>
+          <w:bCs/>
+          <w:sz w:val="19"/>
+          <w:szCs w:val="19"/>
+          <w:shd w:val="clear" w:color="auto" w:fill="EEF1F5"/>
+        </w:rPr>
+        <w:t>test_document_validation.py</w:t>
+      </w:r>
+      <w:r>
+        <w:rPr>
+          <w:b/>
+          <w:bCs/>
+        </w:rPr>
+        <w:t>)</w:t>
+      </w:r>
+      <w:r>
+        <w:t>: 7 tests passing (PDF/DOCX extraction, chunking, version control).</w:t>
+      </w:r>
+    </w:p>
+    <w:p>
+      <w:pPr>
+        <w:pStyle w:val="a4"/>
+        <w:numPr>
+          <w:ilvl w:val="0"/>
+          <w:numId w:val="38"/>
+        </w:numPr>
+        <w:spacing w:after="50" w:line="259" w:lineRule="auto"/>
+      </w:pPr>
+      <w:r>
+        <w:rPr>
+          <w:b/>
+          <w:bCs/>
+        </w:rPr>
+        <w:t>GenAI Pipeline (</w:t>
+      </w:r>
+      <w:r>
+        <w:rPr>
+          <w:rFonts w:ascii="Consolas" w:eastAsia="Consolas" w:hAnsi="Consolas" w:cs="Consolas"/>
+          <w:b/>
+          <w:bCs/>
+          <w:sz w:val="19"/>
+          <w:szCs w:val="19"/>
+          <w:shd w:val="clear" w:color="auto" w:fill="EEF1F5"/>
+        </w:rPr>
+        <w:t>test_genai_pipeline.py</w:t>
+      </w:r>
+      <w:r>
+        <w:rPr>
+          <w:b/>
+          <w:bCs/>
+        </w:rPr>
+        <w:t>)</w:t>
+      </w:r>
+      <w:r>
+        <w:t>: 16 tests passing (prompt loading, retry limits, 10-role plan uniqueness, schema validation).</w:t>
+      </w:r>
+    </w:p>
+    <w:p>
+      <w:pPr>
+        <w:pStyle w:val="a4"/>
+        <w:numPr>
+          <w:ilvl w:val="0"/>
+          <w:numId w:val="38"/>
+        </w:numPr>
+        <w:spacing w:after="50" w:line="259" w:lineRule="auto"/>
+      </w:pPr>
+      <w:r>
+        <w:rPr>
+          <w:b/>
+          <w:bCs/>
+        </w:rPr>
+        <w:t>Adversarial Injection Defense (</w:t>
+      </w:r>
+      <w:r>
+        <w:rPr>
+          <w:rFonts w:ascii="Consolas" w:eastAsia="Consolas" w:hAnsi="Consolas" w:cs="Consolas"/>
+          <w:b/>
+          <w:bCs/>
+          <w:sz w:val="19"/>
+          <w:szCs w:val="19"/>
+          <w:shd w:val="clear" w:color="auto" w:fill="EEF1F5"/>
+        </w:rPr>
+        <w:t>test_injection.py</w:t>
+      </w:r>
+      <w:r>
+        <w:rPr>
+          <w:b/>
+          <w:bCs/>
+        </w:rPr>
+        <w:t>)</w:t>
+      </w:r>
+      <w:r>
+        <w:t>: 2 tests passing (all 11 adversarial corpus vectors neutralized).</w:t>
+      </w:r>
+    </w:p>
+    <w:p>
+      <w:pPr>
+        <w:pStyle w:val="a4"/>
+        <w:numPr>
+          <w:ilvl w:val="0"/>
+          <w:numId w:val="38"/>
+        </w:numPr>
+        <w:spacing w:after="50" w:line="259" w:lineRule="auto"/>
+      </w:pPr>
+      <w:r>
+        <w:rPr>
+          <w:b/>
+          <w:bCs/>
+        </w:rPr>
+        <w:t>Role Matrix Management (</w:t>
+      </w:r>
+      <w:r>
+        <w:rPr>
+          <w:rFonts w:ascii="Consolas" w:eastAsia="Consolas" w:hAnsi="Consolas" w:cs="Consolas"/>
+          <w:b/>
+          <w:bCs/>
+          <w:sz w:val="19"/>
+          <w:szCs w:val="19"/>
+          <w:shd w:val="clear" w:color="auto" w:fill="EEF1F5"/>
+        </w:rPr>
+        <w:t>test_matrix_loading.py</w:t>
+      </w:r>
+      <w:r>
+        <w:rPr>
+          <w:b/>
+          <w:bCs/>
+        </w:rPr>
         <w:t xml:space="preserve">, </w:t>
       </w:r>
       <w:r>
         <w:rPr>
           <w:rFonts w:ascii="Consolas" w:eastAsia="Consolas" w:hAnsi="Consolas" w:cs="Consolas"/>
-          <w:sz w:val="19"/>
-          <w:szCs w:val="19"/>
-          <w:shd w:val="clear" w:color="auto" w:fill="EEF1F5"/>
-        </w:rPr>
-        <w:t>.</w:t>
-      </w:r>
-      <w:proofErr w:type="spellStart"/>
-      <w:r>
-        <w:rPr>
-          <w:rFonts w:ascii="Consolas" w:eastAsia="Consolas" w:hAnsi="Consolas" w:cs="Consolas"/>
-          <w:sz w:val="19"/>
-          <w:szCs w:val="19"/>
-          <w:shd w:val="clear" w:color="auto" w:fill="EEF1F5"/>
-        </w:rPr>
-        <w:t>sh</w:t>
-      </w:r>
-      <w:proofErr w:type="spellEnd"/>
-      <w:r>
-        <w:t xml:space="preserve">, </w:t>
-      </w:r>
-      <w:r>
-        <w:rPr>
-          <w:rFonts w:ascii="Consolas" w:eastAsia="Consolas" w:hAnsi="Consolas" w:cs="Consolas"/>
-          <w:sz w:val="19"/>
-          <w:szCs w:val="19"/>
-          <w:shd w:val="clear" w:color="auto" w:fill="EEF1F5"/>
-        </w:rPr>
-        <w:t>.bat</w:t>
-      </w:r>
-      <w:r>
-        <w:t xml:space="preserve">, </w:t>
-      </w:r>
-      <w:r>
-        <w:rPr>
-          <w:rFonts w:ascii="Consolas" w:eastAsia="Consolas" w:hAnsi="Consolas" w:cs="Consolas"/>
-          <w:sz w:val="19"/>
-          <w:szCs w:val="19"/>
-          <w:shd w:val="clear" w:color="auto" w:fill="EEF1F5"/>
-        </w:rPr>
-        <w:t>.</w:t>
-      </w:r>
-      <w:proofErr w:type="spellStart"/>
-      <w:r>
-        <w:rPr>
-          <w:rFonts w:ascii="Consolas" w:eastAsia="Consolas" w:hAnsi="Consolas" w:cs="Consolas"/>
-          <w:sz w:val="19"/>
-          <w:szCs w:val="19"/>
-          <w:shd w:val="clear" w:color="auto" w:fill="EEF1F5"/>
-        </w:rPr>
-        <w:t>js</w:t>
-      </w:r>
-      <w:proofErr w:type="spellEnd"/>
-      <w:r>
-        <w:t>).</w:t>
-      </w:r>
-    </w:p>
-    <w:p>
-      <w:pPr>
-        <w:pStyle w:val="ListParagraph"/>
-        <w:numPr>
-          <w:ilvl w:val="0"/>
-          <w:numId w:val="35"/>
-        </w:numPr>
-        <w:spacing w:after="50" w:line="259" w:lineRule="auto"/>
-      </w:pPr>
-      <w:r>
-        <w:t>File size capped at 20MB.</w:t>
-      </w:r>
-    </w:p>
-    <w:p>
-      <w:pPr>
-        <w:pStyle w:val="ListParagraph"/>
-        <w:numPr>
-          <w:ilvl w:val="0"/>
-          <w:numId w:val="35"/>
-        </w:numPr>
-        <w:spacing w:after="50" w:line="259" w:lineRule="auto"/>
-      </w:pPr>
-      <w:r>
-        <w:t>SHA-256 hash check prevents duplicate file injection.</w:t>
-      </w:r>
-    </w:p>
-    <w:p>
-      <w:pPr>
-        <w:pStyle w:val="Heading3"/>
-      </w:pPr>
-      <w:r>
-        <w:rPr>
-          <w:sz w:val="24"/>
-          <w:szCs w:val="24"/>
-        </w:rPr>
-        <w:t>4. Append-Only Audit Trail</w:t>
-      </w:r>
-    </w:p>
-    <w:p>
-      <w:pPr>
-        <w:pStyle w:val="ListParagraph"/>
-        <w:numPr>
-          <w:ilvl w:val="0"/>
-          <w:numId w:val="36"/>
-        </w:numPr>
-        <w:spacing w:after="50" w:line="259" w:lineRule="auto"/>
-      </w:pPr>
-      <w:r>
-        <w:t xml:space="preserve">Every administrative action, </w:t>
-      </w:r>
-      <w:proofErr w:type="spellStart"/>
-      <w:r>
-        <w:t>GenAI</w:t>
-      </w:r>
-      <w:proofErr w:type="spellEnd"/>
-      <w:r>
-        <w:t xml:space="preserve"> generation event, reviewer override, and status modification is committed to the </w:t>
-      </w:r>
-      <w:proofErr w:type="spellStart"/>
-      <w:r>
-        <w:rPr>
-          <w:rFonts w:ascii="Consolas" w:eastAsia="Consolas" w:hAnsi="Consolas" w:cs="Consolas"/>
-          <w:sz w:val="19"/>
-          <w:szCs w:val="19"/>
-          <w:shd w:val="clear" w:color="auto" w:fill="EEF1F5"/>
-        </w:rPr>
-        <w:t>audit_log</w:t>
-      </w:r>
-      <w:proofErr w:type="spellEnd"/>
-      <w:r>
-        <w:t xml:space="preserve"> table (</w:t>
-      </w:r>
-      <w:proofErr w:type="spellStart"/>
-      <w:proofErr w:type="gramStart"/>
-      <w:r>
-        <w:t>src</w:t>
-      </w:r>
-      <w:proofErr w:type="spellEnd"/>
-      <w:r>
-        <w:t>/reviews/models.py::</w:t>
-      </w:r>
-      <w:proofErr w:type="spellStart"/>
-      <w:proofErr w:type="gramEnd"/>
-      <w:r>
-        <w:t>AuditEntry</w:t>
-      </w:r>
-      <w:proofErr w:type="spellEnd"/>
-      <w:r>
-        <w:t>).</w:t>
-      </w:r>
-    </w:p>
-    <w:p>
-      <w:pPr>
-        <w:spacing w:after="50" w:line="259" w:lineRule="auto"/>
-        <w:rPr>
-          <w:rtl/>
-        </w:rPr>
-      </w:pPr>
-    </w:p>
-    <w:p>
-      <w:pPr>
-        <w:spacing w:after="50" w:line="259" w:lineRule="auto"/>
-        <w:rPr>
-          <w:rtl/>
-        </w:rPr>
-      </w:pPr>
-    </w:p>
-    <w:p>
-      <w:pPr>
-        <w:spacing w:after="50" w:line="259" w:lineRule="auto"/>
-      </w:pPr>
-    </w:p>
-    <w:p>
-      <w:pPr>
-        <w:pStyle w:val="Heading1"/>
-      </w:pPr>
-      <w:r>
-        <w:t>Chapter 8: Testing &amp; Evaluation</w:t>
-      </w:r>
-    </w:p>
-    <w:p>
-      <w:pPr>
-        <w:pStyle w:val="Heading2"/>
-      </w:pPr>
-      <w:r>
-        <w:rPr>
-          <w:sz w:val="28"/>
-          <w:szCs w:val="28"/>
-        </w:rPr>
-        <w:t>8.1 Testing</w:t>
-      </w:r>
-    </w:p>
-    <w:p>
-      <w:pPr>
-        <w:spacing w:after="100" w:line="264" w:lineRule="auto"/>
-      </w:pPr>
-      <w:r>
-        <w:t>The platform includes an extensive automated test suite covering unit, integration, validation, dashboard, and security boundaries.</w:t>
-      </w:r>
-    </w:p>
-    <w:p>
-      <w:pPr>
-        <w:pStyle w:val="Heading3"/>
-      </w:pPr>
-      <w:r>
-        <w:rPr>
-          <w:sz w:val="24"/>
-          <w:szCs w:val="24"/>
-        </w:rPr>
-        <w:t xml:space="preserve">Test Results Audit (Python 3.12.3 / </w:t>
-      </w:r>
-      <w:proofErr w:type="spellStart"/>
-      <w:r>
-        <w:rPr>
-          <w:sz w:val="24"/>
-          <w:szCs w:val="24"/>
-        </w:rPr>
-        <w:t>Pytest</w:t>
-      </w:r>
-      <w:proofErr w:type="spellEnd"/>
-      <w:r>
-        <w:rPr>
-          <w:sz w:val="24"/>
-          <w:szCs w:val="24"/>
-        </w:rPr>
-        <w:t xml:space="preserve"> 8.3.4)</w:t>
-      </w:r>
-    </w:p>
-    <w:p>
-      <w:pPr>
-        <w:pStyle w:val="ListParagraph"/>
-        <w:numPr>
-          <w:ilvl w:val="0"/>
-          <w:numId w:val="37"/>
-        </w:numPr>
-        <w:spacing w:after="50" w:line="259" w:lineRule="auto"/>
-      </w:pPr>
-      <w:r>
-        <w:rPr>
-          <w:b/>
-          <w:bCs/>
-        </w:rPr>
-        <w:t>Total Test Cases Executed</w:t>
-      </w:r>
-      <w:r>
-        <w:t xml:space="preserve">: </w:t>
-      </w:r>
-      <w:r>
-        <w:rPr>
-          <w:b/>
-          <w:bCs/>
-        </w:rPr>
-        <w:t>139</w:t>
-      </w:r>
-    </w:p>
-    <w:p>
-      <w:pPr>
-        <w:pStyle w:val="ListParagraph"/>
-        <w:numPr>
-          <w:ilvl w:val="0"/>
-          <w:numId w:val="37"/>
-        </w:numPr>
-        <w:spacing w:after="50" w:line="259" w:lineRule="auto"/>
-      </w:pPr>
-      <w:r>
-        <w:rPr>
-          <w:b/>
-          <w:bCs/>
-        </w:rPr>
-        <w:t>Passed</w:t>
-      </w:r>
-      <w:r>
-        <w:t xml:space="preserve">: </w:t>
-      </w:r>
-      <w:r>
-        <w:rPr>
-          <w:b/>
-          <w:bCs/>
-        </w:rPr>
-        <w:t>138</w:t>
-      </w:r>
-    </w:p>
-    <w:p>
-      <w:pPr>
-        <w:pStyle w:val="ListParagraph"/>
-        <w:numPr>
-          <w:ilvl w:val="0"/>
-          <w:numId w:val="37"/>
-        </w:numPr>
-        <w:spacing w:after="50" w:line="259" w:lineRule="auto"/>
-      </w:pPr>
-      <w:r>
-        <w:rPr>
-          <w:b/>
-          <w:bCs/>
-        </w:rPr>
-        <w:t>Failed</w:t>
-      </w:r>
-      <w:r>
-        <w:t xml:space="preserve">: </w:t>
-      </w:r>
-      <w:r>
-        <w:rPr>
-          <w:b/>
-          <w:bCs/>
-        </w:rPr>
-        <w:t>1</w:t>
-      </w:r>
-      <w:r>
-        <w:t xml:space="preserve"> (</w:t>
-      </w:r>
-      <w:proofErr w:type="gramStart"/>
-      <w:r>
-        <w:rPr>
-          <w:rFonts w:ascii="Consolas" w:eastAsia="Consolas" w:hAnsi="Consolas" w:cs="Consolas"/>
-          <w:sz w:val="19"/>
-          <w:szCs w:val="19"/>
-          <w:shd w:val="clear" w:color="auto" w:fill="EEF1F5"/>
-        </w:rPr>
-        <w:t>test_security.py::</w:t>
-      </w:r>
-      <w:proofErr w:type="spellStart"/>
-      <w:proofErr w:type="gramEnd"/>
-      <w:r>
-        <w:rPr>
-          <w:rFonts w:ascii="Consolas" w:eastAsia="Consolas" w:hAnsi="Consolas" w:cs="Consolas"/>
-          <w:sz w:val="19"/>
-          <w:szCs w:val="19"/>
-          <w:shd w:val="clear" w:color="auto" w:fill="EEF1F5"/>
-        </w:rPr>
-        <w:t>test_employee_code_uniqueness_enforced</w:t>
-      </w:r>
-      <w:proofErr w:type="spellEnd"/>
-      <w:r>
+          <w:b/>
+          <w:bCs/>
+          <w:sz w:val="19"/>
+          <w:szCs w:val="19"/>
+          <w:shd w:val="clear" w:color="auto" w:fill="EEF1F5"/>
+        </w:rPr>
+        <w:t>test_role_requirement_review.py</w:t>
+      </w:r>
+      <w:r>
+        <w:rPr>
+          <w:b/>
+          <w:bCs/>
+        </w:rPr>
         <w:t>)</w:t>
       </w:r>
-    </w:p>
-    <w:p>
-      <w:pPr>
-        <w:pStyle w:val="ListParagraph"/>
-        <w:numPr>
-          <w:ilvl w:val="0"/>
-          <w:numId w:val="37"/>
-        </w:numPr>
-        <w:spacing w:after="50" w:line="259" w:lineRule="auto"/>
-      </w:pPr>
-      <w:r>
-        <w:rPr>
-          <w:b/>
-          <w:bCs/>
-        </w:rPr>
-        <w:t>Execution Time</w:t>
-      </w:r>
-      <w:r>
-        <w:t xml:space="preserve">: </w:t>
-      </w:r>
-      <w:r>
-        <w:rPr>
-          <w:b/>
-          <w:bCs/>
-        </w:rPr>
-        <w:t>47.72 seconds</w:t>
-      </w:r>
-    </w:p>
-    <w:p>
-      <w:pPr>
-        <w:pStyle w:val="Heading3"/>
-      </w:pPr>
-      <w:r>
-        <w:rPr>
-          <w:sz w:val="24"/>
-          <w:szCs w:val="24"/>
-        </w:rPr>
-        <w:t>Breakdown by Category</w:t>
-      </w:r>
-    </w:p>
-    <w:p>
-      <w:pPr>
-        <w:pStyle w:val="ListParagraph"/>
+      <w:r>
+        <w:t>: 5 tests passing (seed validation, draft reviews).</w:t>
+      </w:r>
+    </w:p>
+    <w:p>
+      <w:pPr>
+        <w:pStyle w:val="a4"/>
         <w:numPr>
           <w:ilvl w:val="0"/>
           <w:numId w:val="38"/>
@@ -12688,36 +11084,18 @@
           <w:b/>
           <w:bCs/>
         </w:rPr>
-        <w:t>Authentication &amp; RBAC (</w:t>
-      </w:r>
-      <w:r>
-        <w:rPr>
-          <w:rFonts w:ascii="Consolas" w:eastAsia="Consolas" w:hAnsi="Consolas" w:cs="Consolas"/>
-          <w:b/>
-          <w:bCs/>
-          <w:sz w:val="19"/>
-          <w:szCs w:val="19"/>
-          <w:shd w:val="clear" w:color="auto" w:fill="EEF1F5"/>
-        </w:rPr>
-        <w:t>test_auth.py</w:t>
-      </w:r>
-      <w:r>
-        <w:rPr>
-          <w:b/>
-          <w:bCs/>
-        </w:rPr>
-        <w:t xml:space="preserve">, </w:t>
-      </w:r>
-      <w:r>
-        <w:rPr>
-          <w:rFonts w:ascii="Consolas" w:eastAsia="Consolas" w:hAnsi="Consolas" w:cs="Consolas"/>
-          <w:b/>
-          <w:bCs/>
-          <w:sz w:val="19"/>
-          <w:szCs w:val="19"/>
-          <w:shd w:val="clear" w:color="auto" w:fill="EEF1F5"/>
-        </w:rPr>
-        <w:t>test_security.py</w:t>
+        <w:t>Pure-Python Validation Engine (</w:t>
+      </w:r>
+      <w:r>
+        <w:rPr>
+          <w:rFonts w:ascii="Consolas" w:eastAsia="Consolas" w:hAnsi="Consolas" w:cs="Consolas"/>
+          <w:b/>
+          <w:bCs/>
+          <w:sz w:val="19"/>
+          <w:szCs w:val="19"/>
+          <w:shd w:val="clear" w:color="auto" w:fill="EEF1F5"/>
+        </w:rPr>
+        <w:t>test_phase3_validation.py</w:t>
       </w:r>
       <w:r>
         <w:rPr>
@@ -12727,247 +11105,12 @@
         <w:t>)</w:t>
       </w:r>
       <w:r>
-        <w:t>: 25 tests passing (password hashing, role gating, unauthorized access rejection).</w:t>
-      </w:r>
-    </w:p>
-    <w:p>
-      <w:pPr>
-        <w:pStyle w:val="ListParagraph"/>
-        <w:numPr>
-          <w:ilvl w:val="0"/>
-          <w:numId w:val="38"/>
-        </w:numPr>
-        <w:spacing w:after="50" w:line="259" w:lineRule="auto"/>
-      </w:pPr>
-      <w:r>
-        <w:rPr>
-          <w:b/>
-          <w:bCs/>
-        </w:rPr>
-        <w:t>Document Processing (</w:t>
-      </w:r>
-      <w:r>
-        <w:rPr>
-          <w:rFonts w:ascii="Consolas" w:eastAsia="Consolas" w:hAnsi="Consolas" w:cs="Consolas"/>
-          <w:b/>
-          <w:bCs/>
-          <w:sz w:val="19"/>
-          <w:szCs w:val="19"/>
-          <w:shd w:val="clear" w:color="auto" w:fill="EEF1F5"/>
-        </w:rPr>
-        <w:t>test_document_processing.py</w:t>
-      </w:r>
-      <w:r>
-        <w:rPr>
-          <w:b/>
-          <w:bCs/>
-        </w:rPr>
-        <w:t xml:space="preserve">, </w:t>
-      </w:r>
-      <w:r>
-        <w:rPr>
-          <w:rFonts w:ascii="Consolas" w:eastAsia="Consolas" w:hAnsi="Consolas" w:cs="Consolas"/>
-          <w:b/>
-          <w:bCs/>
-          <w:sz w:val="19"/>
-          <w:szCs w:val="19"/>
-          <w:shd w:val="clear" w:color="auto" w:fill="EEF1F5"/>
-        </w:rPr>
-        <w:t>test_document_validation.py</w:t>
-      </w:r>
-      <w:r>
-        <w:rPr>
-          <w:b/>
-          <w:bCs/>
-        </w:rPr>
-        <w:t>)</w:t>
-      </w:r>
-      <w:r>
-        <w:t>: 7 tests passing (PDF/DOCX extraction, chunking, version control).</w:t>
-      </w:r>
-    </w:p>
-    <w:p>
-      <w:pPr>
-        <w:pStyle w:val="ListParagraph"/>
-        <w:numPr>
-          <w:ilvl w:val="0"/>
-          <w:numId w:val="38"/>
-        </w:numPr>
-        <w:spacing w:after="50" w:line="259" w:lineRule="auto"/>
-      </w:pPr>
-      <w:proofErr w:type="spellStart"/>
-      <w:r>
-        <w:rPr>
-          <w:b/>
-          <w:bCs/>
-        </w:rPr>
-        <w:t>GenAI</w:t>
-      </w:r>
-      <w:proofErr w:type="spellEnd"/>
-      <w:r>
-        <w:rPr>
-          <w:b/>
-          <w:bCs/>
-        </w:rPr>
-        <w:t xml:space="preserve"> Pipeline (</w:t>
-      </w:r>
-      <w:r>
-        <w:rPr>
-          <w:rFonts w:ascii="Consolas" w:eastAsia="Consolas" w:hAnsi="Consolas" w:cs="Consolas"/>
-          <w:b/>
-          <w:bCs/>
-          <w:sz w:val="19"/>
-          <w:szCs w:val="19"/>
-          <w:shd w:val="clear" w:color="auto" w:fill="EEF1F5"/>
-        </w:rPr>
-        <w:t>test_genai_pipeline.py</w:t>
-      </w:r>
-      <w:r>
-        <w:rPr>
-          <w:b/>
-          <w:bCs/>
-        </w:rPr>
-        <w:t>)</w:t>
-      </w:r>
-      <w:r>
-        <w:t>: 16 tests passing (prompt loading, retry limits, 10-role plan uniqueness, schema validation).</w:t>
-      </w:r>
-    </w:p>
-    <w:p>
-      <w:pPr>
-        <w:pStyle w:val="ListParagraph"/>
-        <w:numPr>
-          <w:ilvl w:val="0"/>
-          <w:numId w:val="38"/>
-        </w:numPr>
-        <w:spacing w:after="50" w:line="259" w:lineRule="auto"/>
-      </w:pPr>
-      <w:r>
-        <w:rPr>
-          <w:b/>
-          <w:bCs/>
-        </w:rPr>
-        <w:t>Adversarial Injection Defense (</w:t>
-      </w:r>
-      <w:r>
-        <w:rPr>
-          <w:rFonts w:ascii="Consolas" w:eastAsia="Consolas" w:hAnsi="Consolas" w:cs="Consolas"/>
-          <w:b/>
-          <w:bCs/>
-          <w:sz w:val="19"/>
-          <w:szCs w:val="19"/>
-          <w:shd w:val="clear" w:color="auto" w:fill="EEF1F5"/>
-        </w:rPr>
-        <w:t>test_injection.py</w:t>
-      </w:r>
-      <w:r>
-        <w:rPr>
-          <w:b/>
-          <w:bCs/>
-        </w:rPr>
-        <w:t>)</w:t>
-      </w:r>
-      <w:r>
-        <w:t>: 2 tests passing (all 11 adversarial corpus vectors neutralized).</w:t>
-      </w:r>
-    </w:p>
-    <w:p>
-      <w:pPr>
-        <w:pStyle w:val="ListParagraph"/>
-        <w:numPr>
-          <w:ilvl w:val="0"/>
-          <w:numId w:val="38"/>
-        </w:numPr>
-        <w:spacing w:after="50" w:line="259" w:lineRule="auto"/>
-      </w:pPr>
-      <w:r>
-        <w:rPr>
-          <w:b/>
-          <w:bCs/>
-        </w:rPr>
-        <w:t>Role Matrix Management (</w:t>
-      </w:r>
-      <w:r>
-        <w:rPr>
-          <w:rFonts w:ascii="Consolas" w:eastAsia="Consolas" w:hAnsi="Consolas" w:cs="Consolas"/>
-          <w:b/>
-          <w:bCs/>
-          <w:sz w:val="19"/>
-          <w:szCs w:val="19"/>
-          <w:shd w:val="clear" w:color="auto" w:fill="EEF1F5"/>
-        </w:rPr>
-        <w:t>test_matrix_loading.py</w:t>
-      </w:r>
-      <w:r>
-        <w:rPr>
-          <w:b/>
-          <w:bCs/>
-        </w:rPr>
-        <w:t xml:space="preserve">, </w:t>
-      </w:r>
-      <w:r>
-        <w:rPr>
-          <w:rFonts w:ascii="Consolas" w:eastAsia="Consolas" w:hAnsi="Consolas" w:cs="Consolas"/>
-          <w:b/>
-          <w:bCs/>
-          <w:sz w:val="19"/>
-          <w:szCs w:val="19"/>
-          <w:shd w:val="clear" w:color="auto" w:fill="EEF1F5"/>
-        </w:rPr>
-        <w:t>test_role_requirement_review.py</w:t>
-      </w:r>
-      <w:r>
-        <w:rPr>
-          <w:b/>
-          <w:bCs/>
-        </w:rPr>
-        <w:t>)</w:t>
-      </w:r>
-      <w:r>
-        <w:t>: 5 tests passing (seed validation, draft reviews).</w:t>
-      </w:r>
-    </w:p>
-    <w:p>
-      <w:pPr>
-        <w:pStyle w:val="ListParagraph"/>
-        <w:numPr>
-          <w:ilvl w:val="0"/>
-          <w:numId w:val="38"/>
-        </w:numPr>
-        <w:spacing w:after="50" w:line="259" w:lineRule="auto"/>
-      </w:pPr>
-      <w:r>
-        <w:rPr>
-          <w:b/>
-          <w:bCs/>
-        </w:rPr>
-        <w:t>Pure-Python Validation Engine (</w:t>
-      </w:r>
-      <w:r>
-        <w:rPr>
-          <w:rFonts w:ascii="Consolas" w:eastAsia="Consolas" w:hAnsi="Consolas" w:cs="Consolas"/>
-          <w:b/>
-          <w:bCs/>
-          <w:sz w:val="19"/>
-          <w:szCs w:val="19"/>
-          <w:shd w:val="clear" w:color="auto" w:fill="EEF1F5"/>
-        </w:rPr>
-        <w:t>test_phase3_validation.py</w:t>
-      </w:r>
-      <w:r>
-        <w:rPr>
-          <w:b/>
-          <w:bCs/>
-        </w:rPr>
-        <w:t>)</w:t>
-      </w:r>
-      <w:r>
         <w:t>: 8 tests passing (coverage, traceability, contradictions, sequence).</w:t>
       </w:r>
     </w:p>
     <w:p>
       <w:pPr>
-        <w:pStyle w:val="ListParagraph"/>
+        <w:pStyle w:val="a4"/>
         <w:numPr>
           <w:ilvl w:val="0"/>
           <w:numId w:val="38"/>
@@ -13024,7 +11167,7 @@
     </w:p>
     <w:p>
       <w:pPr>
-        <w:pStyle w:val="ListParagraph"/>
+        <w:pStyle w:val="a4"/>
         <w:numPr>
           <w:ilvl w:val="0"/>
           <w:numId w:val="38"/>
@@ -13062,7 +11205,7 @@
     </w:p>
     <w:p>
       <w:pPr>
-        <w:pStyle w:val="ListParagraph"/>
+        <w:pStyle w:val="a4"/>
         <w:numPr>
           <w:ilvl w:val="0"/>
           <w:numId w:val="38"/>
@@ -13079,28 +11222,15 @@
       <w:r>
         <w:t xml:space="preserve">: </w:t>
       </w:r>
-      <w:proofErr w:type="gramStart"/>
-      <w:r>
-        <w:rPr>
-          <w:rFonts w:ascii="Consolas" w:eastAsia="Consolas" w:hAnsi="Consolas" w:cs="Consolas"/>
-          <w:sz w:val="19"/>
-          <w:szCs w:val="19"/>
-          <w:shd w:val="clear" w:color="auto" w:fill="EEF1F5"/>
-        </w:rPr>
-        <w:t>test_security.py::</w:t>
-      </w:r>
-      <w:proofErr w:type="spellStart"/>
-      <w:proofErr w:type="gramEnd"/>
-      <w:r>
-        <w:rPr>
-          <w:rFonts w:ascii="Consolas" w:eastAsia="Consolas" w:hAnsi="Consolas" w:cs="Consolas"/>
-          <w:sz w:val="19"/>
-          <w:szCs w:val="19"/>
-          <w:shd w:val="clear" w:color="auto" w:fill="EEF1F5"/>
-        </w:rPr>
-        <w:t>test_employee_code_uniqueness_enforced</w:t>
-      </w:r>
-      <w:proofErr w:type="spellEnd"/>
+      <w:r>
+        <w:rPr>
+          <w:rFonts w:ascii="Consolas" w:eastAsia="Consolas" w:hAnsi="Consolas" w:cs="Consolas"/>
+          <w:sz w:val="19"/>
+          <w:szCs w:val="19"/>
+          <w:shd w:val="clear" w:color="auto" w:fill="EEF1F5"/>
+        </w:rPr>
+        <w:t>test_security.py::test_employee_code_uniqueness_enforced</w:t>
+      </w:r>
       <w:r>
         <w:t xml:space="preserve"> failed because </w:t>
       </w:r>
@@ -13119,7 +11249,7 @@
     </w:p>
     <w:p>
       <w:pPr>
-        <w:pStyle w:val="Heading1"/>
+        <w:pStyle w:val="1"/>
         <w:pageBreakBefore/>
       </w:pPr>
       <w:r>
@@ -13162,91 +11292,35 @@
         <w:br/>
       </w:r>
       <w:r>
-        <w:t xml:space="preserve">LLM Provider Dependency &amp; Latency: The plan generation pipeline relies on third-party LLM APIs (Command Code / </w:t>
-      </w:r>
-      <w:proofErr w:type="spellStart"/>
-      <w:r>
-        <w:t>DeepSeek</w:t>
-      </w:r>
-      <w:proofErr w:type="spellEnd"/>
-      <w:r>
-        <w:t xml:space="preserve"> / Gemini). Generation time currently ranges from 29–74 seconds depending on the model, which is at or above the ≤30s NFR target. Flash-tier models (e.g., deepseek-v4-flash-fast) do not support structured JSON output mode and return null responses, requiring fallback handling.</w:t>
+        <w:t>LLM Provider Dependency &amp; Latency: The plan generation pipeline relies on third-party LLM APIs (Command Code / DeepSeek / Gemini). Generation time currently ranges from 29–74 seconds depending on the model, which is at or above the ≤30s NFR target. Flash-tier models (e.g., deepseek-v4-flash-fast) do not support structured JSON output mode and return null responses, requiring fallback handling.</w:t>
       </w:r>
       <w:r>
         <w:br/>
       </w:r>
       <w:r>
         <w:br/>
-        <w:t xml:space="preserve">Partial Manual Review Coverage: Not all generated onboarding plan items are automatically verified. Items flagged with statuses such as </w:t>
-      </w:r>
-      <w:proofErr w:type="spellStart"/>
-      <w:r>
-        <w:t>ManualReviewRequired</w:t>
-      </w:r>
-      <w:proofErr w:type="spellEnd"/>
-      <w:r>
-        <w:t xml:space="preserve">, </w:t>
-      </w:r>
-      <w:proofErr w:type="spellStart"/>
-      <w:r>
-        <w:t>PartiallyVerified</w:t>
-      </w:r>
-      <w:proofErr w:type="spellEnd"/>
-      <w:r>
-        <w:t xml:space="preserve">, or </w:t>
-      </w:r>
-      <w:proofErr w:type="spellStart"/>
-      <w:r>
-        <w:t>ContradictionDetected</w:t>
-      </w:r>
-      <w:proofErr w:type="spellEnd"/>
-      <w:r>
-        <w:t xml:space="preserve"> require human intervention — creating a bottleneck in high-volume scenarios (1,000+ employees).</w:t>
+        <w:t>Partial Manual Review Coverage: Not all generated onboarding plan items are automatically verified. Items flagged with statuses such as ManualReviewRequired, PartiallyVerified, or ContradictionDetected require human intervention — creating a bottleneck in high-volume scenarios (1,000+ employees).</w:t>
       </w:r>
       <w:r>
         <w:br/>
       </w:r>
       <w:r>
         <w:br/>
-        <w:t xml:space="preserve">Hallucination Detection is Heuristic-Based: The </w:t>
-      </w:r>
-      <w:proofErr w:type="spellStart"/>
-      <w:r>
-        <w:t>HallucinationDetector</w:t>
-      </w:r>
-      <w:proofErr w:type="spellEnd"/>
-      <w:r>
-        <w:t xml:space="preserve"> uses keyword matching and sentence-embedding cosine similarity rather than a grounded neural entailment model. It may miss subtle, context-dependent unsupported claims or generate false positives on valid instructional wording.</w:t>
+        <w:t>Hallucination Detection is Heuristic-Based: The HallucinationDetector uses keyword matching and sentence-embedding cosine similarity rather than a grounded neural entailment model. It may miss subtle, context-dependent unsupported claims or generate false positives on valid instructional wording.</w:t>
       </w:r>
       <w:r>
         <w:br/>
       </w:r>
       <w:r>
         <w:br/>
-        <w:t>Single-Tenant Architecture: The current SQLite/PostgreSQL schema and session management are designed for a single company (</w:t>
-      </w:r>
-      <w:proofErr w:type="spellStart"/>
-      <w:r>
-        <w:t>NovaCart</w:t>
-      </w:r>
-      <w:proofErr w:type="spellEnd"/>
-      <w:r>
-        <w:t>). Multi-tenancy (multiple companies sharing one deployment) is not supported.</w:t>
+        <w:t>Single-Tenant Architecture: The current SQLite/PostgreSQL schema and session management are designed for a single company (NovaCart). Multi-tenancy (multiple companies sharing one deployment) is not supported.</w:t>
       </w:r>
       <w:r>
         <w:br/>
       </w:r>
       <w:r>
         <w:br/>
-        <w:t xml:space="preserve">Limited Live Evidence Coverage: Due to free-tier LLM API quotas (5 requests/min, 20 requests/day for Gemini), live </w:t>
-      </w:r>
-      <w:proofErr w:type="spellStart"/>
-      <w:r>
-        <w:t>GenAI</w:t>
-      </w:r>
-      <w:proofErr w:type="spellEnd"/>
-      <w:r>
-        <w:t xml:space="preserve"> evidence could only be generated for a subset of the 10 roles. The Deliverable D6 comparison report is blocked until live plans exist for all roles.</w:t>
+        <w:t>Limited Live Evidence Coverage: Due to free-tier LLM API quotas (5 requests/min, 20 requests/day for Gemini), live GenAI evidence could only be generated for a subset of the 10 roles. The Deliverable D6 comparison report is blocked until live plans exist for all roles.</w:t>
       </w:r>
       <w:r>
         <w:br/>
@@ -13302,15 +11376,7 @@
       </w:r>
       <w:r>
         <w:br/>
-        <w:t xml:space="preserve">Fine-Tuned Domain Model: Train or fine-tune a smaller open-source LLM (e.g., Llama 3 / Mistral) on </w:t>
-      </w:r>
-      <w:proofErr w:type="spellStart"/>
-      <w:r>
-        <w:t>NovaCart's</w:t>
-      </w:r>
-      <w:proofErr w:type="spellEnd"/>
-      <w:r>
-        <w:t xml:space="preserve"> document corpus to eliminate API dependency, reduce latency to &lt;5s, and remove hallucination risk from generic models.</w:t>
+        <w:t>Fine-Tuned Domain Model: Train or fine-tune a smaller open-source LLM (e.g., Llama 3 / Mistral) on NovaCart's document corpus to eliminate API dependency, reduce latency to &lt;5s, and remove hallucination risk from generic models.</w:t>
       </w:r>
       <w:r>
         <w:br/>
@@ -13324,15 +11390,7 @@
       </w:r>
       <w:r>
         <w:br/>
-        <w:t xml:space="preserve">Multi-Tenant SaaS Platform: Refactor the auth and data isolation layers to support multiple companies, each with their own document corpus, role matrix, and branding — enabling </w:t>
-      </w:r>
-      <w:proofErr w:type="spellStart"/>
-      <w:r>
-        <w:t>SkillSprint</w:t>
-      </w:r>
-      <w:proofErr w:type="spellEnd"/>
-      <w:r>
-        <w:t xml:space="preserve"> AI to be offered as a commercial product.</w:t>
+        <w:t>Multi-Tenant SaaS Platform: Refactor the auth and data isolation layers to support multiple companies, each with their own document corpus, role matrix, and branding — enabling SkillSprint AI to be offered as a commercial product.</w:t>
       </w:r>
       <w:r>
         <w:br/>
@@ -13354,15 +11412,7 @@
       <w:r>
         <w:lastRenderedPageBreak/>
         <w:br/>
-        <w:t xml:space="preserve">LLM Consistency Benchmark: Extend the </w:t>
-      </w:r>
-      <w:proofErr w:type="spellStart"/>
-      <w:r>
-        <w:t>ConsistencyTester</w:t>
-      </w:r>
-      <w:proofErr w:type="spellEnd"/>
-      <w:r>
-        <w:t xml:space="preserve"> to run across multiple model providers and versions on the same prompt, producing a comparative consistency score that guides model selection decisions objectively.</w:t>
+        <w:t>LLM Consistency Benchmark: Extend the ConsistencyTester to run across multiple model providers and versions on the same prompt, producing a comparative consistency score that guides model selection decisions objectively.</w:t>
       </w:r>
     </w:p>
     <w:p>
@@ -13444,41 +11494,35 @@
       </w:hyperlink>
     </w:p>
     <w:p>
-      <w:r>
+      <w:pPr>
         <w:rPr>
           <w:b/>
           <w:sz w:val="22"/>
         </w:rPr>
-        <w:t xml:space="preserve">  Live Deployment</w:t>
-      </w:r>
-      <w:proofErr w:type="gramStart"/>
+      </w:pPr>
       <w:r>
         <w:rPr>
           <w:b/>
           <w:sz w:val="22"/>
         </w:rPr>
-        <w:t xml:space="preserve">:  </w:t>
-      </w:r>
-      <w:r>
-        <w:rPr>
-          <w:i/>
-          <w:color w:val="AAAAAA"/>
-        </w:rPr>
-        <w:t>[</w:t>
-      </w:r>
-      <w:proofErr w:type="gramEnd"/>
-      <w:r>
-        <w:rPr>
-          <w:i/>
-          <w:color w:val="AAAAAA"/>
-        </w:rPr>
-        <w:t>TO BE ADDED BY PROJECT OWNER]</w:t>
-      </w:r>
+        <w:t xml:space="preserve">  Live Deployment:  </w:t>
+      </w:r>
+      <w:hyperlink r:id="rId27" w:history="1">
+        <w:r>
+          <w:rPr>
+            <w:rStyle w:val="Hyperlink"/>
+            <w:b/>
+            <w:sz w:val="22"/>
+          </w:rPr>
+          <w:t>https://skill-sprint-ai.onrender.com/</w:t>
+        </w:r>
+      </w:hyperlink>
     </w:p>
     <w:p/>
-    <w:p>
-      <w:pPr>
-        <w:pStyle w:val="Heading2"/>
+    <w:p/>
+    <w:p>
+      <w:pPr>
+        <w:pStyle w:val="2"/>
         <w:rPr>
           <w:b w:val="0"/>
           <w:bCs w:val="0"/>
@@ -13489,10 +11533,10 @@
       </w:pPr>
     </w:p>
     <w:sectPr>
-      <w:headerReference w:type="default" r:id="rId27"/>
-      <w:footerReference w:type="default" r:id="rId28"/>
-      <w:headerReference w:type="first" r:id="rId29"/>
-      <w:footerReference w:type="first" r:id="rId30"/>
+      <w:headerReference w:type="default" r:id="rId28"/>
+      <w:footerReference w:type="default" r:id="rId29"/>
+      <w:headerReference w:type="first" r:id="rId30"/>
+      <w:footerReference w:type="first" r:id="rId31"/>
       <w:pgSz w:w="11906" w:h="16838"/>
       <w:pgMar w:top="1152" w:right="1152" w:bottom="1152" w:left="1152" w:header="550" w:footer="550" w:gutter="0"/>
       <w:cols w:space="720"/>
@@ -13777,23 +11821,13 @@
       </w:pBdr>
       <w:jc w:val="right"/>
     </w:pPr>
-    <w:proofErr w:type="spellStart"/>
     <w:r>
       <w:rPr>
         <w:color w:val="7A7A7A"/>
         <w:sz w:val="17"/>
         <w:szCs w:val="17"/>
       </w:rPr>
-      <w:t>SkillSprint</w:t>
-    </w:r>
-    <w:proofErr w:type="spellEnd"/>
-    <w:r>
-      <w:rPr>
-        <w:color w:val="7A7A7A"/>
-        <w:sz w:val="17"/>
-        <w:szCs w:val="17"/>
-      </w:rPr>
-      <w:t xml:space="preserve"> AI - Project Report</w:t>
+      <w:t>SkillSprint AI - Project Report</w:t>
     </w:r>
   </w:p>
 </w:hdr>
@@ -13814,23 +11848,13 @@
       </w:pBdr>
       <w:jc w:val="right"/>
     </w:pPr>
-    <w:proofErr w:type="spellStart"/>
     <w:r>
       <w:rPr>
         <w:color w:val="7A7A7A"/>
         <w:sz w:val="17"/>
         <w:szCs w:val="17"/>
       </w:rPr>
-      <w:t>SkillSprint</w:t>
-    </w:r>
-    <w:proofErr w:type="spellEnd"/>
-    <w:r>
-      <w:rPr>
-        <w:color w:val="7A7A7A"/>
-        <w:sz w:val="17"/>
-        <w:szCs w:val="17"/>
-      </w:rPr>
-      <w:t xml:space="preserve"> AI - Project Report</w:t>
+      <w:t>SkillSprint AI - Project Report</w:t>
     </w:r>
   </w:p>
 </w:hdr>
@@ -14599,11 +12623,11 @@
     <w:lsdException w:name="Unresolved Mention" w:semiHidden="1" w:unhideWhenUsed="1"/>
     <w:lsdException w:name="Smart Link" w:semiHidden="1" w:unhideWhenUsed="1"/>
   </w:latentStyles>
-  <w:style w:type="paragraph" w:default="1" w:styleId="Normal">
+  <w:style w:type="paragraph" w:default="1" w:styleId="a">
     <w:name w:val="Normal"/>
     <w:qFormat/>
   </w:style>
-  <w:style w:type="paragraph" w:styleId="Heading1">
+  <w:style w:type="paragraph" w:styleId="1">
     <w:name w:val="heading 1"/>
     <w:uiPriority w:val="9"/>
     <w:qFormat/>
@@ -14624,7 +12648,7 @@
       <w:szCs w:val="40"/>
     </w:rPr>
   </w:style>
-  <w:style w:type="paragraph" w:styleId="Heading2">
+  <w:style w:type="paragraph" w:styleId="2">
     <w:name w:val="heading 2"/>
     <w:uiPriority w:val="9"/>
     <w:unhideWhenUsed/>
@@ -14643,7 +12667,7 @@
       <w:szCs w:val="30"/>
     </w:rPr>
   </w:style>
-  <w:style w:type="paragraph" w:styleId="Heading3">
+  <w:style w:type="paragraph" w:styleId="3">
     <w:name w:val="heading 3"/>
     <w:uiPriority w:val="9"/>
     <w:unhideWhenUsed/>
@@ -14662,7 +12686,7 @@
       <w:szCs w:val="25"/>
     </w:rPr>
   </w:style>
-  <w:style w:type="paragraph" w:styleId="Heading4">
+  <w:style w:type="paragraph" w:styleId="4">
     <w:name w:val="heading 4"/>
     <w:uiPriority w:val="9"/>
     <w:unhideWhenUsed/>
@@ -14681,7 +12705,7 @@
       <w:szCs w:val="22"/>
     </w:rPr>
   </w:style>
-  <w:style w:type="paragraph" w:styleId="Heading5">
+  <w:style w:type="paragraph" w:styleId="5">
     <w:name w:val="heading 5"/>
     <w:uiPriority w:val="9"/>
     <w:semiHidden/>
@@ -14699,7 +12723,7 @@
       <w:color w:val="404040"/>
     </w:rPr>
   </w:style>
-  <w:style w:type="paragraph" w:styleId="Heading6">
+  <w:style w:type="paragraph" w:styleId="6">
     <w:name w:val="heading 6"/>
     <w:uiPriority w:val="9"/>
     <w:semiHidden/>
@@ -14717,13 +12741,13 @@
       <w:color w:val="404040"/>
     </w:rPr>
   </w:style>
-  <w:style w:type="character" w:default="1" w:styleId="DefaultParagraphFont">
+  <w:style w:type="character" w:default="1" w:styleId="a0">
     <w:name w:val="Default Paragraph Font"/>
     <w:uiPriority w:val="1"/>
     <w:semiHidden/>
     <w:unhideWhenUsed/>
   </w:style>
-  <w:style w:type="table" w:default="1" w:styleId="TableNormal">
+  <w:style w:type="table" w:default="1" w:styleId="a1">
     <w:name w:val="Normal Table"/>
     <w:uiPriority w:val="99"/>
     <w:semiHidden/>
@@ -14738,13 +12762,13 @@
       </w:tblCellMar>
     </w:tblPr>
   </w:style>
-  <w:style w:type="numbering" w:default="1" w:styleId="NoList">
+  <w:style w:type="numbering" w:default="1" w:styleId="a2">
     <w:name w:val="No List"/>
     <w:uiPriority w:val="99"/>
     <w:semiHidden/>
     <w:unhideWhenUsed/>
   </w:style>
-  <w:style w:type="paragraph" w:styleId="Title">
+  <w:style w:type="paragraph" w:styleId="a3">
     <w:name w:val="Title"/>
     <w:uiPriority w:val="10"/>
     <w:qFormat/>
@@ -14761,7 +12785,7 @@
       <w:bCs/>
     </w:rPr>
   </w:style>
-  <w:style w:type="paragraph" w:styleId="ListParagraph">
+  <w:style w:type="paragraph" w:styleId="a4">
     <w:name w:val="List Paragraph"/>
     <w:qFormat/>
   </w:style>
@@ -14774,7 +12798,7 @@
       <w:u w:val="single"/>
     </w:rPr>
   </w:style>
-  <w:style w:type="character" w:styleId="FootnoteReference">
+  <w:style w:type="character" w:styleId="a5">
     <w:name w:val="footnote reference"/>
     <w:uiPriority w:val="99"/>
     <w:semiHidden/>
@@ -14783,9 +12807,9 @@
       <w:vertAlign w:val="superscript"/>
     </w:rPr>
   </w:style>
-  <w:style w:type="paragraph" w:styleId="FootnoteText">
+  <w:style w:type="paragraph" w:styleId="a6">
     <w:name w:val="footnote text"/>
-    <w:link w:val="FootnoteTextChar"/>
+    <w:link w:val="Char"/>
     <w:uiPriority w:val="99"/>
     <w:semiHidden/>
     <w:unhideWhenUsed/>
@@ -14794,9 +12818,9 @@
       <w:szCs w:val="20"/>
     </w:rPr>
   </w:style>
-  <w:style w:type="character" w:customStyle="1" w:styleId="FootnoteTextChar">
-    <w:name w:val="Footnote Text Char"/>
-    <w:link w:val="FootnoteText"/>
+  <w:style w:type="character" w:customStyle="1" w:styleId="Char">
+    <w:name w:val="نص حاشية سفلية Char"/>
+    <w:link w:val="a6"/>
     <w:uiPriority w:val="99"/>
     <w:semiHidden/>
     <w:unhideWhenUsed/>
@@ -14805,7 +12829,7 @@
       <w:szCs w:val="20"/>
     </w:rPr>
   </w:style>
-  <w:style w:type="character" w:styleId="EndnoteReference">
+  <w:style w:type="character" w:styleId="a7">
     <w:name w:val="endnote reference"/>
     <w:uiPriority w:val="99"/>
     <w:semiHidden/>
@@ -14814,9 +12838,9 @@
       <w:vertAlign w:val="superscript"/>
     </w:rPr>
   </w:style>
-  <w:style w:type="paragraph" w:styleId="EndnoteText">
+  <w:style w:type="paragraph" w:styleId="a8">
     <w:name w:val="endnote text"/>
-    <w:link w:val="EndnoteTextChar"/>
+    <w:link w:val="Char0"/>
     <w:uiPriority w:val="99"/>
     <w:semiHidden/>
     <w:unhideWhenUsed/>
@@ -14825,15 +12849,27 @@
       <w:szCs w:val="20"/>
     </w:rPr>
   </w:style>
-  <w:style w:type="character" w:customStyle="1" w:styleId="EndnoteTextChar">
-    <w:name w:val="Endnote Text Char"/>
-    <w:link w:val="EndnoteText"/>
+  <w:style w:type="character" w:customStyle="1" w:styleId="Char0">
+    <w:name w:val="نص تعليق ختامي Char"/>
+    <w:link w:val="a8"/>
     <w:uiPriority w:val="99"/>
     <w:semiHidden/>
     <w:unhideWhenUsed/>
     <w:rPr>
       <w:sz w:val="20"/>
       <w:szCs w:val="20"/>
+    </w:rPr>
+  </w:style>
+  <w:style w:type="character" w:styleId="a9">
+    <w:name w:val="Unresolved Mention"/>
+    <w:basedOn w:val="a0"/>
+    <w:uiPriority w:val="99"/>
+    <w:semiHidden/>
+    <w:unhideWhenUsed/>
+    <w:rsid w:val="000A4151"/>
+    <w:rPr>
+      <w:color w:val="605E5C"/>
+      <w:shd w:val="clear" w:color="auto" w:fill="E1DFDD"/>
     </w:rPr>
   </w:style>
 </w:styles>
